--- a/work/tfp-papers/out/公共数据开放与城市绿色全要素生产率：基于交错双重差分与异质性稳健估计.docx
+++ b/work/tfp-papers/out/公共数据开放与城市绿色全要素生产率：基于交错双重差分与异质性稳健估计.docx
@@ -103,6 +103,7 @@
     <w:p>
       <w:pPr>
         <w:pStyle w:val="FirstParagraph"/>
+        <w:spacing w:before="0" w:after="0"/>
       </w:pPr>
       <w:r>
         <w:t xml:space="preserve">数据作为新型生产要素，其价值释放的关键在于流通与共享。公共数据是数据资源体系中规模最大、质量最高、外部性最强的组成部分，长期沉淀于各级政府部门的业务系统之中。自2012年上海率先上线政府数据服务网以来，我国地方政府数据开放平台经历了由点及面的扩散过程，截至2023年底，省级与地市级平台合计超过200个。与此同时，绿色低碳转型已成为经济高质量发展的核心命题，绿色全要素生产率因同时刻画期望产出增长与非期望产出约束，成为衡量绿色转型成效的综合指标。公共数据开放能否以及如何提升城市绿色全要素生产率，是评估数据要素市场化配置改革环境绩效的关键问题，也是回答”数据要素如何赋能绿色发展”这一现实关切的重要切入点。</w:t>
@@ -111,6 +112,7 @@
     <w:p>
       <w:pPr>
         <w:pStyle w:val="BodyText"/>
+        <w:spacing w:before="0" w:after="0"/>
       </w:pPr>
       <w:r>
         <w:t xml:space="preserve">与本文相关的研究主要涉及三个方面。其一，公共数据开放的经济效应。方锦程等（2023）</w:t>
@@ -200,6 +202,7 @@
     <w:p>
       <w:pPr>
         <w:pStyle w:val="BodyText"/>
+        <w:spacing w:before="0" w:after="0"/>
       </w:pPr>
       <w:r>
         <w:t xml:space="preserve">梳理已有文献可知，现有研究为理解数据要素的经济价值奠定了基础，但仍存在三方面拓展空间。一是研究对象多集中于经济增长、企业创新与区域协调等维度，公共数据开放的环境绩效尤其是对绿色全要素生产率的影响尚缺乏系统检验。二是既有政策评估多沿用传统的双向固定效应交错双重差分模型，而该估计量在处理效应存在队列异质性与动态演进时可能因”已处理组充当对照组”而产生偏误</w:t>
@@ -217,6 +220,7 @@
     <w:p>
       <w:pPr>
         <w:pStyle w:val="BodyText"/>
+        <w:spacing w:before="0" w:after="0"/>
       </w:pPr>
       <w:r>
         <w:t xml:space="preserve">鉴于此，本文以地方政府数据开放平台的分批上线为准自然实验，基于2011—2023年283个地级及以上城市的面板数据展开研究。相较已有文献，本文的边际贡献在于：第一，将公共数据开放的政策评估拓展至绿色全要素生产率领域，识别了数据要素赋能绿色转型的直接效应与传导渠道；第二，在方法上，先以de Chaisemartin和D’Haultfœuille（2020）</w:t>
@@ -271,6 +275,7 @@
     <w:p>
       <w:pPr>
         <w:pStyle w:val="FirstParagraph"/>
+        <w:spacing w:before="0" w:after="0"/>
       </w:pPr>
       <w:r>
         <w:t xml:space="preserve">公共数据开放通过降低信息获取成本作用于城市绿色全要素生产率，其直接机制体现在三个层面。第一，缓解市场主体的信息约束。政府部门掌握的环境监测、能源消耗、交通运行、市场监管等数据具有权威性与全域性，其无偿开放使企业能够以极低成本获取原本难以获得的宏观环境与市场信息，从而更准确地判断技术改造的收益边界与环保投入的合理规模，减少因信息不完全导致的过度投资或投资不足</w:t>
@@ -297,6 +302,7 @@
     <w:p>
       <w:pPr>
         <w:pStyle w:val="BodyText"/>
+        <w:spacing w:before="0" w:after="0"/>
       </w:pPr>
       <w:r>
         <w:t xml:space="preserve">假设1：公共数据开放能够显著提升城市绿色全要素生产率。</w:t>
@@ -315,6 +321,7 @@
     <w:p>
       <w:pPr>
         <w:pStyle w:val="FirstParagraph"/>
+        <w:spacing w:before="0" w:after="0"/>
       </w:pPr>
       <w:r>
         <w:t xml:space="preserve">要素配置效率的改善是第一条渠道。绿色全要素生产率的提升既来自技术前沿的外推，也来自既有资源在部门与企业之间的重新配置。公共数据开放通过降低搜寻成本与匹配成本，使资本与劳动能够更顺畅地从低效率、高排放部门流向高效率、低排放部门；同时，土地、能源指标等要素的交易信息公开化削弱了地方保护与行政干预的空间，减少了要素价格扭曲</w:t>
@@ -332,6 +339,7 @@
     <w:p>
       <w:pPr>
         <w:pStyle w:val="BodyText"/>
+        <w:spacing w:before="0" w:after="0"/>
       </w:pPr>
       <w:r>
         <w:t xml:space="preserve">绿色技术创新的激励是第二条渠道。开放的公共数据本身构成一种非竞争性、可重复使用的创新投入品。环境监测数据、能耗数据与专利数据的汇聚，一方面降低了企业绿色技术研发中的试错成本与数据采集成本，另一方面为节能环保产业提供了新的应用场景与商业机会，从而提升绿色技术创新的产出弹性</w:t>
@@ -349,6 +357,7 @@
     <w:p>
       <w:pPr>
         <w:pStyle w:val="BodyText"/>
+        <w:spacing w:before="0" w:after="0"/>
       </w:pPr>
       <w:r>
         <w:t xml:space="preserve">环境社会监督的强化是第三条渠道。公共数据开放使公众、媒体与环保组织能够便捷获取污染排放与环境质量信息，显著降低了社会监督的参与门槛。来自外部的声誉压力与来自政府的合规压力形成合力，促使企业将污染治理内化为经营约束，进而在既定产出水平下减少非期望产出</w:t>
@@ -366,6 +375,7 @@
     <w:p>
       <w:pPr>
         <w:pStyle w:val="BodyText"/>
+        <w:spacing w:before="0" w:after="0"/>
       </w:pPr>
       <w:r>
         <w:t xml:space="preserve">假设2：公共数据开放通过提升要素配置效率、激励绿色技术创新与强化环境社会监督三条渠道提升城市绿色全要素生产率。</w:t>
@@ -384,6 +394,7 @@
     <w:p>
       <w:pPr>
         <w:pStyle w:val="FirstParagraph"/>
+        <w:spacing w:before="0" w:after="0"/>
       </w:pPr>
       <w:r>
         <w:t xml:space="preserve">公共数据开放的效应难以被行政边界完全约束。一方面，数据资源的非竞争性与可复制性使一地开放的公共数据能够被邻近城市的企业与研究机构直接调用；另一方面，先行城市在数据治理标准、平台架构与应用场景上的经验会通过政府间学习与企业跨区经营向周边扩散。这意味着未开放城市在一定程度上也会受益于邻近城市的政策实施，若以其作为对照组，将低估政策的真实效应。</w:t>
@@ -392,6 +403,7 @@
     <w:p>
       <w:pPr>
         <w:pStyle w:val="BodyText"/>
+        <w:spacing w:before="0" w:after="0"/>
       </w:pPr>
       <w:r>
         <w:t xml:space="preserve">政策效应的大小还取决于本地条件与数据资源之间的互补程度。数据要素只有与相应的数字基础设施、市场化环境与人力资本相结合才能转化为现实生产力</w:t>
@@ -409,6 +421,7 @@
     <w:p>
       <w:pPr>
         <w:pStyle w:val="BodyText"/>
+        <w:spacing w:before="0" w:after="0"/>
       </w:pPr>
       <w:r>
         <w:t xml:space="preserve">假设3：邻近城市的公共数据开放对本地绿色全要素生产率具有正向溢出效应。</w:t>
@@ -417,6 +430,7 @@
     <w:p>
       <w:pPr>
         <w:pStyle w:val="BodyText"/>
+        <w:spacing w:before="0" w:after="0"/>
       </w:pPr>
       <w:r>
         <w:t xml:space="preserve">假设4：公共数据开放的绿色赋能效应在东部地区、大规模城市与非资源型城市中更为突出。</w:t>
@@ -445,6 +459,7 @@
     <w:p>
       <w:pPr>
         <w:pStyle w:val="FirstParagraph"/>
+        <w:spacing w:before="0" w:after="0"/>
       </w:pPr>
       <w:r>
         <w:t xml:space="preserve">由于各城市数据开放平台的上线时点不同，本文首先构建交错双重差分模型：</w:t>
@@ -453,6 +468,7 @@
     <w:p>
       <w:pPr>
         <w:pStyle w:val="BodyText"/>
+        <w:spacing w:before="0" w:after="0"/>
       </w:pPr>
       <m:oMathPara>
         <m:oMathParaPr>
@@ -651,6 +667,7 @@
     <w:p>
       <w:pPr>
         <w:pStyle w:val="FirstParagraph"/>
+        <w:spacing w:before="0" w:after="0"/>
       </w:pPr>
       <w:r>
         <w:t xml:space="preserve">其中，</w:t>
@@ -822,6 +839,7 @@
     <w:p>
       <w:pPr>
         <w:pStyle w:val="BodyText"/>
+        <w:spacing w:before="0" w:after="0"/>
       </w:pPr>
       <w:r>
         <w:t xml:space="preserve">当处理效应在队列之间存在异质性或随政策实施时长而演进时，式（1）的双向固定效应估计量是各”两组两期”比较的加权平均，其中”已处理组充当对照组”的比较可能获得负权重，从而使估计量偏离因果参数</w:t>
@@ -889,6 +907,7 @@
     <w:p>
       <w:pPr>
         <w:pStyle w:val="BodyText"/>
+        <w:spacing w:before="0" w:after="0"/>
       </w:pPr>
       <m:oMathPara>
         <m:oMathParaPr>
@@ -1068,6 +1087,7 @@
     <w:p>
       <w:pPr>
         <w:pStyle w:val="FirstParagraph"/>
+        <w:spacing w:before="0" w:after="0"/>
       </w:pPr>
       <w:r>
         <w:t xml:space="preserve">若负权重的数量与绝对规模较小，则说明双向固定效应估计量的偏误有限。</w:t>
@@ -1076,6 +1096,7 @@
     <w:p>
       <w:pPr>
         <w:pStyle w:val="BodyText"/>
+        <w:spacing w:before="0" w:after="0"/>
       </w:pPr>
       <w:r>
         <w:t xml:space="preserve">在此基础上，本文采用Sun和Abraham（2021）</w:t>
@@ -1093,6 +1114,7 @@
     <w:p>
       <w:pPr>
         <w:pStyle w:val="BodyText"/>
+        <w:spacing w:before="0" w:after="0"/>
       </w:pPr>
       <m:oMathPara>
         <m:oMathParaPr>
@@ -1351,6 +1373,7 @@
     <w:p>
       <w:pPr>
         <w:pStyle w:val="FirstParagraph"/>
+        <w:spacing w:before="0" w:after="0"/>
       </w:pPr>
       <w:r>
         <w:t xml:space="preserve">其中，</w:t>
@@ -1520,6 +1543,7 @@
     <w:p>
       <w:pPr>
         <w:pStyle w:val="BodyText"/>
+        <w:spacing w:before="0" w:after="0"/>
       </w:pPr>
       <w:r>
         <w:t xml:space="preserve">进一步，本文采用Callaway和Sant’Anna（2021）</w:t>
@@ -1531,7 +1555,7 @@
         <w:t xml:space="preserve">[13]</w:t>
       </w:r>
       <w:r>
-        <w:t xml:space="preserve">的双重稳健估计量识别组时平均处理效应。以从未处理城市为对照组，以</w:t>
+        <w:t xml:space="preserve">的双重稳健估计量识别组时平均处理效应。该估计量以各队列处理前最后一期作为参照期，本文假定不存在预期效应，故参照期为</w:t>
       </w:r>
       <m:oMath>
         <m:r>
@@ -1548,7 +1572,7 @@
         </m:r>
       </m:oMath>
       <w:r>
-        <w:t xml:space="preserve">期为基期，令</w:t>
+        <w:t xml:space="preserve">期；对处理前后的所有时期统一采用该参照期（即固定基期设定），以保证事件研究图中各期系数相互可比。以从未处理城市为对照组，令</w:t>
       </w:r>
       <m:oMath>
         <m:r>
@@ -1637,6 +1661,7 @@
     <w:p>
       <w:pPr>
         <w:pStyle w:val="BodyText"/>
+        <w:spacing w:before="0" w:after="0"/>
       </w:pPr>
       <m:oMathPara>
         <m:oMathParaPr>
@@ -1999,6 +2024,7 @@
     <w:p>
       <w:pPr>
         <w:pStyle w:val="FirstParagraph"/>
+        <w:spacing w:before="0" w:after="0"/>
       </w:pPr>
       <w:r>
         <w:t xml:space="preserve">其中，</w:t>
@@ -2223,6 +2249,7 @@
     <w:p>
       <w:pPr>
         <w:pStyle w:val="BodyText"/>
+        <w:spacing w:before="0" w:after="0"/>
       </w:pPr>
       <w:r>
         <w:t xml:space="preserve">为检验个体处理效应稳定性假设，本文构造邻近城市处理强度变量并纳入模型：</w:t>
@@ -2231,6 +2258,7 @@
     <w:p>
       <w:pPr>
         <w:pStyle w:val="BodyText"/>
+        <w:spacing w:before="0" w:after="0"/>
       </w:pPr>
       <m:oMathPara>
         <m:oMathParaPr>
@@ -2509,6 +2537,7 @@
     <w:p>
       <w:pPr>
         <w:pStyle w:val="FirstParagraph"/>
+        <w:spacing w:before="0" w:after="0"/>
       </w:pPr>
       <w:r>
         <w:t xml:space="preserve">其中，</w:t>
@@ -2556,6 +2585,7 @@
     <w:p>
       <w:pPr>
         <w:pStyle w:val="FirstParagraph"/>
+        <w:spacing w:before="0" w:after="0"/>
       </w:pPr>
       <w:r>
         <w:rPr>
@@ -2599,6 +2629,7 @@
     <w:p>
       <w:pPr>
         <w:pStyle w:val="BodyText"/>
+        <w:spacing w:before="0" w:after="0"/>
       </w:pPr>
       <w:r>
         <w:rPr>
@@ -2624,6 +2655,7 @@
     <w:p>
       <w:pPr>
         <w:pStyle w:val="BodyText"/>
+        <w:spacing w:before="0" w:after="0"/>
       </w:pPr>
       <w:r>
         <w:rPr>
@@ -2669,6 +2701,7 @@
     <w:p>
       <w:pPr>
         <w:pStyle w:val="BodyText"/>
+        <w:spacing w:before="0" w:after="0"/>
       </w:pPr>
       <w:r>
         <w:rPr>
@@ -2773,6 +2806,7 @@
     <w:p>
       <w:pPr>
         <w:pStyle w:val="FirstParagraph"/>
+        <w:spacing w:before="0" w:after="0"/>
       </w:pPr>
       <w:r>
         <w:t xml:space="preserve">本文以2011—2023年中国283个地级及以上城市为研究样本，共计3679个观测值。指标口径与样本结构参照《中国城市统计年鉴》《中国环境统计年鉴》《中国区域经济统计年鉴》以及各地政府数据开放平台的上线记录设定，个别缺失值以线性插值法补齐。主要变量的描述性统计见表1。</w:t>
@@ -2788,21 +2822,28 @@
     </w:p>
     <w:tbl>
       <w:tblPr>
-        <w:tblStyle w:val="Table"/>
         <w:jc w:val="center"/>
         <w:tblLook w:firstRow="1" w:lastRow="0" w:firstColumn="0" w:lastColumn="0" w:noHBand="0" w:noVBand="0" w:val="0020"/>
         <w:tblCaption w:val="表1 主要变量的描述性统计"/>
-        <w:tblW w:w="5000" w:type="pct"/>
-        <w:tblLayout w:type="autofit"/>
+        <w:tblW w:w="8957" w:type="dxa"/>
+        <w:tblLayout w:type="fixed"/>
+        <w:tblBorders>
+          <w:top w:val="single" w:color="000000" w:sz="12" w:space="0"/>
+          <w:left w:val="none" w:color="000000"/>
+          <w:bottom w:val="single" w:color="000000" w:sz="12" w:space="0"/>
+          <w:right w:val="none" w:color="000000"/>
+          <w:insideH w:val="none" w:color="000000"/>
+          <w:insideV w:val="none" w:color="000000"/>
+        </w:tblBorders>
       </w:tblPr>
       <w:tblGrid>
-        <w:gridCol w:w="1131"/>
-        <w:gridCol w:w="1131"/>
-        <w:gridCol w:w="1131"/>
-        <w:gridCol w:w="1131"/>
-        <w:gridCol w:w="1131"/>
-        <w:gridCol w:w="1131"/>
-        <w:gridCol w:w="1131"/>
+        <w:gridCol w:w="2786"/>
+        <w:gridCol w:w="956"/>
+        <w:gridCol w:w="1076"/>
+        <w:gridCol w:w="1061"/>
+        <w:gridCol w:w="956"/>
+        <w:gridCol w:w="1061"/>
+        <w:gridCol w:w="1061"/>
       </w:tblGrid>
       <w:tr>
         <w:trPr>
@@ -2811,7 +2852,15 @@
           <w:tblHeader/>
         </w:trPr>
         <w:tc>
-          <w:tcPr/>
+          <w:tcPr>
+            <w:tcW w:w="2786" w:type="dxa"/>
+            <w:tcBorders>
+              <w:top w:val="single" w:color="000000" w:sz="12" w:space="0"/>
+              <w:bottom w:val="single" w:color="000000" w:sz="6" w:space="0"/>
+              <w:left w:val="none" w:color="000000"/>
+              <w:right w:val="none" w:color="000000"/>
+            </w:tcBorders>
+          </w:tcPr>
           <w:p>
             <w:pPr>
               <w:pStyle w:val="Compact"/>
@@ -2824,7 +2873,15 @@
           </w:p>
         </w:tc>
         <w:tc>
-          <w:tcPr/>
+          <w:tcPr>
+            <w:tcW w:w="956" w:type="dxa"/>
+            <w:tcBorders>
+              <w:top w:val="single" w:color="000000" w:sz="12" w:space="0"/>
+              <w:bottom w:val="single" w:color="000000" w:sz="6" w:space="0"/>
+              <w:left w:val="none" w:color="000000"/>
+              <w:right w:val="none" w:color="000000"/>
+            </w:tcBorders>
+          </w:tcPr>
           <w:p>
             <w:pPr>
               <w:pStyle w:val="Compact"/>
@@ -2837,7 +2894,15 @@
           </w:p>
         </w:tc>
         <w:tc>
-          <w:tcPr/>
+          <w:tcPr>
+            <w:tcW w:w="1076" w:type="dxa"/>
+            <w:tcBorders>
+              <w:top w:val="single" w:color="000000" w:sz="12" w:space="0"/>
+              <w:bottom w:val="single" w:color="000000" w:sz="6" w:space="0"/>
+              <w:left w:val="none" w:color="000000"/>
+              <w:right w:val="none" w:color="000000"/>
+            </w:tcBorders>
+          </w:tcPr>
           <w:p>
             <w:pPr>
               <w:pStyle w:val="Compact"/>
@@ -2850,7 +2915,15 @@
           </w:p>
         </w:tc>
         <w:tc>
-          <w:tcPr/>
+          <w:tcPr>
+            <w:tcW w:w="1061" w:type="dxa"/>
+            <w:tcBorders>
+              <w:top w:val="single" w:color="000000" w:sz="12" w:space="0"/>
+              <w:bottom w:val="single" w:color="000000" w:sz="6" w:space="0"/>
+              <w:left w:val="none" w:color="000000"/>
+              <w:right w:val="none" w:color="000000"/>
+            </w:tcBorders>
+          </w:tcPr>
           <w:p>
             <w:pPr>
               <w:pStyle w:val="Compact"/>
@@ -2863,7 +2936,15 @@
           </w:p>
         </w:tc>
         <w:tc>
-          <w:tcPr/>
+          <w:tcPr>
+            <w:tcW w:w="956" w:type="dxa"/>
+            <w:tcBorders>
+              <w:top w:val="single" w:color="000000" w:sz="12" w:space="0"/>
+              <w:bottom w:val="single" w:color="000000" w:sz="6" w:space="0"/>
+              <w:left w:val="none" w:color="000000"/>
+              <w:right w:val="none" w:color="000000"/>
+            </w:tcBorders>
+          </w:tcPr>
           <w:p>
             <w:pPr>
               <w:pStyle w:val="Compact"/>
@@ -2876,7 +2957,15 @@
           </w:p>
         </w:tc>
         <w:tc>
-          <w:tcPr/>
+          <w:tcPr>
+            <w:tcW w:w="1061" w:type="dxa"/>
+            <w:tcBorders>
+              <w:top w:val="single" w:color="000000" w:sz="12" w:space="0"/>
+              <w:bottom w:val="single" w:color="000000" w:sz="6" w:space="0"/>
+              <w:left w:val="none" w:color="000000"/>
+              <w:right w:val="none" w:color="000000"/>
+            </w:tcBorders>
+          </w:tcPr>
           <w:p>
             <w:pPr>
               <w:pStyle w:val="Compact"/>
@@ -2889,7 +2978,15 @@
           </w:p>
         </w:tc>
         <w:tc>
-          <w:tcPr/>
+          <w:tcPr>
+            <w:tcW w:w="1061" w:type="dxa"/>
+            <w:tcBorders>
+              <w:top w:val="single" w:color="000000" w:sz="12" w:space="0"/>
+              <w:bottom w:val="single" w:color="000000" w:sz="6" w:space="0"/>
+              <w:left w:val="none" w:color="000000"/>
+              <w:right w:val="none" w:color="000000"/>
+            </w:tcBorders>
+          </w:tcPr>
           <w:p>
             <w:pPr>
               <w:pStyle w:val="Compact"/>
@@ -2907,7 +3004,15 @@
           <w:cantSplit/>
         </w:trPr>
         <w:tc>
-          <w:tcPr/>
+          <w:tcPr>
+            <w:tcW w:w="2786" w:type="dxa"/>
+            <w:tcBorders>
+              <w:top w:val="none" w:color="000000"/>
+              <w:bottom w:val="none" w:color="000000"/>
+              <w:left w:val="none" w:color="000000"/>
+              <w:right w:val="none" w:color="000000"/>
+            </w:tcBorders>
+          </w:tcPr>
           <w:p>
             <w:pPr>
               <w:pStyle w:val="Compact"/>
@@ -2920,7 +3025,15 @@
           </w:p>
         </w:tc>
         <w:tc>
-          <w:tcPr/>
+          <w:tcPr>
+            <w:tcW w:w="956" w:type="dxa"/>
+            <w:tcBorders>
+              <w:top w:val="none" w:color="000000"/>
+              <w:bottom w:val="none" w:color="000000"/>
+              <w:left w:val="none" w:color="000000"/>
+              <w:right w:val="none" w:color="000000"/>
+            </w:tcBorders>
+          </w:tcPr>
           <w:p>
             <w:pPr>
               <w:pStyle w:val="Compact"/>
@@ -2937,7 +3050,15 @@
           </w:p>
         </w:tc>
         <w:tc>
-          <w:tcPr/>
+          <w:tcPr>
+            <w:tcW w:w="1076" w:type="dxa"/>
+            <w:tcBorders>
+              <w:top w:val="none" w:color="000000"/>
+              <w:bottom w:val="none" w:color="000000"/>
+              <w:left w:val="none" w:color="000000"/>
+              <w:right w:val="none" w:color="000000"/>
+            </w:tcBorders>
+          </w:tcPr>
           <w:p>
             <w:pPr>
               <w:pStyle w:val="Compact"/>
@@ -2950,7 +3071,15 @@
           </w:p>
         </w:tc>
         <w:tc>
-          <w:tcPr/>
+          <w:tcPr>
+            <w:tcW w:w="1061" w:type="dxa"/>
+            <w:tcBorders>
+              <w:top w:val="none" w:color="000000"/>
+              <w:bottom w:val="none" w:color="000000"/>
+              <w:left w:val="none" w:color="000000"/>
+              <w:right w:val="none" w:color="000000"/>
+            </w:tcBorders>
+          </w:tcPr>
           <w:p>
             <w:pPr>
               <w:pStyle w:val="Compact"/>
@@ -2963,7 +3092,15 @@
           </w:p>
         </w:tc>
         <w:tc>
-          <w:tcPr/>
+          <w:tcPr>
+            <w:tcW w:w="956" w:type="dxa"/>
+            <w:tcBorders>
+              <w:top w:val="none" w:color="000000"/>
+              <w:bottom w:val="none" w:color="000000"/>
+              <w:left w:val="none" w:color="000000"/>
+              <w:right w:val="none" w:color="000000"/>
+            </w:tcBorders>
+          </w:tcPr>
           <w:p>
             <w:pPr>
               <w:pStyle w:val="Compact"/>
@@ -2976,7 +3113,15 @@
           </w:p>
         </w:tc>
         <w:tc>
-          <w:tcPr/>
+          <w:tcPr>
+            <w:tcW w:w="1061" w:type="dxa"/>
+            <w:tcBorders>
+              <w:top w:val="none" w:color="000000"/>
+              <w:bottom w:val="none" w:color="000000"/>
+              <w:left w:val="none" w:color="000000"/>
+              <w:right w:val="none" w:color="000000"/>
+            </w:tcBorders>
+          </w:tcPr>
           <w:p>
             <w:pPr>
               <w:pStyle w:val="Compact"/>
@@ -2989,7 +3134,15 @@
           </w:p>
         </w:tc>
         <w:tc>
-          <w:tcPr/>
+          <w:tcPr>
+            <w:tcW w:w="1061" w:type="dxa"/>
+            <w:tcBorders>
+              <w:top w:val="none" w:color="000000"/>
+              <w:bottom w:val="none" w:color="000000"/>
+              <w:left w:val="none" w:color="000000"/>
+              <w:right w:val="none" w:color="000000"/>
+            </w:tcBorders>
+          </w:tcPr>
           <w:p>
             <w:pPr>
               <w:pStyle w:val="Compact"/>
@@ -3007,7 +3160,15 @@
           <w:cantSplit/>
         </w:trPr>
         <w:tc>
-          <w:tcPr/>
+          <w:tcPr>
+            <w:tcW w:w="2786" w:type="dxa"/>
+            <w:tcBorders>
+              <w:top w:val="none" w:color="000000"/>
+              <w:bottom w:val="none" w:color="000000"/>
+              <w:left w:val="none" w:color="000000"/>
+              <w:right w:val="none" w:color="000000"/>
+            </w:tcBorders>
+          </w:tcPr>
           <w:p>
             <w:pPr>
               <w:pStyle w:val="Compact"/>
@@ -3020,7 +3181,15 @@
           </w:p>
         </w:tc>
         <w:tc>
-          <w:tcPr/>
+          <w:tcPr>
+            <w:tcW w:w="956" w:type="dxa"/>
+            <w:tcBorders>
+              <w:top w:val="none" w:color="000000"/>
+              <w:bottom w:val="none" w:color="000000"/>
+              <w:left w:val="none" w:color="000000"/>
+              <w:right w:val="none" w:color="000000"/>
+            </w:tcBorders>
+          </w:tcPr>
           <w:p>
             <w:pPr>
               <w:pStyle w:val="Compact"/>
@@ -3037,7 +3206,15 @@
           </w:p>
         </w:tc>
         <w:tc>
-          <w:tcPr/>
+          <w:tcPr>
+            <w:tcW w:w="1076" w:type="dxa"/>
+            <w:tcBorders>
+              <w:top w:val="none" w:color="000000"/>
+              <w:bottom w:val="none" w:color="000000"/>
+              <w:left w:val="none" w:color="000000"/>
+              <w:right w:val="none" w:color="000000"/>
+            </w:tcBorders>
+          </w:tcPr>
           <w:p>
             <w:pPr>
               <w:pStyle w:val="Compact"/>
@@ -3050,7 +3227,15 @@
           </w:p>
         </w:tc>
         <w:tc>
-          <w:tcPr/>
+          <w:tcPr>
+            <w:tcW w:w="1061" w:type="dxa"/>
+            <w:tcBorders>
+              <w:top w:val="none" w:color="000000"/>
+              <w:bottom w:val="none" w:color="000000"/>
+              <w:left w:val="none" w:color="000000"/>
+              <w:right w:val="none" w:color="000000"/>
+            </w:tcBorders>
+          </w:tcPr>
           <w:p>
             <w:pPr>
               <w:pStyle w:val="Compact"/>
@@ -3063,7 +3248,15 @@
           </w:p>
         </w:tc>
         <w:tc>
-          <w:tcPr/>
+          <w:tcPr>
+            <w:tcW w:w="956" w:type="dxa"/>
+            <w:tcBorders>
+              <w:top w:val="none" w:color="000000"/>
+              <w:bottom w:val="none" w:color="000000"/>
+              <w:left w:val="none" w:color="000000"/>
+              <w:right w:val="none" w:color="000000"/>
+            </w:tcBorders>
+          </w:tcPr>
           <w:p>
             <w:pPr>
               <w:pStyle w:val="Compact"/>
@@ -3076,7 +3269,15 @@
           </w:p>
         </w:tc>
         <w:tc>
-          <w:tcPr/>
+          <w:tcPr>
+            <w:tcW w:w="1061" w:type="dxa"/>
+            <w:tcBorders>
+              <w:top w:val="none" w:color="000000"/>
+              <w:bottom w:val="none" w:color="000000"/>
+              <w:left w:val="none" w:color="000000"/>
+              <w:right w:val="none" w:color="000000"/>
+            </w:tcBorders>
+          </w:tcPr>
           <w:p>
             <w:pPr>
               <w:pStyle w:val="Compact"/>
@@ -3089,7 +3290,15 @@
           </w:p>
         </w:tc>
         <w:tc>
-          <w:tcPr/>
+          <w:tcPr>
+            <w:tcW w:w="1061" w:type="dxa"/>
+            <w:tcBorders>
+              <w:top w:val="none" w:color="000000"/>
+              <w:bottom w:val="none" w:color="000000"/>
+              <w:left w:val="none" w:color="000000"/>
+              <w:right w:val="none" w:color="000000"/>
+            </w:tcBorders>
+          </w:tcPr>
           <w:p>
             <w:pPr>
               <w:pStyle w:val="Compact"/>
@@ -3107,7 +3316,15 @@
           <w:cantSplit/>
         </w:trPr>
         <w:tc>
-          <w:tcPr/>
+          <w:tcPr>
+            <w:tcW w:w="2786" w:type="dxa"/>
+            <w:tcBorders>
+              <w:top w:val="none" w:color="000000"/>
+              <w:bottom w:val="none" w:color="000000"/>
+              <w:left w:val="none" w:color="000000"/>
+              <w:right w:val="none" w:color="000000"/>
+            </w:tcBorders>
+          </w:tcPr>
           <w:p>
             <w:pPr>
               <w:pStyle w:val="Compact"/>
@@ -3120,7 +3337,15 @@
           </w:p>
         </w:tc>
         <w:tc>
-          <w:tcPr/>
+          <w:tcPr>
+            <w:tcW w:w="956" w:type="dxa"/>
+            <w:tcBorders>
+              <w:top w:val="none" w:color="000000"/>
+              <w:bottom w:val="none" w:color="000000"/>
+              <w:left w:val="none" w:color="000000"/>
+              <w:right w:val="none" w:color="000000"/>
+            </w:tcBorders>
+          </w:tcPr>
           <w:p>
             <w:pPr>
               <w:pStyle w:val="Compact"/>
@@ -3137,7 +3362,15 @@
           </w:p>
         </w:tc>
         <w:tc>
-          <w:tcPr/>
+          <w:tcPr>
+            <w:tcW w:w="1076" w:type="dxa"/>
+            <w:tcBorders>
+              <w:top w:val="none" w:color="000000"/>
+              <w:bottom w:val="none" w:color="000000"/>
+              <w:left w:val="none" w:color="000000"/>
+              <w:right w:val="none" w:color="000000"/>
+            </w:tcBorders>
+          </w:tcPr>
           <w:p>
             <w:pPr>
               <w:pStyle w:val="Compact"/>
@@ -3150,7 +3383,15 @@
           </w:p>
         </w:tc>
         <w:tc>
-          <w:tcPr/>
+          <w:tcPr>
+            <w:tcW w:w="1061" w:type="dxa"/>
+            <w:tcBorders>
+              <w:top w:val="none" w:color="000000"/>
+              <w:bottom w:val="none" w:color="000000"/>
+              <w:left w:val="none" w:color="000000"/>
+              <w:right w:val="none" w:color="000000"/>
+            </w:tcBorders>
+          </w:tcPr>
           <w:p>
             <w:pPr>
               <w:pStyle w:val="Compact"/>
@@ -3163,7 +3404,15 @@
           </w:p>
         </w:tc>
         <w:tc>
-          <w:tcPr/>
+          <w:tcPr>
+            <w:tcW w:w="956" w:type="dxa"/>
+            <w:tcBorders>
+              <w:top w:val="none" w:color="000000"/>
+              <w:bottom w:val="none" w:color="000000"/>
+              <w:left w:val="none" w:color="000000"/>
+              <w:right w:val="none" w:color="000000"/>
+            </w:tcBorders>
+          </w:tcPr>
           <w:p>
             <w:pPr>
               <w:pStyle w:val="Compact"/>
@@ -3176,7 +3425,15 @@
           </w:p>
         </w:tc>
         <w:tc>
-          <w:tcPr/>
+          <w:tcPr>
+            <w:tcW w:w="1061" w:type="dxa"/>
+            <w:tcBorders>
+              <w:top w:val="none" w:color="000000"/>
+              <w:bottom w:val="none" w:color="000000"/>
+              <w:left w:val="none" w:color="000000"/>
+              <w:right w:val="none" w:color="000000"/>
+            </w:tcBorders>
+          </w:tcPr>
           <w:p>
             <w:pPr>
               <w:pStyle w:val="Compact"/>
@@ -3189,7 +3446,15 @@
           </w:p>
         </w:tc>
         <w:tc>
-          <w:tcPr/>
+          <w:tcPr>
+            <w:tcW w:w="1061" w:type="dxa"/>
+            <w:tcBorders>
+              <w:top w:val="none" w:color="000000"/>
+              <w:bottom w:val="none" w:color="000000"/>
+              <w:left w:val="none" w:color="000000"/>
+              <w:right w:val="none" w:color="000000"/>
+            </w:tcBorders>
+          </w:tcPr>
           <w:p>
             <w:pPr>
               <w:pStyle w:val="Compact"/>
@@ -3207,7 +3472,15 @@
           <w:cantSplit/>
         </w:trPr>
         <w:tc>
-          <w:tcPr/>
+          <w:tcPr>
+            <w:tcW w:w="2786" w:type="dxa"/>
+            <w:tcBorders>
+              <w:top w:val="none" w:color="000000"/>
+              <w:bottom w:val="none" w:color="000000"/>
+              <w:left w:val="none" w:color="000000"/>
+              <w:right w:val="none" w:color="000000"/>
+            </w:tcBorders>
+          </w:tcPr>
           <w:p>
             <w:pPr>
               <w:pStyle w:val="Compact"/>
@@ -3220,7 +3493,15 @@
           </w:p>
         </w:tc>
         <w:tc>
-          <w:tcPr/>
+          <w:tcPr>
+            <w:tcW w:w="956" w:type="dxa"/>
+            <w:tcBorders>
+              <w:top w:val="none" w:color="000000"/>
+              <w:bottom w:val="none" w:color="000000"/>
+              <w:left w:val="none" w:color="000000"/>
+              <w:right w:val="none" w:color="000000"/>
+            </w:tcBorders>
+          </w:tcPr>
           <w:p>
             <w:pPr>
               <w:pStyle w:val="Compact"/>
@@ -3237,7 +3518,15 @@
           </w:p>
         </w:tc>
         <w:tc>
-          <w:tcPr/>
+          <w:tcPr>
+            <w:tcW w:w="1076" w:type="dxa"/>
+            <w:tcBorders>
+              <w:top w:val="none" w:color="000000"/>
+              <w:bottom w:val="none" w:color="000000"/>
+              <w:left w:val="none" w:color="000000"/>
+              <w:right w:val="none" w:color="000000"/>
+            </w:tcBorders>
+          </w:tcPr>
           <w:p>
             <w:pPr>
               <w:pStyle w:val="Compact"/>
@@ -3250,7 +3539,15 @@
           </w:p>
         </w:tc>
         <w:tc>
-          <w:tcPr/>
+          <w:tcPr>
+            <w:tcW w:w="1061" w:type="dxa"/>
+            <w:tcBorders>
+              <w:top w:val="none" w:color="000000"/>
+              <w:bottom w:val="none" w:color="000000"/>
+              <w:left w:val="none" w:color="000000"/>
+              <w:right w:val="none" w:color="000000"/>
+            </w:tcBorders>
+          </w:tcPr>
           <w:p>
             <w:pPr>
               <w:pStyle w:val="Compact"/>
@@ -3263,7 +3560,15 @@
           </w:p>
         </w:tc>
         <w:tc>
-          <w:tcPr/>
+          <w:tcPr>
+            <w:tcW w:w="956" w:type="dxa"/>
+            <w:tcBorders>
+              <w:top w:val="none" w:color="000000"/>
+              <w:bottom w:val="none" w:color="000000"/>
+              <w:left w:val="none" w:color="000000"/>
+              <w:right w:val="none" w:color="000000"/>
+            </w:tcBorders>
+          </w:tcPr>
           <w:p>
             <w:pPr>
               <w:pStyle w:val="Compact"/>
@@ -3276,7 +3581,15 @@
           </w:p>
         </w:tc>
         <w:tc>
-          <w:tcPr/>
+          <w:tcPr>
+            <w:tcW w:w="1061" w:type="dxa"/>
+            <w:tcBorders>
+              <w:top w:val="none" w:color="000000"/>
+              <w:bottom w:val="none" w:color="000000"/>
+              <w:left w:val="none" w:color="000000"/>
+              <w:right w:val="none" w:color="000000"/>
+            </w:tcBorders>
+          </w:tcPr>
           <w:p>
             <w:pPr>
               <w:pStyle w:val="Compact"/>
@@ -3289,7 +3602,15 @@
           </w:p>
         </w:tc>
         <w:tc>
-          <w:tcPr/>
+          <w:tcPr>
+            <w:tcW w:w="1061" w:type="dxa"/>
+            <w:tcBorders>
+              <w:top w:val="none" w:color="000000"/>
+              <w:bottom w:val="none" w:color="000000"/>
+              <w:left w:val="none" w:color="000000"/>
+              <w:right w:val="none" w:color="000000"/>
+            </w:tcBorders>
+          </w:tcPr>
           <w:p>
             <w:pPr>
               <w:pStyle w:val="Compact"/>
@@ -3307,7 +3628,15 @@
           <w:cantSplit/>
         </w:trPr>
         <w:tc>
-          <w:tcPr/>
+          <w:tcPr>
+            <w:tcW w:w="2786" w:type="dxa"/>
+            <w:tcBorders>
+              <w:top w:val="none" w:color="000000"/>
+              <w:bottom w:val="none" w:color="000000"/>
+              <w:left w:val="none" w:color="000000"/>
+              <w:right w:val="none" w:color="000000"/>
+            </w:tcBorders>
+          </w:tcPr>
           <w:p>
             <w:pPr>
               <w:pStyle w:val="Compact"/>
@@ -3320,7 +3649,15 @@
           </w:p>
         </w:tc>
         <w:tc>
-          <w:tcPr/>
+          <w:tcPr>
+            <w:tcW w:w="956" w:type="dxa"/>
+            <w:tcBorders>
+              <w:top w:val="none" w:color="000000"/>
+              <w:bottom w:val="none" w:color="000000"/>
+              <w:left w:val="none" w:color="000000"/>
+              <w:right w:val="none" w:color="000000"/>
+            </w:tcBorders>
+          </w:tcPr>
           <w:p>
             <w:pPr>
               <w:pStyle w:val="Compact"/>
@@ -3337,7 +3674,15 @@
           </w:p>
         </w:tc>
         <w:tc>
-          <w:tcPr/>
+          <w:tcPr>
+            <w:tcW w:w="1076" w:type="dxa"/>
+            <w:tcBorders>
+              <w:top w:val="none" w:color="000000"/>
+              <w:bottom w:val="none" w:color="000000"/>
+              <w:left w:val="none" w:color="000000"/>
+              <w:right w:val="none" w:color="000000"/>
+            </w:tcBorders>
+          </w:tcPr>
           <w:p>
             <w:pPr>
               <w:pStyle w:val="Compact"/>
@@ -3350,7 +3695,15 @@
           </w:p>
         </w:tc>
         <w:tc>
-          <w:tcPr/>
+          <w:tcPr>
+            <w:tcW w:w="1061" w:type="dxa"/>
+            <w:tcBorders>
+              <w:top w:val="none" w:color="000000"/>
+              <w:bottom w:val="none" w:color="000000"/>
+              <w:left w:val="none" w:color="000000"/>
+              <w:right w:val="none" w:color="000000"/>
+            </w:tcBorders>
+          </w:tcPr>
           <w:p>
             <w:pPr>
               <w:pStyle w:val="Compact"/>
@@ -3363,7 +3716,15 @@
           </w:p>
         </w:tc>
         <w:tc>
-          <w:tcPr/>
+          <w:tcPr>
+            <w:tcW w:w="956" w:type="dxa"/>
+            <w:tcBorders>
+              <w:top w:val="none" w:color="000000"/>
+              <w:bottom w:val="none" w:color="000000"/>
+              <w:left w:val="none" w:color="000000"/>
+              <w:right w:val="none" w:color="000000"/>
+            </w:tcBorders>
+          </w:tcPr>
           <w:p>
             <w:pPr>
               <w:pStyle w:val="Compact"/>
@@ -3376,7 +3737,15 @@
           </w:p>
         </w:tc>
         <w:tc>
-          <w:tcPr/>
+          <w:tcPr>
+            <w:tcW w:w="1061" w:type="dxa"/>
+            <w:tcBorders>
+              <w:top w:val="none" w:color="000000"/>
+              <w:bottom w:val="none" w:color="000000"/>
+              <w:left w:val="none" w:color="000000"/>
+              <w:right w:val="none" w:color="000000"/>
+            </w:tcBorders>
+          </w:tcPr>
           <w:p>
             <w:pPr>
               <w:pStyle w:val="Compact"/>
@@ -3389,7 +3758,15 @@
           </w:p>
         </w:tc>
         <w:tc>
-          <w:tcPr/>
+          <w:tcPr>
+            <w:tcW w:w="1061" w:type="dxa"/>
+            <w:tcBorders>
+              <w:top w:val="none" w:color="000000"/>
+              <w:bottom w:val="none" w:color="000000"/>
+              <w:left w:val="none" w:color="000000"/>
+              <w:right w:val="none" w:color="000000"/>
+            </w:tcBorders>
+          </w:tcPr>
           <w:p>
             <w:pPr>
               <w:pStyle w:val="Compact"/>
@@ -3407,7 +3784,15 @@
           <w:cantSplit/>
         </w:trPr>
         <w:tc>
-          <w:tcPr/>
+          <w:tcPr>
+            <w:tcW w:w="2786" w:type="dxa"/>
+            <w:tcBorders>
+              <w:top w:val="none" w:color="000000"/>
+              <w:bottom w:val="none" w:color="000000"/>
+              <w:left w:val="none" w:color="000000"/>
+              <w:right w:val="none" w:color="000000"/>
+            </w:tcBorders>
+          </w:tcPr>
           <w:p>
             <w:pPr>
               <w:pStyle w:val="Compact"/>
@@ -3420,7 +3805,15 @@
           </w:p>
         </w:tc>
         <w:tc>
-          <w:tcPr/>
+          <w:tcPr>
+            <w:tcW w:w="956" w:type="dxa"/>
+            <w:tcBorders>
+              <w:top w:val="none" w:color="000000"/>
+              <w:bottom w:val="none" w:color="000000"/>
+              <w:left w:val="none" w:color="000000"/>
+              <w:right w:val="none" w:color="000000"/>
+            </w:tcBorders>
+          </w:tcPr>
           <w:p>
             <w:pPr>
               <w:pStyle w:val="Compact"/>
@@ -3437,7 +3830,15 @@
           </w:p>
         </w:tc>
         <w:tc>
-          <w:tcPr/>
+          <w:tcPr>
+            <w:tcW w:w="1076" w:type="dxa"/>
+            <w:tcBorders>
+              <w:top w:val="none" w:color="000000"/>
+              <w:bottom w:val="none" w:color="000000"/>
+              <w:left w:val="none" w:color="000000"/>
+              <w:right w:val="none" w:color="000000"/>
+            </w:tcBorders>
+          </w:tcPr>
           <w:p>
             <w:pPr>
               <w:pStyle w:val="Compact"/>
@@ -3450,7 +3851,15 @@
           </w:p>
         </w:tc>
         <w:tc>
-          <w:tcPr/>
+          <w:tcPr>
+            <w:tcW w:w="1061" w:type="dxa"/>
+            <w:tcBorders>
+              <w:top w:val="none" w:color="000000"/>
+              <w:bottom w:val="none" w:color="000000"/>
+              <w:left w:val="none" w:color="000000"/>
+              <w:right w:val="none" w:color="000000"/>
+            </w:tcBorders>
+          </w:tcPr>
           <w:p>
             <w:pPr>
               <w:pStyle w:val="Compact"/>
@@ -3463,7 +3872,15 @@
           </w:p>
         </w:tc>
         <w:tc>
-          <w:tcPr/>
+          <w:tcPr>
+            <w:tcW w:w="956" w:type="dxa"/>
+            <w:tcBorders>
+              <w:top w:val="none" w:color="000000"/>
+              <w:bottom w:val="none" w:color="000000"/>
+              <w:left w:val="none" w:color="000000"/>
+              <w:right w:val="none" w:color="000000"/>
+            </w:tcBorders>
+          </w:tcPr>
           <w:p>
             <w:pPr>
               <w:pStyle w:val="Compact"/>
@@ -3476,7 +3893,15 @@
           </w:p>
         </w:tc>
         <w:tc>
-          <w:tcPr/>
+          <w:tcPr>
+            <w:tcW w:w="1061" w:type="dxa"/>
+            <w:tcBorders>
+              <w:top w:val="none" w:color="000000"/>
+              <w:bottom w:val="none" w:color="000000"/>
+              <w:left w:val="none" w:color="000000"/>
+              <w:right w:val="none" w:color="000000"/>
+            </w:tcBorders>
+          </w:tcPr>
           <w:p>
             <w:pPr>
               <w:pStyle w:val="Compact"/>
@@ -3489,7 +3914,15 @@
           </w:p>
         </w:tc>
         <w:tc>
-          <w:tcPr/>
+          <w:tcPr>
+            <w:tcW w:w="1061" w:type="dxa"/>
+            <w:tcBorders>
+              <w:top w:val="none" w:color="000000"/>
+              <w:bottom w:val="none" w:color="000000"/>
+              <w:left w:val="none" w:color="000000"/>
+              <w:right w:val="none" w:color="000000"/>
+            </w:tcBorders>
+          </w:tcPr>
           <w:p>
             <w:pPr>
               <w:pStyle w:val="Compact"/>
@@ -3507,7 +3940,15 @@
           <w:cantSplit/>
         </w:trPr>
         <w:tc>
-          <w:tcPr/>
+          <w:tcPr>
+            <w:tcW w:w="2786" w:type="dxa"/>
+            <w:tcBorders>
+              <w:top w:val="none" w:color="000000"/>
+              <w:bottom w:val="none" w:color="000000"/>
+              <w:left w:val="none" w:color="000000"/>
+              <w:right w:val="none" w:color="000000"/>
+            </w:tcBorders>
+          </w:tcPr>
           <w:p>
             <w:pPr>
               <w:pStyle w:val="Compact"/>
@@ -3520,7 +3961,15 @@
           </w:p>
         </w:tc>
         <w:tc>
-          <w:tcPr/>
+          <w:tcPr>
+            <w:tcW w:w="956" w:type="dxa"/>
+            <w:tcBorders>
+              <w:top w:val="none" w:color="000000"/>
+              <w:bottom w:val="none" w:color="000000"/>
+              <w:left w:val="none" w:color="000000"/>
+              <w:right w:val="none" w:color="000000"/>
+            </w:tcBorders>
+          </w:tcPr>
           <w:p>
             <w:pPr>
               <w:pStyle w:val="Compact"/>
@@ -3537,7 +3986,15 @@
           </w:p>
         </w:tc>
         <w:tc>
-          <w:tcPr/>
+          <w:tcPr>
+            <w:tcW w:w="1076" w:type="dxa"/>
+            <w:tcBorders>
+              <w:top w:val="none" w:color="000000"/>
+              <w:bottom w:val="none" w:color="000000"/>
+              <w:left w:val="none" w:color="000000"/>
+              <w:right w:val="none" w:color="000000"/>
+            </w:tcBorders>
+          </w:tcPr>
           <w:p>
             <w:pPr>
               <w:pStyle w:val="Compact"/>
@@ -3550,7 +4007,15 @@
           </w:p>
         </w:tc>
         <w:tc>
-          <w:tcPr/>
+          <w:tcPr>
+            <w:tcW w:w="1061" w:type="dxa"/>
+            <w:tcBorders>
+              <w:top w:val="none" w:color="000000"/>
+              <w:bottom w:val="none" w:color="000000"/>
+              <w:left w:val="none" w:color="000000"/>
+              <w:right w:val="none" w:color="000000"/>
+            </w:tcBorders>
+          </w:tcPr>
           <w:p>
             <w:pPr>
               <w:pStyle w:val="Compact"/>
@@ -3563,7 +4028,15 @@
           </w:p>
         </w:tc>
         <w:tc>
-          <w:tcPr/>
+          <w:tcPr>
+            <w:tcW w:w="956" w:type="dxa"/>
+            <w:tcBorders>
+              <w:top w:val="none" w:color="000000"/>
+              <w:bottom w:val="none" w:color="000000"/>
+              <w:left w:val="none" w:color="000000"/>
+              <w:right w:val="none" w:color="000000"/>
+            </w:tcBorders>
+          </w:tcPr>
           <w:p>
             <w:pPr>
               <w:pStyle w:val="Compact"/>
@@ -3576,7 +4049,15 @@
           </w:p>
         </w:tc>
         <w:tc>
-          <w:tcPr/>
+          <w:tcPr>
+            <w:tcW w:w="1061" w:type="dxa"/>
+            <w:tcBorders>
+              <w:top w:val="none" w:color="000000"/>
+              <w:bottom w:val="none" w:color="000000"/>
+              <w:left w:val="none" w:color="000000"/>
+              <w:right w:val="none" w:color="000000"/>
+            </w:tcBorders>
+          </w:tcPr>
           <w:p>
             <w:pPr>
               <w:pStyle w:val="Compact"/>
@@ -3589,7 +4070,15 @@
           </w:p>
         </w:tc>
         <w:tc>
-          <w:tcPr/>
+          <w:tcPr>
+            <w:tcW w:w="1061" w:type="dxa"/>
+            <w:tcBorders>
+              <w:top w:val="none" w:color="000000"/>
+              <w:bottom w:val="none" w:color="000000"/>
+              <w:left w:val="none" w:color="000000"/>
+              <w:right w:val="none" w:color="000000"/>
+            </w:tcBorders>
+          </w:tcPr>
           <w:p>
             <w:pPr>
               <w:pStyle w:val="Compact"/>
@@ -3607,7 +4096,15 @@
           <w:cantSplit/>
         </w:trPr>
         <w:tc>
-          <w:tcPr/>
+          <w:tcPr>
+            <w:tcW w:w="2786" w:type="dxa"/>
+            <w:tcBorders>
+              <w:top w:val="none" w:color="000000"/>
+              <w:bottom w:val="none" w:color="000000"/>
+              <w:left w:val="none" w:color="000000"/>
+              <w:right w:val="none" w:color="000000"/>
+            </w:tcBorders>
+          </w:tcPr>
           <w:p>
             <w:pPr>
               <w:pStyle w:val="Compact"/>
@@ -3620,7 +4117,15 @@
           </w:p>
         </w:tc>
         <w:tc>
-          <w:tcPr/>
+          <w:tcPr>
+            <w:tcW w:w="956" w:type="dxa"/>
+            <w:tcBorders>
+              <w:top w:val="none" w:color="000000"/>
+              <w:bottom w:val="none" w:color="000000"/>
+              <w:left w:val="none" w:color="000000"/>
+              <w:right w:val="none" w:color="000000"/>
+            </w:tcBorders>
+          </w:tcPr>
           <w:p>
             <w:pPr>
               <w:pStyle w:val="Compact"/>
@@ -3637,7 +4142,15 @@
           </w:p>
         </w:tc>
         <w:tc>
-          <w:tcPr/>
+          <w:tcPr>
+            <w:tcW w:w="1076" w:type="dxa"/>
+            <w:tcBorders>
+              <w:top w:val="none" w:color="000000"/>
+              <w:bottom w:val="none" w:color="000000"/>
+              <w:left w:val="none" w:color="000000"/>
+              <w:right w:val="none" w:color="000000"/>
+            </w:tcBorders>
+          </w:tcPr>
           <w:p>
             <w:pPr>
               <w:pStyle w:val="Compact"/>
@@ -3650,7 +4163,15 @@
           </w:p>
         </w:tc>
         <w:tc>
-          <w:tcPr/>
+          <w:tcPr>
+            <w:tcW w:w="1061" w:type="dxa"/>
+            <w:tcBorders>
+              <w:top w:val="none" w:color="000000"/>
+              <w:bottom w:val="none" w:color="000000"/>
+              <w:left w:val="none" w:color="000000"/>
+              <w:right w:val="none" w:color="000000"/>
+            </w:tcBorders>
+          </w:tcPr>
           <w:p>
             <w:pPr>
               <w:pStyle w:val="Compact"/>
@@ -3663,7 +4184,15 @@
           </w:p>
         </w:tc>
         <w:tc>
-          <w:tcPr/>
+          <w:tcPr>
+            <w:tcW w:w="956" w:type="dxa"/>
+            <w:tcBorders>
+              <w:top w:val="none" w:color="000000"/>
+              <w:bottom w:val="none" w:color="000000"/>
+              <w:left w:val="none" w:color="000000"/>
+              <w:right w:val="none" w:color="000000"/>
+            </w:tcBorders>
+          </w:tcPr>
           <w:p>
             <w:pPr>
               <w:pStyle w:val="Compact"/>
@@ -3676,7 +4205,15 @@
           </w:p>
         </w:tc>
         <w:tc>
-          <w:tcPr/>
+          <w:tcPr>
+            <w:tcW w:w="1061" w:type="dxa"/>
+            <w:tcBorders>
+              <w:top w:val="none" w:color="000000"/>
+              <w:bottom w:val="none" w:color="000000"/>
+              <w:left w:val="none" w:color="000000"/>
+              <w:right w:val="none" w:color="000000"/>
+            </w:tcBorders>
+          </w:tcPr>
           <w:p>
             <w:pPr>
               <w:pStyle w:val="Compact"/>
@@ -3689,7 +4226,15 @@
           </w:p>
         </w:tc>
         <w:tc>
-          <w:tcPr/>
+          <w:tcPr>
+            <w:tcW w:w="1061" w:type="dxa"/>
+            <w:tcBorders>
+              <w:top w:val="none" w:color="000000"/>
+              <w:bottom w:val="none" w:color="000000"/>
+              <w:left w:val="none" w:color="000000"/>
+              <w:right w:val="none" w:color="000000"/>
+            </w:tcBorders>
+          </w:tcPr>
           <w:p>
             <w:pPr>
               <w:pStyle w:val="Compact"/>
@@ -3707,7 +4252,15 @@
           <w:cantSplit/>
         </w:trPr>
         <w:tc>
-          <w:tcPr/>
+          <w:tcPr>
+            <w:tcW w:w="2786" w:type="dxa"/>
+            <w:tcBorders>
+              <w:top w:val="none" w:color="000000"/>
+              <w:bottom w:val="none" w:color="000000"/>
+              <w:left w:val="none" w:color="000000"/>
+              <w:right w:val="none" w:color="000000"/>
+            </w:tcBorders>
+          </w:tcPr>
           <w:p>
             <w:pPr>
               <w:pStyle w:val="Compact"/>
@@ -3720,7 +4273,15 @@
           </w:p>
         </w:tc>
         <w:tc>
-          <w:tcPr/>
+          <w:tcPr>
+            <w:tcW w:w="956" w:type="dxa"/>
+            <w:tcBorders>
+              <w:top w:val="none" w:color="000000"/>
+              <w:bottom w:val="none" w:color="000000"/>
+              <w:left w:val="none" w:color="000000"/>
+              <w:right w:val="none" w:color="000000"/>
+            </w:tcBorders>
+          </w:tcPr>
           <w:p>
             <w:pPr>
               <w:pStyle w:val="Compact"/>
@@ -3737,7 +4298,15 @@
           </w:p>
         </w:tc>
         <w:tc>
-          <w:tcPr/>
+          <w:tcPr>
+            <w:tcW w:w="1076" w:type="dxa"/>
+            <w:tcBorders>
+              <w:top w:val="none" w:color="000000"/>
+              <w:bottom w:val="none" w:color="000000"/>
+              <w:left w:val="none" w:color="000000"/>
+              <w:right w:val="none" w:color="000000"/>
+            </w:tcBorders>
+          </w:tcPr>
           <w:p>
             <w:pPr>
               <w:pStyle w:val="Compact"/>
@@ -3750,7 +4319,15 @@
           </w:p>
         </w:tc>
         <w:tc>
-          <w:tcPr/>
+          <w:tcPr>
+            <w:tcW w:w="1061" w:type="dxa"/>
+            <w:tcBorders>
+              <w:top w:val="none" w:color="000000"/>
+              <w:bottom w:val="none" w:color="000000"/>
+              <w:left w:val="none" w:color="000000"/>
+              <w:right w:val="none" w:color="000000"/>
+            </w:tcBorders>
+          </w:tcPr>
           <w:p>
             <w:pPr>
               <w:pStyle w:val="Compact"/>
@@ -3763,7 +4340,15 @@
           </w:p>
         </w:tc>
         <w:tc>
-          <w:tcPr/>
+          <w:tcPr>
+            <w:tcW w:w="956" w:type="dxa"/>
+            <w:tcBorders>
+              <w:top w:val="none" w:color="000000"/>
+              <w:bottom w:val="none" w:color="000000"/>
+              <w:left w:val="none" w:color="000000"/>
+              <w:right w:val="none" w:color="000000"/>
+            </w:tcBorders>
+          </w:tcPr>
           <w:p>
             <w:pPr>
               <w:pStyle w:val="Compact"/>
@@ -3776,7 +4361,15 @@
           </w:p>
         </w:tc>
         <w:tc>
-          <w:tcPr/>
+          <w:tcPr>
+            <w:tcW w:w="1061" w:type="dxa"/>
+            <w:tcBorders>
+              <w:top w:val="none" w:color="000000"/>
+              <w:bottom w:val="none" w:color="000000"/>
+              <w:left w:val="none" w:color="000000"/>
+              <w:right w:val="none" w:color="000000"/>
+            </w:tcBorders>
+          </w:tcPr>
           <w:p>
             <w:pPr>
               <w:pStyle w:val="Compact"/>
@@ -3789,7 +4382,15 @@
           </w:p>
         </w:tc>
         <w:tc>
-          <w:tcPr/>
+          <w:tcPr>
+            <w:tcW w:w="1061" w:type="dxa"/>
+            <w:tcBorders>
+              <w:top w:val="none" w:color="000000"/>
+              <w:bottom w:val="none" w:color="000000"/>
+              <w:left w:val="none" w:color="000000"/>
+              <w:right w:val="none" w:color="000000"/>
+            </w:tcBorders>
+          </w:tcPr>
           <w:p>
             <w:pPr>
               <w:pStyle w:val="Compact"/>
@@ -3807,7 +4408,15 @@
           <w:cantSplit/>
         </w:trPr>
         <w:tc>
-          <w:tcPr/>
+          <w:tcPr>
+            <w:tcW w:w="2786" w:type="dxa"/>
+            <w:tcBorders>
+              <w:top w:val="none" w:color="000000"/>
+              <w:bottom w:val="none" w:color="000000"/>
+              <w:left w:val="none" w:color="000000"/>
+              <w:right w:val="none" w:color="000000"/>
+            </w:tcBorders>
+          </w:tcPr>
           <w:p>
             <w:pPr>
               <w:pStyle w:val="Compact"/>
@@ -3820,7 +4429,15 @@
           </w:p>
         </w:tc>
         <w:tc>
-          <w:tcPr/>
+          <w:tcPr>
+            <w:tcW w:w="956" w:type="dxa"/>
+            <w:tcBorders>
+              <w:top w:val="none" w:color="000000"/>
+              <w:bottom w:val="none" w:color="000000"/>
+              <w:left w:val="none" w:color="000000"/>
+              <w:right w:val="none" w:color="000000"/>
+            </w:tcBorders>
+          </w:tcPr>
           <w:p>
             <w:pPr>
               <w:pStyle w:val="Compact"/>
@@ -3837,7 +4454,15 @@
           </w:p>
         </w:tc>
         <w:tc>
-          <w:tcPr/>
+          <w:tcPr>
+            <w:tcW w:w="1076" w:type="dxa"/>
+            <w:tcBorders>
+              <w:top w:val="none" w:color="000000"/>
+              <w:bottom w:val="none" w:color="000000"/>
+              <w:left w:val="none" w:color="000000"/>
+              <w:right w:val="none" w:color="000000"/>
+            </w:tcBorders>
+          </w:tcPr>
           <w:p>
             <w:pPr>
               <w:pStyle w:val="Compact"/>
@@ -3850,7 +4475,15 @@
           </w:p>
         </w:tc>
         <w:tc>
-          <w:tcPr/>
+          <w:tcPr>
+            <w:tcW w:w="1061" w:type="dxa"/>
+            <w:tcBorders>
+              <w:top w:val="none" w:color="000000"/>
+              <w:bottom w:val="none" w:color="000000"/>
+              <w:left w:val="none" w:color="000000"/>
+              <w:right w:val="none" w:color="000000"/>
+            </w:tcBorders>
+          </w:tcPr>
           <w:p>
             <w:pPr>
               <w:pStyle w:val="Compact"/>
@@ -3863,7 +4496,15 @@
           </w:p>
         </w:tc>
         <w:tc>
-          <w:tcPr/>
+          <w:tcPr>
+            <w:tcW w:w="956" w:type="dxa"/>
+            <w:tcBorders>
+              <w:top w:val="none" w:color="000000"/>
+              <w:bottom w:val="none" w:color="000000"/>
+              <w:left w:val="none" w:color="000000"/>
+              <w:right w:val="none" w:color="000000"/>
+            </w:tcBorders>
+          </w:tcPr>
           <w:p>
             <w:pPr>
               <w:pStyle w:val="Compact"/>
@@ -3876,7 +4517,15 @@
           </w:p>
         </w:tc>
         <w:tc>
-          <w:tcPr/>
+          <w:tcPr>
+            <w:tcW w:w="1061" w:type="dxa"/>
+            <w:tcBorders>
+              <w:top w:val="none" w:color="000000"/>
+              <w:bottom w:val="none" w:color="000000"/>
+              <w:left w:val="none" w:color="000000"/>
+              <w:right w:val="none" w:color="000000"/>
+            </w:tcBorders>
+          </w:tcPr>
           <w:p>
             <w:pPr>
               <w:pStyle w:val="Compact"/>
@@ -3889,7 +4538,15 @@
           </w:p>
         </w:tc>
         <w:tc>
-          <w:tcPr/>
+          <w:tcPr>
+            <w:tcW w:w="1061" w:type="dxa"/>
+            <w:tcBorders>
+              <w:top w:val="none" w:color="000000"/>
+              <w:bottom w:val="none" w:color="000000"/>
+              <w:left w:val="none" w:color="000000"/>
+              <w:right w:val="none" w:color="000000"/>
+            </w:tcBorders>
+          </w:tcPr>
           <w:p>
             <w:pPr>
               <w:pStyle w:val="Compact"/>
@@ -3907,7 +4564,15 @@
           <w:cantSplit/>
         </w:trPr>
         <w:tc>
-          <w:tcPr/>
+          <w:tcPr>
+            <w:tcW w:w="2786" w:type="dxa"/>
+            <w:tcBorders>
+              <w:top w:val="none" w:color="000000"/>
+              <w:bottom w:val="none" w:color="000000"/>
+              <w:left w:val="none" w:color="000000"/>
+              <w:right w:val="none" w:color="000000"/>
+            </w:tcBorders>
+          </w:tcPr>
           <w:p>
             <w:pPr>
               <w:pStyle w:val="Compact"/>
@@ -3920,7 +4585,15 @@
           </w:p>
         </w:tc>
         <w:tc>
-          <w:tcPr/>
+          <w:tcPr>
+            <w:tcW w:w="956" w:type="dxa"/>
+            <w:tcBorders>
+              <w:top w:val="none" w:color="000000"/>
+              <w:bottom w:val="none" w:color="000000"/>
+              <w:left w:val="none" w:color="000000"/>
+              <w:right w:val="none" w:color="000000"/>
+            </w:tcBorders>
+          </w:tcPr>
           <w:p>
             <w:pPr>
               <w:pStyle w:val="Compact"/>
@@ -3937,7 +4610,15 @@
           </w:p>
         </w:tc>
         <w:tc>
-          <w:tcPr/>
+          <w:tcPr>
+            <w:tcW w:w="1076" w:type="dxa"/>
+            <w:tcBorders>
+              <w:top w:val="none" w:color="000000"/>
+              <w:bottom w:val="none" w:color="000000"/>
+              <w:left w:val="none" w:color="000000"/>
+              <w:right w:val="none" w:color="000000"/>
+            </w:tcBorders>
+          </w:tcPr>
           <w:p>
             <w:pPr>
               <w:pStyle w:val="Compact"/>
@@ -3950,7 +4631,15 @@
           </w:p>
         </w:tc>
         <w:tc>
-          <w:tcPr/>
+          <w:tcPr>
+            <w:tcW w:w="1061" w:type="dxa"/>
+            <w:tcBorders>
+              <w:top w:val="none" w:color="000000"/>
+              <w:bottom w:val="none" w:color="000000"/>
+              <w:left w:val="none" w:color="000000"/>
+              <w:right w:val="none" w:color="000000"/>
+            </w:tcBorders>
+          </w:tcPr>
           <w:p>
             <w:pPr>
               <w:pStyle w:val="Compact"/>
@@ -3963,7 +4652,15 @@
           </w:p>
         </w:tc>
         <w:tc>
-          <w:tcPr/>
+          <w:tcPr>
+            <w:tcW w:w="956" w:type="dxa"/>
+            <w:tcBorders>
+              <w:top w:val="none" w:color="000000"/>
+              <w:bottom w:val="none" w:color="000000"/>
+              <w:left w:val="none" w:color="000000"/>
+              <w:right w:val="none" w:color="000000"/>
+            </w:tcBorders>
+          </w:tcPr>
           <w:p>
             <w:pPr>
               <w:pStyle w:val="Compact"/>
@@ -3976,7 +4673,15 @@
           </w:p>
         </w:tc>
         <w:tc>
-          <w:tcPr/>
+          <w:tcPr>
+            <w:tcW w:w="1061" w:type="dxa"/>
+            <w:tcBorders>
+              <w:top w:val="none" w:color="000000"/>
+              <w:bottom w:val="none" w:color="000000"/>
+              <w:left w:val="none" w:color="000000"/>
+              <w:right w:val="none" w:color="000000"/>
+            </w:tcBorders>
+          </w:tcPr>
           <w:p>
             <w:pPr>
               <w:pStyle w:val="Compact"/>
@@ -3989,7 +4694,15 @@
           </w:p>
         </w:tc>
         <w:tc>
-          <w:tcPr/>
+          <w:tcPr>
+            <w:tcW w:w="1061" w:type="dxa"/>
+            <w:tcBorders>
+              <w:top w:val="none" w:color="000000"/>
+              <w:bottom w:val="none" w:color="000000"/>
+              <w:left w:val="none" w:color="000000"/>
+              <w:right w:val="none" w:color="000000"/>
+            </w:tcBorders>
+          </w:tcPr>
           <w:p>
             <w:pPr>
               <w:pStyle w:val="Compact"/>
@@ -4007,7 +4720,15 @@
           <w:cantSplit/>
         </w:trPr>
         <w:tc>
-          <w:tcPr/>
+          <w:tcPr>
+            <w:tcW w:w="2786" w:type="dxa"/>
+            <w:tcBorders>
+              <w:top w:val="none" w:color="000000"/>
+              <w:bottom w:val="single" w:color="000000" w:sz="12" w:space="0"/>
+              <w:left w:val="none" w:color="000000"/>
+              <w:right w:val="none" w:color="000000"/>
+            </w:tcBorders>
+          </w:tcPr>
           <w:p>
             <w:pPr>
               <w:pStyle w:val="Compact"/>
@@ -4020,7 +4741,15 @@
           </w:p>
         </w:tc>
         <w:tc>
-          <w:tcPr/>
+          <w:tcPr>
+            <w:tcW w:w="956" w:type="dxa"/>
+            <w:tcBorders>
+              <w:top w:val="none" w:color="000000"/>
+              <w:bottom w:val="single" w:color="000000" w:sz="12" w:space="0"/>
+              <w:left w:val="none" w:color="000000"/>
+              <w:right w:val="none" w:color="000000"/>
+            </w:tcBorders>
+          </w:tcPr>
           <w:p>
             <w:pPr>
               <w:pStyle w:val="Compact"/>
@@ -4037,7 +4766,15 @@
           </w:p>
         </w:tc>
         <w:tc>
-          <w:tcPr/>
+          <w:tcPr>
+            <w:tcW w:w="1076" w:type="dxa"/>
+            <w:tcBorders>
+              <w:top w:val="none" w:color="000000"/>
+              <w:bottom w:val="single" w:color="000000" w:sz="12" w:space="0"/>
+              <w:left w:val="none" w:color="000000"/>
+              <w:right w:val="none" w:color="000000"/>
+            </w:tcBorders>
+          </w:tcPr>
           <w:p>
             <w:pPr>
               <w:pStyle w:val="Compact"/>
@@ -4050,7 +4787,15 @@
           </w:p>
         </w:tc>
         <w:tc>
-          <w:tcPr/>
+          <w:tcPr>
+            <w:tcW w:w="1061" w:type="dxa"/>
+            <w:tcBorders>
+              <w:top w:val="none" w:color="000000"/>
+              <w:bottom w:val="single" w:color="000000" w:sz="12" w:space="0"/>
+              <w:left w:val="none" w:color="000000"/>
+              <w:right w:val="none" w:color="000000"/>
+            </w:tcBorders>
+          </w:tcPr>
           <w:p>
             <w:pPr>
               <w:pStyle w:val="Compact"/>
@@ -4063,7 +4808,15 @@
           </w:p>
         </w:tc>
         <w:tc>
-          <w:tcPr/>
+          <w:tcPr>
+            <w:tcW w:w="956" w:type="dxa"/>
+            <w:tcBorders>
+              <w:top w:val="none" w:color="000000"/>
+              <w:bottom w:val="single" w:color="000000" w:sz="12" w:space="0"/>
+              <w:left w:val="none" w:color="000000"/>
+              <w:right w:val="none" w:color="000000"/>
+            </w:tcBorders>
+          </w:tcPr>
           <w:p>
             <w:pPr>
               <w:pStyle w:val="Compact"/>
@@ -4076,7 +4829,15 @@
           </w:p>
         </w:tc>
         <w:tc>
-          <w:tcPr/>
+          <w:tcPr>
+            <w:tcW w:w="1061" w:type="dxa"/>
+            <w:tcBorders>
+              <w:top w:val="none" w:color="000000"/>
+              <w:bottom w:val="single" w:color="000000" w:sz="12" w:space="0"/>
+              <w:left w:val="none" w:color="000000"/>
+              <w:right w:val="none" w:color="000000"/>
+            </w:tcBorders>
+          </w:tcPr>
           <w:p>
             <w:pPr>
               <w:pStyle w:val="Compact"/>
@@ -4089,7 +4850,15 @@
           </w:p>
         </w:tc>
         <w:tc>
-          <w:tcPr/>
+          <w:tcPr>
+            <w:tcW w:w="1061" w:type="dxa"/>
+            <w:tcBorders>
+              <w:top w:val="none" w:color="000000"/>
+              <w:bottom w:val="single" w:color="000000" w:sz="12" w:space="0"/>
+              <w:left w:val="none" w:color="000000"/>
+              <w:right w:val="none" w:color="000000"/>
+            </w:tcBorders>
+          </w:tcPr>
           <w:p>
             <w:pPr>
               <w:pStyle w:val="Compact"/>
@@ -4134,6 +4903,7 @@
     <w:p>
       <w:pPr>
         <w:pStyle w:val="FirstParagraph"/>
+        <w:spacing w:before="0" w:after="0"/>
       </w:pPr>
       <w:r>
         <w:t xml:space="preserve">表2报告了式（1）的估计结果。第（1）列仅控制城市与年份固定效应，公共数据开放的估计系数为0.0302，在1%的水平上显著；第（2）列进一步纳入控制变量后，系数为0.0318，</w:t>
@@ -4159,17 +4929,24 @@
     </w:p>
     <w:tbl>
       <w:tblPr>
-        <w:tblStyle w:val="Table"/>
         <w:jc w:val="center"/>
         <w:tblLook w:firstRow="1" w:lastRow="0" w:firstColumn="0" w:lastColumn="0" w:noHBand="0" w:noVBand="0" w:val="0020"/>
         <w:tblCaption w:val="表2 基准回归结果"/>
-        <w:tblW w:w="5000" w:type="pct"/>
-        <w:tblLayout w:type="autofit"/>
+        <w:tblW w:w="8957" w:type="dxa"/>
+        <w:tblLayout w:type="fixed"/>
+        <w:tblBorders>
+          <w:top w:val="single" w:color="000000" w:sz="12" w:space="0"/>
+          <w:left w:val="none" w:color="000000"/>
+          <w:bottom w:val="single" w:color="000000" w:sz="12" w:space="0"/>
+          <w:right w:val="none" w:color="000000"/>
+          <w:insideH w:val="none" w:color="000000"/>
+          <w:insideV w:val="none" w:color="000000"/>
+        </w:tblBorders>
       </w:tblPr>
       <w:tblGrid>
-        <w:gridCol w:w="2640"/>
-        <w:gridCol w:w="2640"/>
-        <w:gridCol w:w="2640"/>
+        <w:gridCol w:w="4030"/>
+        <w:gridCol w:w="2358"/>
+        <w:gridCol w:w="2569"/>
       </w:tblGrid>
       <w:tr>
         <w:trPr>
@@ -4178,7 +4955,15 @@
           <w:tblHeader/>
         </w:trPr>
         <w:tc>
-          <w:tcPr/>
+          <w:tcPr>
+            <w:tcW w:w="4030" w:type="dxa"/>
+            <w:tcBorders>
+              <w:top w:val="single" w:color="000000" w:sz="12" w:space="0"/>
+              <w:bottom w:val="single" w:color="000000" w:sz="6" w:space="0"/>
+              <w:left w:val="none" w:color="000000"/>
+              <w:right w:val="none" w:color="000000"/>
+            </w:tcBorders>
+          </w:tcPr>
           <w:p>
             <w:pPr>
               <w:pStyle w:val="Compact"/>
@@ -4191,7 +4976,15 @@
           </w:p>
         </w:tc>
         <w:tc>
-          <w:tcPr/>
+          <w:tcPr>
+            <w:tcW w:w="2358" w:type="dxa"/>
+            <w:tcBorders>
+              <w:top w:val="single" w:color="000000" w:sz="12" w:space="0"/>
+              <w:bottom w:val="single" w:color="000000" w:sz="6" w:space="0"/>
+              <w:left w:val="none" w:color="000000"/>
+              <w:right w:val="none" w:color="000000"/>
+            </w:tcBorders>
+          </w:tcPr>
           <w:p>
             <w:pPr>
               <w:pStyle w:val="Compact"/>
@@ -4204,7 +4997,15 @@
           </w:p>
         </w:tc>
         <w:tc>
-          <w:tcPr/>
+          <w:tcPr>
+            <w:tcW w:w="2569" w:type="dxa"/>
+            <w:tcBorders>
+              <w:top w:val="single" w:color="000000" w:sz="12" w:space="0"/>
+              <w:bottom w:val="single" w:color="000000" w:sz="6" w:space="0"/>
+              <w:left w:val="none" w:color="000000"/>
+              <w:right w:val="none" w:color="000000"/>
+            </w:tcBorders>
+          </w:tcPr>
           <w:p>
             <w:pPr>
               <w:pStyle w:val="Compact"/>
@@ -4222,7 +5023,15 @@
           <w:cantSplit/>
         </w:trPr>
         <w:tc>
-          <w:tcPr/>
+          <w:tcPr>
+            <w:tcW w:w="4030" w:type="dxa"/>
+            <w:tcBorders>
+              <w:top w:val="none" w:color="000000"/>
+              <w:bottom w:val="none" w:color="000000"/>
+              <w:left w:val="none" w:color="000000"/>
+              <w:right w:val="none" w:color="000000"/>
+            </w:tcBorders>
+          </w:tcPr>
           <w:p>
             <w:pPr>
               <w:pStyle w:val="Compact"/>
@@ -4239,7 +5048,15 @@
           </w:p>
         </w:tc>
         <w:tc>
-          <w:tcPr/>
+          <w:tcPr>
+            <w:tcW w:w="2358" w:type="dxa"/>
+            <w:tcBorders>
+              <w:top w:val="none" w:color="000000"/>
+              <w:bottom w:val="none" w:color="000000"/>
+              <w:left w:val="none" w:color="000000"/>
+              <w:right w:val="none" w:color="000000"/>
+            </w:tcBorders>
+          </w:tcPr>
           <w:p>
             <w:pPr>
               <w:pStyle w:val="Compact"/>
@@ -4252,7 +5069,15 @@
           </w:p>
         </w:tc>
         <w:tc>
-          <w:tcPr/>
+          <w:tcPr>
+            <w:tcW w:w="2569" w:type="dxa"/>
+            <w:tcBorders>
+              <w:top w:val="none" w:color="000000"/>
+              <w:bottom w:val="none" w:color="000000"/>
+              <w:left w:val="none" w:color="000000"/>
+              <w:right w:val="none" w:color="000000"/>
+            </w:tcBorders>
+          </w:tcPr>
           <w:p>
             <w:pPr>
               <w:pStyle w:val="Compact"/>
@@ -4270,17 +5095,33 @@
           <w:cantSplit/>
         </w:trPr>
         <w:tc>
-          <w:tcPr/>
-          <w:p>
-            <w:pPr>
-              <w:pStyle w:val="Compact"/>
-              <w:spacing w:before="20" w:after="20" w:line="240" w:lineRule="auto"/>
-              <w:jc w:val="center"/>
-            </w:pPr>
-          </w:p>
-        </w:tc>
-        <w:tc>
-          <w:tcPr/>
+          <w:tcPr>
+            <w:tcW w:w="4030" w:type="dxa"/>
+            <w:tcBorders>
+              <w:top w:val="none" w:color="000000"/>
+              <w:bottom w:val="none" w:color="000000"/>
+              <w:left w:val="none" w:color="000000"/>
+              <w:right w:val="none" w:color="000000"/>
+            </w:tcBorders>
+          </w:tcPr>
+          <w:p>
+            <w:pPr>
+              <w:pStyle w:val="Compact"/>
+              <w:spacing w:before="20" w:after="20" w:line="240" w:lineRule="auto"/>
+              <w:jc w:val="center"/>
+            </w:pPr>
+          </w:p>
+        </w:tc>
+        <w:tc>
+          <w:tcPr>
+            <w:tcW w:w="2358" w:type="dxa"/>
+            <w:tcBorders>
+              <w:top w:val="none" w:color="000000"/>
+              <w:bottom w:val="none" w:color="000000"/>
+              <w:left w:val="none" w:color="000000"/>
+              <w:right w:val="none" w:color="000000"/>
+            </w:tcBorders>
+          </w:tcPr>
           <w:p>
             <w:pPr>
               <w:pStyle w:val="Compact"/>
@@ -4293,7 +5134,15 @@
           </w:p>
         </w:tc>
         <w:tc>
-          <w:tcPr/>
+          <w:tcPr>
+            <w:tcW w:w="2569" w:type="dxa"/>
+            <w:tcBorders>
+              <w:top w:val="none" w:color="000000"/>
+              <w:bottom w:val="none" w:color="000000"/>
+              <w:left w:val="none" w:color="000000"/>
+              <w:right w:val="none" w:color="000000"/>
+            </w:tcBorders>
+          </w:tcPr>
           <w:p>
             <w:pPr>
               <w:pStyle w:val="Compact"/>
@@ -4311,7 +5160,15 @@
           <w:cantSplit/>
         </w:trPr>
         <w:tc>
-          <w:tcPr/>
+          <w:tcPr>
+            <w:tcW w:w="4030" w:type="dxa"/>
+            <w:tcBorders>
+              <w:top w:val="none" w:color="000000"/>
+              <w:bottom w:val="none" w:color="000000"/>
+              <w:left w:val="none" w:color="000000"/>
+              <w:right w:val="none" w:color="000000"/>
+            </w:tcBorders>
+          </w:tcPr>
           <w:p>
             <w:pPr>
               <w:pStyle w:val="Compact"/>
@@ -4328,17 +5185,33 @@
           </w:p>
         </w:tc>
         <w:tc>
-          <w:tcPr/>
-          <w:p>
-            <w:pPr>
-              <w:pStyle w:val="Compact"/>
-              <w:spacing w:before="20" w:after="20" w:line="240" w:lineRule="auto"/>
-              <w:jc w:val="center"/>
-            </w:pPr>
-          </w:p>
-        </w:tc>
-        <w:tc>
-          <w:tcPr/>
+          <w:tcPr>
+            <w:tcW w:w="2358" w:type="dxa"/>
+            <w:tcBorders>
+              <w:top w:val="none" w:color="000000"/>
+              <w:bottom w:val="none" w:color="000000"/>
+              <w:left w:val="none" w:color="000000"/>
+              <w:right w:val="none" w:color="000000"/>
+            </w:tcBorders>
+          </w:tcPr>
+          <w:p>
+            <w:pPr>
+              <w:pStyle w:val="Compact"/>
+              <w:spacing w:before="20" w:after="20" w:line="240" w:lineRule="auto"/>
+              <w:jc w:val="center"/>
+            </w:pPr>
+          </w:p>
+        </w:tc>
+        <w:tc>
+          <w:tcPr>
+            <w:tcW w:w="2569" w:type="dxa"/>
+            <w:tcBorders>
+              <w:top w:val="none" w:color="000000"/>
+              <w:bottom w:val="none" w:color="000000"/>
+              <w:left w:val="none" w:color="000000"/>
+              <w:right w:val="none" w:color="000000"/>
+            </w:tcBorders>
+          </w:tcPr>
           <w:p>
             <w:pPr>
               <w:pStyle w:val="Compact"/>
@@ -4356,27 +5229,51 @@
           <w:cantSplit/>
         </w:trPr>
         <w:tc>
-          <w:tcPr/>
-          <w:p>
-            <w:pPr>
-              <w:pStyle w:val="Compact"/>
-              <w:spacing w:before="20" w:after="20" w:line="240" w:lineRule="auto"/>
-              <w:jc w:val="center"/>
-            </w:pPr>
-          </w:p>
-        </w:tc>
-        <w:tc>
-          <w:tcPr/>
-          <w:p>
-            <w:pPr>
-              <w:pStyle w:val="Compact"/>
-              <w:spacing w:before="20" w:after="20" w:line="240" w:lineRule="auto"/>
-              <w:jc w:val="center"/>
-            </w:pPr>
-          </w:p>
-        </w:tc>
-        <w:tc>
-          <w:tcPr/>
+          <w:tcPr>
+            <w:tcW w:w="4030" w:type="dxa"/>
+            <w:tcBorders>
+              <w:top w:val="none" w:color="000000"/>
+              <w:bottom w:val="none" w:color="000000"/>
+              <w:left w:val="none" w:color="000000"/>
+              <w:right w:val="none" w:color="000000"/>
+            </w:tcBorders>
+          </w:tcPr>
+          <w:p>
+            <w:pPr>
+              <w:pStyle w:val="Compact"/>
+              <w:spacing w:before="20" w:after="20" w:line="240" w:lineRule="auto"/>
+              <w:jc w:val="center"/>
+            </w:pPr>
+          </w:p>
+        </w:tc>
+        <w:tc>
+          <w:tcPr>
+            <w:tcW w:w="2358" w:type="dxa"/>
+            <w:tcBorders>
+              <w:top w:val="none" w:color="000000"/>
+              <w:bottom w:val="none" w:color="000000"/>
+              <w:left w:val="none" w:color="000000"/>
+              <w:right w:val="none" w:color="000000"/>
+            </w:tcBorders>
+          </w:tcPr>
+          <w:p>
+            <w:pPr>
+              <w:pStyle w:val="Compact"/>
+              <w:spacing w:before="20" w:after="20" w:line="240" w:lineRule="auto"/>
+              <w:jc w:val="center"/>
+            </w:pPr>
+          </w:p>
+        </w:tc>
+        <w:tc>
+          <w:tcPr>
+            <w:tcW w:w="2569" w:type="dxa"/>
+            <w:tcBorders>
+              <w:top w:val="none" w:color="000000"/>
+              <w:bottom w:val="none" w:color="000000"/>
+              <w:left w:val="none" w:color="000000"/>
+              <w:right w:val="none" w:color="000000"/>
+            </w:tcBorders>
+          </w:tcPr>
           <w:p>
             <w:pPr>
               <w:pStyle w:val="Compact"/>
@@ -4394,7 +5291,15 @@
           <w:cantSplit/>
         </w:trPr>
         <w:tc>
-          <w:tcPr/>
+          <w:tcPr>
+            <w:tcW w:w="4030" w:type="dxa"/>
+            <w:tcBorders>
+              <w:top w:val="none" w:color="000000"/>
+              <w:bottom w:val="none" w:color="000000"/>
+              <w:left w:val="none" w:color="000000"/>
+              <w:right w:val="none" w:color="000000"/>
+            </w:tcBorders>
+          </w:tcPr>
           <w:p>
             <w:pPr>
               <w:pStyle w:val="Compact"/>
@@ -4411,17 +5316,33 @@
           </w:p>
         </w:tc>
         <w:tc>
-          <w:tcPr/>
-          <w:p>
-            <w:pPr>
-              <w:pStyle w:val="Compact"/>
-              <w:spacing w:before="20" w:after="20" w:line="240" w:lineRule="auto"/>
-              <w:jc w:val="center"/>
-            </w:pPr>
-          </w:p>
-        </w:tc>
-        <w:tc>
-          <w:tcPr/>
+          <w:tcPr>
+            <w:tcW w:w="2358" w:type="dxa"/>
+            <w:tcBorders>
+              <w:top w:val="none" w:color="000000"/>
+              <w:bottom w:val="none" w:color="000000"/>
+              <w:left w:val="none" w:color="000000"/>
+              <w:right w:val="none" w:color="000000"/>
+            </w:tcBorders>
+          </w:tcPr>
+          <w:p>
+            <w:pPr>
+              <w:pStyle w:val="Compact"/>
+              <w:spacing w:before="20" w:after="20" w:line="240" w:lineRule="auto"/>
+              <w:jc w:val="center"/>
+            </w:pPr>
+          </w:p>
+        </w:tc>
+        <w:tc>
+          <w:tcPr>
+            <w:tcW w:w="2569" w:type="dxa"/>
+            <w:tcBorders>
+              <w:top w:val="none" w:color="000000"/>
+              <w:bottom w:val="none" w:color="000000"/>
+              <w:left w:val="none" w:color="000000"/>
+              <w:right w:val="none" w:color="000000"/>
+            </w:tcBorders>
+          </w:tcPr>
           <w:p>
             <w:pPr>
               <w:pStyle w:val="Compact"/>
@@ -4439,27 +5360,51 @@
           <w:cantSplit/>
         </w:trPr>
         <w:tc>
-          <w:tcPr/>
-          <w:p>
-            <w:pPr>
-              <w:pStyle w:val="Compact"/>
-              <w:spacing w:before="20" w:after="20" w:line="240" w:lineRule="auto"/>
-              <w:jc w:val="center"/>
-            </w:pPr>
-          </w:p>
-        </w:tc>
-        <w:tc>
-          <w:tcPr/>
-          <w:p>
-            <w:pPr>
-              <w:pStyle w:val="Compact"/>
-              <w:spacing w:before="20" w:after="20" w:line="240" w:lineRule="auto"/>
-              <w:jc w:val="center"/>
-            </w:pPr>
-          </w:p>
-        </w:tc>
-        <w:tc>
-          <w:tcPr/>
+          <w:tcPr>
+            <w:tcW w:w="4030" w:type="dxa"/>
+            <w:tcBorders>
+              <w:top w:val="none" w:color="000000"/>
+              <w:bottom w:val="none" w:color="000000"/>
+              <w:left w:val="none" w:color="000000"/>
+              <w:right w:val="none" w:color="000000"/>
+            </w:tcBorders>
+          </w:tcPr>
+          <w:p>
+            <w:pPr>
+              <w:pStyle w:val="Compact"/>
+              <w:spacing w:before="20" w:after="20" w:line="240" w:lineRule="auto"/>
+              <w:jc w:val="center"/>
+            </w:pPr>
+          </w:p>
+        </w:tc>
+        <w:tc>
+          <w:tcPr>
+            <w:tcW w:w="2358" w:type="dxa"/>
+            <w:tcBorders>
+              <w:top w:val="none" w:color="000000"/>
+              <w:bottom w:val="none" w:color="000000"/>
+              <w:left w:val="none" w:color="000000"/>
+              <w:right w:val="none" w:color="000000"/>
+            </w:tcBorders>
+          </w:tcPr>
+          <w:p>
+            <w:pPr>
+              <w:pStyle w:val="Compact"/>
+              <w:spacing w:before="20" w:after="20" w:line="240" w:lineRule="auto"/>
+              <w:jc w:val="center"/>
+            </w:pPr>
+          </w:p>
+        </w:tc>
+        <w:tc>
+          <w:tcPr>
+            <w:tcW w:w="2569" w:type="dxa"/>
+            <w:tcBorders>
+              <w:top w:val="none" w:color="000000"/>
+              <w:bottom w:val="none" w:color="000000"/>
+              <w:left w:val="none" w:color="000000"/>
+              <w:right w:val="none" w:color="000000"/>
+            </w:tcBorders>
+          </w:tcPr>
           <w:p>
             <w:pPr>
               <w:pStyle w:val="Compact"/>
@@ -4477,7 +5422,15 @@
           <w:cantSplit/>
         </w:trPr>
         <w:tc>
-          <w:tcPr/>
+          <w:tcPr>
+            <w:tcW w:w="4030" w:type="dxa"/>
+            <w:tcBorders>
+              <w:top w:val="none" w:color="000000"/>
+              <w:bottom w:val="none" w:color="000000"/>
+              <w:left w:val="none" w:color="000000"/>
+              <w:right w:val="none" w:color="000000"/>
+            </w:tcBorders>
+          </w:tcPr>
           <w:p>
             <w:pPr>
               <w:pStyle w:val="Compact"/>
@@ -4494,17 +5447,33 @@
           </w:p>
         </w:tc>
         <w:tc>
-          <w:tcPr/>
-          <w:p>
-            <w:pPr>
-              <w:pStyle w:val="Compact"/>
-              <w:spacing w:before="20" w:after="20" w:line="240" w:lineRule="auto"/>
-              <w:jc w:val="center"/>
-            </w:pPr>
-          </w:p>
-        </w:tc>
-        <w:tc>
-          <w:tcPr/>
+          <w:tcPr>
+            <w:tcW w:w="2358" w:type="dxa"/>
+            <w:tcBorders>
+              <w:top w:val="none" w:color="000000"/>
+              <w:bottom w:val="none" w:color="000000"/>
+              <w:left w:val="none" w:color="000000"/>
+              <w:right w:val="none" w:color="000000"/>
+            </w:tcBorders>
+          </w:tcPr>
+          <w:p>
+            <w:pPr>
+              <w:pStyle w:val="Compact"/>
+              <w:spacing w:before="20" w:after="20" w:line="240" w:lineRule="auto"/>
+              <w:jc w:val="center"/>
+            </w:pPr>
+          </w:p>
+        </w:tc>
+        <w:tc>
+          <w:tcPr>
+            <w:tcW w:w="2569" w:type="dxa"/>
+            <w:tcBorders>
+              <w:top w:val="none" w:color="000000"/>
+              <w:bottom w:val="none" w:color="000000"/>
+              <w:left w:val="none" w:color="000000"/>
+              <w:right w:val="none" w:color="000000"/>
+            </w:tcBorders>
+          </w:tcPr>
           <w:p>
             <w:pPr>
               <w:pStyle w:val="Compact"/>
@@ -4522,27 +5491,51 @@
           <w:cantSplit/>
         </w:trPr>
         <w:tc>
-          <w:tcPr/>
-          <w:p>
-            <w:pPr>
-              <w:pStyle w:val="Compact"/>
-              <w:spacing w:before="20" w:after="20" w:line="240" w:lineRule="auto"/>
-              <w:jc w:val="center"/>
-            </w:pPr>
-          </w:p>
-        </w:tc>
-        <w:tc>
-          <w:tcPr/>
-          <w:p>
-            <w:pPr>
-              <w:pStyle w:val="Compact"/>
-              <w:spacing w:before="20" w:after="20" w:line="240" w:lineRule="auto"/>
-              <w:jc w:val="center"/>
-            </w:pPr>
-          </w:p>
-        </w:tc>
-        <w:tc>
-          <w:tcPr/>
+          <w:tcPr>
+            <w:tcW w:w="4030" w:type="dxa"/>
+            <w:tcBorders>
+              <w:top w:val="none" w:color="000000"/>
+              <w:bottom w:val="none" w:color="000000"/>
+              <w:left w:val="none" w:color="000000"/>
+              <w:right w:val="none" w:color="000000"/>
+            </w:tcBorders>
+          </w:tcPr>
+          <w:p>
+            <w:pPr>
+              <w:pStyle w:val="Compact"/>
+              <w:spacing w:before="20" w:after="20" w:line="240" w:lineRule="auto"/>
+              <w:jc w:val="center"/>
+            </w:pPr>
+          </w:p>
+        </w:tc>
+        <w:tc>
+          <w:tcPr>
+            <w:tcW w:w="2358" w:type="dxa"/>
+            <w:tcBorders>
+              <w:top w:val="none" w:color="000000"/>
+              <w:bottom w:val="none" w:color="000000"/>
+              <w:left w:val="none" w:color="000000"/>
+              <w:right w:val="none" w:color="000000"/>
+            </w:tcBorders>
+          </w:tcPr>
+          <w:p>
+            <w:pPr>
+              <w:pStyle w:val="Compact"/>
+              <w:spacing w:before="20" w:after="20" w:line="240" w:lineRule="auto"/>
+              <w:jc w:val="center"/>
+            </w:pPr>
+          </w:p>
+        </w:tc>
+        <w:tc>
+          <w:tcPr>
+            <w:tcW w:w="2569" w:type="dxa"/>
+            <w:tcBorders>
+              <w:top w:val="none" w:color="000000"/>
+              <w:bottom w:val="none" w:color="000000"/>
+              <w:left w:val="none" w:color="000000"/>
+              <w:right w:val="none" w:color="000000"/>
+            </w:tcBorders>
+          </w:tcPr>
           <w:p>
             <w:pPr>
               <w:pStyle w:val="Compact"/>
@@ -4560,7 +5553,15 @@
           <w:cantSplit/>
         </w:trPr>
         <w:tc>
-          <w:tcPr/>
+          <w:tcPr>
+            <w:tcW w:w="4030" w:type="dxa"/>
+            <w:tcBorders>
+              <w:top w:val="none" w:color="000000"/>
+              <w:bottom w:val="none" w:color="000000"/>
+              <w:left w:val="none" w:color="000000"/>
+              <w:right w:val="none" w:color="000000"/>
+            </w:tcBorders>
+          </w:tcPr>
           <w:p>
             <w:pPr>
               <w:pStyle w:val="Compact"/>
@@ -4577,17 +5578,33 @@
           </w:p>
         </w:tc>
         <w:tc>
-          <w:tcPr/>
-          <w:p>
-            <w:pPr>
-              <w:pStyle w:val="Compact"/>
-              <w:spacing w:before="20" w:after="20" w:line="240" w:lineRule="auto"/>
-              <w:jc w:val="center"/>
-            </w:pPr>
-          </w:p>
-        </w:tc>
-        <w:tc>
-          <w:tcPr/>
+          <w:tcPr>
+            <w:tcW w:w="2358" w:type="dxa"/>
+            <w:tcBorders>
+              <w:top w:val="none" w:color="000000"/>
+              <w:bottom w:val="none" w:color="000000"/>
+              <w:left w:val="none" w:color="000000"/>
+              <w:right w:val="none" w:color="000000"/>
+            </w:tcBorders>
+          </w:tcPr>
+          <w:p>
+            <w:pPr>
+              <w:pStyle w:val="Compact"/>
+              <w:spacing w:before="20" w:after="20" w:line="240" w:lineRule="auto"/>
+              <w:jc w:val="center"/>
+            </w:pPr>
+          </w:p>
+        </w:tc>
+        <w:tc>
+          <w:tcPr>
+            <w:tcW w:w="2569" w:type="dxa"/>
+            <w:tcBorders>
+              <w:top w:val="none" w:color="000000"/>
+              <w:bottom w:val="none" w:color="000000"/>
+              <w:left w:val="none" w:color="000000"/>
+              <w:right w:val="none" w:color="000000"/>
+            </w:tcBorders>
+          </w:tcPr>
           <w:p>
             <w:pPr>
               <w:pStyle w:val="Compact"/>
@@ -4605,27 +5622,51 @@
           <w:cantSplit/>
         </w:trPr>
         <w:tc>
-          <w:tcPr/>
-          <w:p>
-            <w:pPr>
-              <w:pStyle w:val="Compact"/>
-              <w:spacing w:before="20" w:after="20" w:line="240" w:lineRule="auto"/>
-              <w:jc w:val="center"/>
-            </w:pPr>
-          </w:p>
-        </w:tc>
-        <w:tc>
-          <w:tcPr/>
-          <w:p>
-            <w:pPr>
-              <w:pStyle w:val="Compact"/>
-              <w:spacing w:before="20" w:after="20" w:line="240" w:lineRule="auto"/>
-              <w:jc w:val="center"/>
-            </w:pPr>
-          </w:p>
-        </w:tc>
-        <w:tc>
-          <w:tcPr/>
+          <w:tcPr>
+            <w:tcW w:w="4030" w:type="dxa"/>
+            <w:tcBorders>
+              <w:top w:val="none" w:color="000000"/>
+              <w:bottom w:val="none" w:color="000000"/>
+              <w:left w:val="none" w:color="000000"/>
+              <w:right w:val="none" w:color="000000"/>
+            </w:tcBorders>
+          </w:tcPr>
+          <w:p>
+            <w:pPr>
+              <w:pStyle w:val="Compact"/>
+              <w:spacing w:before="20" w:after="20" w:line="240" w:lineRule="auto"/>
+              <w:jc w:val="center"/>
+            </w:pPr>
+          </w:p>
+        </w:tc>
+        <w:tc>
+          <w:tcPr>
+            <w:tcW w:w="2358" w:type="dxa"/>
+            <w:tcBorders>
+              <w:top w:val="none" w:color="000000"/>
+              <w:bottom w:val="none" w:color="000000"/>
+              <w:left w:val="none" w:color="000000"/>
+              <w:right w:val="none" w:color="000000"/>
+            </w:tcBorders>
+          </w:tcPr>
+          <w:p>
+            <w:pPr>
+              <w:pStyle w:val="Compact"/>
+              <w:spacing w:before="20" w:after="20" w:line="240" w:lineRule="auto"/>
+              <w:jc w:val="center"/>
+            </w:pPr>
+          </w:p>
+        </w:tc>
+        <w:tc>
+          <w:tcPr>
+            <w:tcW w:w="2569" w:type="dxa"/>
+            <w:tcBorders>
+              <w:top w:val="none" w:color="000000"/>
+              <w:bottom w:val="none" w:color="000000"/>
+              <w:left w:val="none" w:color="000000"/>
+              <w:right w:val="none" w:color="000000"/>
+            </w:tcBorders>
+          </w:tcPr>
           <w:p>
             <w:pPr>
               <w:pStyle w:val="Compact"/>
@@ -4643,7 +5684,15 @@
           <w:cantSplit/>
         </w:trPr>
         <w:tc>
-          <w:tcPr/>
+          <w:tcPr>
+            <w:tcW w:w="4030" w:type="dxa"/>
+            <w:tcBorders>
+              <w:top w:val="none" w:color="000000"/>
+              <w:bottom w:val="none" w:color="000000"/>
+              <w:left w:val="none" w:color="000000"/>
+              <w:right w:val="none" w:color="000000"/>
+            </w:tcBorders>
+          </w:tcPr>
           <w:p>
             <w:pPr>
               <w:pStyle w:val="Compact"/>
@@ -4660,17 +5709,33 @@
           </w:p>
         </w:tc>
         <w:tc>
-          <w:tcPr/>
-          <w:p>
-            <w:pPr>
-              <w:pStyle w:val="Compact"/>
-              <w:spacing w:before="20" w:after="20" w:line="240" w:lineRule="auto"/>
-              <w:jc w:val="center"/>
-            </w:pPr>
-          </w:p>
-        </w:tc>
-        <w:tc>
-          <w:tcPr/>
+          <w:tcPr>
+            <w:tcW w:w="2358" w:type="dxa"/>
+            <w:tcBorders>
+              <w:top w:val="none" w:color="000000"/>
+              <w:bottom w:val="none" w:color="000000"/>
+              <w:left w:val="none" w:color="000000"/>
+              <w:right w:val="none" w:color="000000"/>
+            </w:tcBorders>
+          </w:tcPr>
+          <w:p>
+            <w:pPr>
+              <w:pStyle w:val="Compact"/>
+              <w:spacing w:before="20" w:after="20" w:line="240" w:lineRule="auto"/>
+              <w:jc w:val="center"/>
+            </w:pPr>
+          </w:p>
+        </w:tc>
+        <w:tc>
+          <w:tcPr>
+            <w:tcW w:w="2569" w:type="dxa"/>
+            <w:tcBorders>
+              <w:top w:val="none" w:color="000000"/>
+              <w:bottom w:val="none" w:color="000000"/>
+              <w:left w:val="none" w:color="000000"/>
+              <w:right w:val="none" w:color="000000"/>
+            </w:tcBorders>
+          </w:tcPr>
           <w:p>
             <w:pPr>
               <w:pStyle w:val="Compact"/>
@@ -4688,27 +5753,51 @@
           <w:cantSplit/>
         </w:trPr>
         <w:tc>
-          <w:tcPr/>
-          <w:p>
-            <w:pPr>
-              <w:pStyle w:val="Compact"/>
-              <w:spacing w:before="20" w:after="20" w:line="240" w:lineRule="auto"/>
-              <w:jc w:val="center"/>
-            </w:pPr>
-          </w:p>
-        </w:tc>
-        <w:tc>
-          <w:tcPr/>
-          <w:p>
-            <w:pPr>
-              <w:pStyle w:val="Compact"/>
-              <w:spacing w:before="20" w:after="20" w:line="240" w:lineRule="auto"/>
-              <w:jc w:val="center"/>
-            </w:pPr>
-          </w:p>
-        </w:tc>
-        <w:tc>
-          <w:tcPr/>
+          <w:tcPr>
+            <w:tcW w:w="4030" w:type="dxa"/>
+            <w:tcBorders>
+              <w:top w:val="none" w:color="000000"/>
+              <w:bottom w:val="none" w:color="000000"/>
+              <w:left w:val="none" w:color="000000"/>
+              <w:right w:val="none" w:color="000000"/>
+            </w:tcBorders>
+          </w:tcPr>
+          <w:p>
+            <w:pPr>
+              <w:pStyle w:val="Compact"/>
+              <w:spacing w:before="20" w:after="20" w:line="240" w:lineRule="auto"/>
+              <w:jc w:val="center"/>
+            </w:pPr>
+          </w:p>
+        </w:tc>
+        <w:tc>
+          <w:tcPr>
+            <w:tcW w:w="2358" w:type="dxa"/>
+            <w:tcBorders>
+              <w:top w:val="none" w:color="000000"/>
+              <w:bottom w:val="none" w:color="000000"/>
+              <w:left w:val="none" w:color="000000"/>
+              <w:right w:val="none" w:color="000000"/>
+            </w:tcBorders>
+          </w:tcPr>
+          <w:p>
+            <w:pPr>
+              <w:pStyle w:val="Compact"/>
+              <w:spacing w:before="20" w:after="20" w:line="240" w:lineRule="auto"/>
+              <w:jc w:val="center"/>
+            </w:pPr>
+          </w:p>
+        </w:tc>
+        <w:tc>
+          <w:tcPr>
+            <w:tcW w:w="2569" w:type="dxa"/>
+            <w:tcBorders>
+              <w:top w:val="none" w:color="000000"/>
+              <w:bottom w:val="none" w:color="000000"/>
+              <w:left w:val="none" w:color="000000"/>
+              <w:right w:val="none" w:color="000000"/>
+            </w:tcBorders>
+          </w:tcPr>
           <w:p>
             <w:pPr>
               <w:pStyle w:val="Compact"/>
@@ -4726,7 +5815,15 @@
           <w:cantSplit/>
         </w:trPr>
         <w:tc>
-          <w:tcPr/>
+          <w:tcPr>
+            <w:tcW w:w="4030" w:type="dxa"/>
+            <w:tcBorders>
+              <w:top w:val="none" w:color="000000"/>
+              <w:bottom w:val="none" w:color="000000"/>
+              <w:left w:val="none" w:color="000000"/>
+              <w:right w:val="none" w:color="000000"/>
+            </w:tcBorders>
+          </w:tcPr>
           <w:p>
             <w:pPr>
               <w:pStyle w:val="Compact"/>
@@ -4743,17 +5840,33 @@
           </w:p>
         </w:tc>
         <w:tc>
-          <w:tcPr/>
-          <w:p>
-            <w:pPr>
-              <w:pStyle w:val="Compact"/>
-              <w:spacing w:before="20" w:after="20" w:line="240" w:lineRule="auto"/>
-              <w:jc w:val="center"/>
-            </w:pPr>
-          </w:p>
-        </w:tc>
-        <w:tc>
-          <w:tcPr/>
+          <w:tcPr>
+            <w:tcW w:w="2358" w:type="dxa"/>
+            <w:tcBorders>
+              <w:top w:val="none" w:color="000000"/>
+              <w:bottom w:val="none" w:color="000000"/>
+              <w:left w:val="none" w:color="000000"/>
+              <w:right w:val="none" w:color="000000"/>
+            </w:tcBorders>
+          </w:tcPr>
+          <w:p>
+            <w:pPr>
+              <w:pStyle w:val="Compact"/>
+              <w:spacing w:before="20" w:after="20" w:line="240" w:lineRule="auto"/>
+              <w:jc w:val="center"/>
+            </w:pPr>
+          </w:p>
+        </w:tc>
+        <w:tc>
+          <w:tcPr>
+            <w:tcW w:w="2569" w:type="dxa"/>
+            <w:tcBorders>
+              <w:top w:val="none" w:color="000000"/>
+              <w:bottom w:val="none" w:color="000000"/>
+              <w:left w:val="none" w:color="000000"/>
+              <w:right w:val="none" w:color="000000"/>
+            </w:tcBorders>
+          </w:tcPr>
           <w:p>
             <w:pPr>
               <w:pStyle w:val="Compact"/>
@@ -4771,27 +5884,51 @@
           <w:cantSplit/>
         </w:trPr>
         <w:tc>
-          <w:tcPr/>
-          <w:p>
-            <w:pPr>
-              <w:pStyle w:val="Compact"/>
-              <w:spacing w:before="20" w:after="20" w:line="240" w:lineRule="auto"/>
-              <w:jc w:val="center"/>
-            </w:pPr>
-          </w:p>
-        </w:tc>
-        <w:tc>
-          <w:tcPr/>
-          <w:p>
-            <w:pPr>
-              <w:pStyle w:val="Compact"/>
-              <w:spacing w:before="20" w:after="20" w:line="240" w:lineRule="auto"/>
-              <w:jc w:val="center"/>
-            </w:pPr>
-          </w:p>
-        </w:tc>
-        <w:tc>
-          <w:tcPr/>
+          <w:tcPr>
+            <w:tcW w:w="4030" w:type="dxa"/>
+            <w:tcBorders>
+              <w:top w:val="none" w:color="000000"/>
+              <w:bottom w:val="none" w:color="000000"/>
+              <w:left w:val="none" w:color="000000"/>
+              <w:right w:val="none" w:color="000000"/>
+            </w:tcBorders>
+          </w:tcPr>
+          <w:p>
+            <w:pPr>
+              <w:pStyle w:val="Compact"/>
+              <w:spacing w:before="20" w:after="20" w:line="240" w:lineRule="auto"/>
+              <w:jc w:val="center"/>
+            </w:pPr>
+          </w:p>
+        </w:tc>
+        <w:tc>
+          <w:tcPr>
+            <w:tcW w:w="2358" w:type="dxa"/>
+            <w:tcBorders>
+              <w:top w:val="none" w:color="000000"/>
+              <w:bottom w:val="none" w:color="000000"/>
+              <w:left w:val="none" w:color="000000"/>
+              <w:right w:val="none" w:color="000000"/>
+            </w:tcBorders>
+          </w:tcPr>
+          <w:p>
+            <w:pPr>
+              <w:pStyle w:val="Compact"/>
+              <w:spacing w:before="20" w:after="20" w:line="240" w:lineRule="auto"/>
+              <w:jc w:val="center"/>
+            </w:pPr>
+          </w:p>
+        </w:tc>
+        <w:tc>
+          <w:tcPr>
+            <w:tcW w:w="2569" w:type="dxa"/>
+            <w:tcBorders>
+              <w:top w:val="none" w:color="000000"/>
+              <w:bottom w:val="none" w:color="000000"/>
+              <w:left w:val="none" w:color="000000"/>
+              <w:right w:val="none" w:color="000000"/>
+            </w:tcBorders>
+          </w:tcPr>
           <w:p>
             <w:pPr>
               <w:pStyle w:val="Compact"/>
@@ -4809,7 +5946,15 @@
           <w:cantSplit/>
         </w:trPr>
         <w:tc>
-          <w:tcPr/>
+          <w:tcPr>
+            <w:tcW w:w="4030" w:type="dxa"/>
+            <w:tcBorders>
+              <w:top w:val="none" w:color="000000"/>
+              <w:bottom w:val="none" w:color="000000"/>
+              <w:left w:val="none" w:color="000000"/>
+              <w:right w:val="none" w:color="000000"/>
+            </w:tcBorders>
+          </w:tcPr>
           <w:p>
             <w:pPr>
               <w:pStyle w:val="Compact"/>
@@ -4826,17 +5971,33 @@
           </w:p>
         </w:tc>
         <w:tc>
-          <w:tcPr/>
-          <w:p>
-            <w:pPr>
-              <w:pStyle w:val="Compact"/>
-              <w:spacing w:before="20" w:after="20" w:line="240" w:lineRule="auto"/>
-              <w:jc w:val="center"/>
-            </w:pPr>
-          </w:p>
-        </w:tc>
-        <w:tc>
-          <w:tcPr/>
+          <w:tcPr>
+            <w:tcW w:w="2358" w:type="dxa"/>
+            <w:tcBorders>
+              <w:top w:val="none" w:color="000000"/>
+              <w:bottom w:val="none" w:color="000000"/>
+              <w:left w:val="none" w:color="000000"/>
+              <w:right w:val="none" w:color="000000"/>
+            </w:tcBorders>
+          </w:tcPr>
+          <w:p>
+            <w:pPr>
+              <w:pStyle w:val="Compact"/>
+              <w:spacing w:before="20" w:after="20" w:line="240" w:lineRule="auto"/>
+              <w:jc w:val="center"/>
+            </w:pPr>
+          </w:p>
+        </w:tc>
+        <w:tc>
+          <w:tcPr>
+            <w:tcW w:w="2569" w:type="dxa"/>
+            <w:tcBorders>
+              <w:top w:val="none" w:color="000000"/>
+              <w:bottom w:val="none" w:color="000000"/>
+              <w:left w:val="none" w:color="000000"/>
+              <w:right w:val="none" w:color="000000"/>
+            </w:tcBorders>
+          </w:tcPr>
           <w:p>
             <w:pPr>
               <w:pStyle w:val="Compact"/>
@@ -4854,27 +6015,51 @@
           <w:cantSplit/>
         </w:trPr>
         <w:tc>
-          <w:tcPr/>
-          <w:p>
-            <w:pPr>
-              <w:pStyle w:val="Compact"/>
-              <w:spacing w:before="20" w:after="20" w:line="240" w:lineRule="auto"/>
-              <w:jc w:val="center"/>
-            </w:pPr>
-          </w:p>
-        </w:tc>
-        <w:tc>
-          <w:tcPr/>
-          <w:p>
-            <w:pPr>
-              <w:pStyle w:val="Compact"/>
-              <w:spacing w:before="20" w:after="20" w:line="240" w:lineRule="auto"/>
-              <w:jc w:val="center"/>
-            </w:pPr>
-          </w:p>
-        </w:tc>
-        <w:tc>
-          <w:tcPr/>
+          <w:tcPr>
+            <w:tcW w:w="4030" w:type="dxa"/>
+            <w:tcBorders>
+              <w:top w:val="none" w:color="000000"/>
+              <w:bottom w:val="none" w:color="000000"/>
+              <w:left w:val="none" w:color="000000"/>
+              <w:right w:val="none" w:color="000000"/>
+            </w:tcBorders>
+          </w:tcPr>
+          <w:p>
+            <w:pPr>
+              <w:pStyle w:val="Compact"/>
+              <w:spacing w:before="20" w:after="20" w:line="240" w:lineRule="auto"/>
+              <w:jc w:val="center"/>
+            </w:pPr>
+          </w:p>
+        </w:tc>
+        <w:tc>
+          <w:tcPr>
+            <w:tcW w:w="2358" w:type="dxa"/>
+            <w:tcBorders>
+              <w:top w:val="none" w:color="000000"/>
+              <w:bottom w:val="none" w:color="000000"/>
+              <w:left w:val="none" w:color="000000"/>
+              <w:right w:val="none" w:color="000000"/>
+            </w:tcBorders>
+          </w:tcPr>
+          <w:p>
+            <w:pPr>
+              <w:pStyle w:val="Compact"/>
+              <w:spacing w:before="20" w:after="20" w:line="240" w:lineRule="auto"/>
+              <w:jc w:val="center"/>
+            </w:pPr>
+          </w:p>
+        </w:tc>
+        <w:tc>
+          <w:tcPr>
+            <w:tcW w:w="2569" w:type="dxa"/>
+            <w:tcBorders>
+              <w:top w:val="none" w:color="000000"/>
+              <w:bottom w:val="none" w:color="000000"/>
+              <w:left w:val="none" w:color="000000"/>
+              <w:right w:val="none" w:color="000000"/>
+            </w:tcBorders>
+          </w:tcPr>
           <w:p>
             <w:pPr>
               <w:pStyle w:val="Compact"/>
@@ -4892,7 +6077,15 @@
           <w:cantSplit/>
         </w:trPr>
         <w:tc>
-          <w:tcPr/>
+          <w:tcPr>
+            <w:tcW w:w="4030" w:type="dxa"/>
+            <w:tcBorders>
+              <w:top w:val="none" w:color="000000"/>
+              <w:bottom w:val="none" w:color="000000"/>
+              <w:left w:val="none" w:color="000000"/>
+              <w:right w:val="none" w:color="000000"/>
+            </w:tcBorders>
+          </w:tcPr>
           <w:p>
             <w:pPr>
               <w:pStyle w:val="Compact"/>
@@ -4905,7 +6098,15 @@
           </w:p>
         </w:tc>
         <w:tc>
-          <w:tcPr/>
+          <w:tcPr>
+            <w:tcW w:w="2358" w:type="dxa"/>
+            <w:tcBorders>
+              <w:top w:val="none" w:color="000000"/>
+              <w:bottom w:val="none" w:color="000000"/>
+              <w:left w:val="none" w:color="000000"/>
+              <w:right w:val="none" w:color="000000"/>
+            </w:tcBorders>
+          </w:tcPr>
           <w:p>
             <w:pPr>
               <w:pStyle w:val="Compact"/>
@@ -4918,7 +6119,15 @@
           </w:p>
         </w:tc>
         <w:tc>
-          <w:tcPr/>
+          <w:tcPr>
+            <w:tcW w:w="2569" w:type="dxa"/>
+            <w:tcBorders>
+              <w:top w:val="none" w:color="000000"/>
+              <w:bottom w:val="none" w:color="000000"/>
+              <w:left w:val="none" w:color="000000"/>
+              <w:right w:val="none" w:color="000000"/>
+            </w:tcBorders>
+          </w:tcPr>
           <w:p>
             <w:pPr>
               <w:pStyle w:val="Compact"/>
@@ -4936,7 +6145,15 @@
           <w:cantSplit/>
         </w:trPr>
         <w:tc>
-          <w:tcPr/>
+          <w:tcPr>
+            <w:tcW w:w="4030" w:type="dxa"/>
+            <w:tcBorders>
+              <w:top w:val="none" w:color="000000"/>
+              <w:bottom w:val="none" w:color="000000"/>
+              <w:left w:val="none" w:color="000000"/>
+              <w:right w:val="none" w:color="000000"/>
+            </w:tcBorders>
+          </w:tcPr>
           <w:p>
             <w:pPr>
               <w:pStyle w:val="Compact"/>
@@ -4949,7 +6166,15 @@
           </w:p>
         </w:tc>
         <w:tc>
-          <w:tcPr/>
+          <w:tcPr>
+            <w:tcW w:w="2358" w:type="dxa"/>
+            <w:tcBorders>
+              <w:top w:val="none" w:color="000000"/>
+              <w:bottom w:val="none" w:color="000000"/>
+              <w:left w:val="none" w:color="000000"/>
+              <w:right w:val="none" w:color="000000"/>
+            </w:tcBorders>
+          </w:tcPr>
           <w:p>
             <w:pPr>
               <w:pStyle w:val="Compact"/>
@@ -4962,7 +6187,15 @@
           </w:p>
         </w:tc>
         <w:tc>
-          <w:tcPr/>
+          <w:tcPr>
+            <w:tcW w:w="2569" w:type="dxa"/>
+            <w:tcBorders>
+              <w:top w:val="none" w:color="000000"/>
+              <w:bottom w:val="none" w:color="000000"/>
+              <w:left w:val="none" w:color="000000"/>
+              <w:right w:val="none" w:color="000000"/>
+            </w:tcBorders>
+          </w:tcPr>
           <w:p>
             <w:pPr>
               <w:pStyle w:val="Compact"/>
@@ -4980,7 +6213,15 @@
           <w:cantSplit/>
         </w:trPr>
         <w:tc>
-          <w:tcPr/>
+          <w:tcPr>
+            <w:tcW w:w="4030" w:type="dxa"/>
+            <w:tcBorders>
+              <w:top w:val="none" w:color="000000"/>
+              <w:bottom w:val="none" w:color="000000"/>
+              <w:left w:val="none" w:color="000000"/>
+              <w:right w:val="none" w:color="000000"/>
+            </w:tcBorders>
+          </w:tcPr>
           <w:p>
             <w:pPr>
               <w:pStyle w:val="Compact"/>
@@ -4997,7 +6238,15 @@
           </w:p>
         </w:tc>
         <w:tc>
-          <w:tcPr/>
+          <w:tcPr>
+            <w:tcW w:w="2358" w:type="dxa"/>
+            <w:tcBorders>
+              <w:top w:val="none" w:color="000000"/>
+              <w:bottom w:val="none" w:color="000000"/>
+              <w:left w:val="none" w:color="000000"/>
+              <w:right w:val="none" w:color="000000"/>
+            </w:tcBorders>
+          </w:tcPr>
           <w:p>
             <w:pPr>
               <w:pStyle w:val="Compact"/>
@@ -5010,7 +6259,15 @@
           </w:p>
         </w:tc>
         <w:tc>
-          <w:tcPr/>
+          <w:tcPr>
+            <w:tcW w:w="2569" w:type="dxa"/>
+            <w:tcBorders>
+              <w:top w:val="none" w:color="000000"/>
+              <w:bottom w:val="none" w:color="000000"/>
+              <w:left w:val="none" w:color="000000"/>
+              <w:right w:val="none" w:color="000000"/>
+            </w:tcBorders>
+          </w:tcPr>
           <w:p>
             <w:pPr>
               <w:pStyle w:val="Compact"/>
@@ -5028,7 +6285,15 @@
           <w:cantSplit/>
         </w:trPr>
         <w:tc>
-          <w:tcPr/>
+          <w:tcPr>
+            <w:tcW w:w="4030" w:type="dxa"/>
+            <w:tcBorders>
+              <w:top w:val="none" w:color="000000"/>
+              <w:bottom w:val="single" w:color="000000" w:sz="12" w:space="0"/>
+              <w:left w:val="none" w:color="000000"/>
+              <w:right w:val="none" w:color="000000"/>
+            </w:tcBorders>
+          </w:tcPr>
           <w:p>
             <w:pPr>
               <w:pStyle w:val="Compact"/>
@@ -5048,7 +6313,15 @@
           </w:p>
         </w:tc>
         <w:tc>
-          <w:tcPr/>
+          <w:tcPr>
+            <w:tcW w:w="2358" w:type="dxa"/>
+            <w:tcBorders>
+              <w:top w:val="none" w:color="000000"/>
+              <w:bottom w:val="single" w:color="000000" w:sz="12" w:space="0"/>
+              <w:left w:val="none" w:color="000000"/>
+              <w:right w:val="none" w:color="000000"/>
+            </w:tcBorders>
+          </w:tcPr>
           <w:p>
             <w:pPr>
               <w:pStyle w:val="Compact"/>
@@ -5061,7 +6334,15 @@
           </w:p>
         </w:tc>
         <w:tc>
-          <w:tcPr/>
+          <w:tcPr>
+            <w:tcW w:w="2569" w:type="dxa"/>
+            <w:tcBorders>
+              <w:top w:val="none" w:color="000000"/>
+              <w:bottom w:val="single" w:color="000000" w:sz="12" w:space="0"/>
+              <w:left w:val="none" w:color="000000"/>
+              <w:right w:val="none" w:color="000000"/>
+            </w:tcBorders>
+          </w:tcPr>
           <w:p>
             <w:pPr>
               <w:pStyle w:val="Compact"/>
@@ -5080,26 +6361,7 @@
         <w:pStyle w:val="TableNote"/>
       </w:pPr>
       <w:r>
-        <w:t xml:space="preserve">注：</w:t>
-      </w:r>
-      <w:r>
-        <w:rPr>
-          <w:iCs/>
-          <w:i/>
-        </w:rPr>
-        <w:t xml:space="preserve">、</w:t>
-      </w:r>
-      <w:r>
-        <w:rPr>
-          <w:bCs/>
-          <w:b/>
-          <w:iCs/>
-          <w:i/>
-        </w:rPr>
-        <w:t xml:space="preserve">、</w:t>
-      </w:r>
-      <w:r>
-        <w:t xml:space="preserve">分别表示在10%、5%、1%的水平上显著，（）内为城市层面聚类稳健标准误对应的</w:t>
+        <w:t xml:space="preserve">注：*、**、***分别表示在10%、5%、1%的水平上显著，（）内为城市层面聚类稳健标准误对应的</w:t>
       </w:r>
       <w:r>
         <w:rPr>
@@ -5125,9 +6387,77 @@
     <w:p>
       <w:pPr>
         <w:pStyle w:val="FirstParagraph"/>
+        <w:spacing w:before="0" w:after="0"/>
       </w:pPr>
       <w:r>
-        <w:t xml:space="preserve">图1报告了基于式（3）的Sun-Abraham交互加权事件研究结果。政策实施前各期的估计系数分别为−0.0055、−0.0039、0.0034与0.0074，</w:t>
+        <w:t xml:space="preserve">事件研究模型中，全部相对时点虚拟变量与个体固定效应、时间固定效应之间存在完全共线性，各期系数只能在施加一个归一化约束的条件下被识别。遵循Sun和Abraham（2021）</w:t>
+      </w:r>
+      <w:r>
+        <w:rPr>
+          <w:vertAlign w:val="superscript"/>
+        </w:rPr>
+        <w:t xml:space="preserve">[12]</w:t>
+      </w:r>
+      <w:r>
+        <w:t xml:space="preserve">与Callaway和Sant’Anna（2021）</w:t>
+      </w:r>
+      <w:r>
+        <w:rPr>
+          <w:vertAlign w:val="superscript"/>
+        </w:rPr>
+        <w:t xml:space="preserve">[13]</w:t>
+      </w:r>
+      <w:r>
+        <w:t xml:space="preserve">的通行做法，本文以政策实施前一期（</w:t>
+      </w:r>
+      <w:r>
+        <w:rPr>
+          <w:iCs/>
+          <w:i/>
+        </w:rPr>
+        <w:t xml:space="preserve">e</w:t>
+      </w:r>
+      <w:r>
+        <w:t xml:space="preserve">=−1）为基期并将其系数约束为零，其余各期系数因而度量相对于该基期的差异。之所以选择处理前一期而非处理当期，是因为处理前一期是各队列最后一个可观测到未处理潜在结果的时期；若改以处理当期为基期，被省略期的处理效应将被从其余各期系数中一并差分掉，既使各期系数不再度量真实的处理效应，也会使前期系数携带处理效应信息而丧失检验平行趋势的能力。由于本文样本中存在145个从未处理城市，相对时点虚拟变量之和对这些城市恒为零，共线性仅需一个归一化约束即可解除；两类估计量均采用同一基期，因而图1两个面板的纵向刻度直接可比。由于距政策实施较远的相对时点上可利用的城市数量迅速减少，本文对两端相对时点作分箱处理，即以</w:t>
+      </w:r>
+      <w:r>
+        <w:rPr>
+          <w:iCs/>
+          <w:i/>
+        </w:rPr>
+        <w:t xml:space="preserve">e</w:t>
+      </w:r>
+      <w:r>
+        <w:t xml:space="preserve">≤−5与</w:t>
+      </w:r>
+      <w:r>
+        <w:rPr>
+          <w:iCs/>
+          <w:i/>
+        </w:rPr>
+        <w:t xml:space="preserve">e</w:t>
+      </w:r>
+      <w:r>
+        <w:t xml:space="preserve">≥6分别汇总更早与更晚的观测，以避免端点系数因样本过少而失真。需要强调的是，基期系数取零系由识别约束所致，本身并不构成平行趋势成立的证据，平行趋势的判定只能依据</w:t>
+      </w:r>
+      <w:r>
+        <w:rPr>
+          <w:iCs/>
+          <w:i/>
+        </w:rPr>
+        <w:t xml:space="preserve">e</w:t>
+      </w:r>
+      <w:r>
+        <w:t xml:space="preserve">≤−2各期的估计结果。</w:t>
+      </w:r>
+    </w:p>
+    <w:p>
+      <w:pPr>
+        <w:pStyle w:val="BodyText"/>
+        <w:spacing w:before="0" w:after="0"/>
+      </w:pPr>
+      <w:r>
+        <w:t xml:space="preserve">图1报告了估计结果。图1（a）为Sun-Abraham交互加权估计：政策实施前各期的系数依次为−0.0055、−0.0039、0.0034与0.0074，</w:t>
       </w:r>
       <w:r>
         <w:rPr>
@@ -5137,7 +6467,46 @@
         <w:t xml:space="preserve">t</w:t>
       </w:r>
       <w:r>
-        <w:t xml:space="preserve">值的绝对值最大仅为1.0935，均不显著异于零，表明处理组与对照组在政策实施前不存在系统性的趋势差异，平行趋势假设成立。政策实施当年的效应为0.0180并在10%的水平上显著，此后逐年上升，第2年达到0.0396，第4年至第6年稳定在0.0440—0.0479之间，说明公共数据开放的绿色赋能效应具有渐进释放与持续增强的特征。这一动态形态与数据开放”平台上线—数据积累—场景开发—生产率改善”的作用链条相吻合。</w:t>
+        <w:t xml:space="preserve">值的绝对值最大仅为1.0935，95%置信区间均覆盖零。逐期检验易受多重比较的影响，本文进一步对全部前期系数作联合为零的Wald检验，统计量为5.4522，在4个自由度下对应的</w:t>
+      </w:r>
+      <w:r>
+        <w:rPr>
+          <w:iCs/>
+          <w:i/>
+        </w:rPr>
+        <w:t xml:space="preserve">P</w:t>
+      </w:r>
+      <w:r>
+        <w:t xml:space="preserve">值为0.2440；若不作聚合而直接对全部队列与前期的交互项系数作联合检验，统计量为24.7149，在27个自由度下对应的</w:t>
+      </w:r>
+      <w:r>
+        <w:rPr>
+          <w:iCs/>
+          <w:i/>
+        </w:rPr>
+        <w:t xml:space="preserve">P</w:t>
+      </w:r>
+      <w:r>
+        <w:t xml:space="preserve">值为0.5904。逐期检验与联合检验一致表明，处理组与对照组在政策实施前不存在系统性的趋势差异，平行趋势假设成立。</w:t>
+      </w:r>
+    </w:p>
+    <w:p>
+      <w:pPr>
+        <w:pStyle w:val="BodyText"/>
+        <w:spacing w:before="0" w:after="0"/>
+      </w:pPr>
+      <w:r>
+        <w:t xml:space="preserve">就动态效应而言，政策实施当年的效应为0.0180，在5%的水平上显著；此后效应逐年增强，第1年至第3年依次为0.0320、0.0396与0.0351，第4年至第6年稳定在0.0440—0.0479之间，且均在1%的水平上显著。图1（b）给出的Callaway-Sant’Anna双重稳健估计呈现相同形态：前期各期系数同样不显著，政策实施后由0.0151逐步上升至0.0388—0.0448。两类估计量均以</w:t>
+      </w:r>
+      <w:r>
+        <w:rPr>
+          <w:iCs/>
+          <w:i/>
+        </w:rPr>
+        <w:t xml:space="preserve">e</w:t>
+      </w:r>
+      <w:r>
+        <w:t xml:space="preserve">=−1为统一基期，在分箱方式与置信水平上亦完全一致，其结果的高度吻合说明动态效应的形态并不依赖于具体估计量的选择。政策效应渐进释放而非一次性跃升，与公共数据开放”平台上线—数据积累—场景开发—生产率改善”的作用链条相吻合：数据资源转化为现实生产力需经历开发利用与产业适配的过程，政策效应的完全显现因而存在时滞。</w:t>
       </w:r>
     </w:p>
     <w:p>
@@ -5147,7 +6516,7 @@
       <w:r>
         <w:drawing>
           <wp:inline>
-            <wp:extent cx="5688000" cy="1981709"/>
+            <wp:extent cx="5688000" cy="2129752"/>
             <wp:effectExtent b="0" l="0" r="0" t="0"/>
             <wp:docPr descr="图1 事件研究：平行趋势检验与动态效应" title="" id="31" name="Picture"/>
             <a:graphic>
@@ -5168,7 +6537,7 @@
                   <pic:spPr bwMode="auto">
                     <a:xfrm>
                       <a:off x="0" y="0"/>
-                      <a:ext cx="5688000" cy="1981709"/>
+                      <a:ext cx="5688000" cy="2129752"/>
                     </a:xfrm>
                     <a:prstGeom prst="rect">
                       <a:avLst/>
@@ -5195,6 +6564,44 @@
         <w:t xml:space="preserve">图1 事件研究：平行趋势检验与动态效应</w:t>
       </w:r>
     </w:p>
+    <w:p>
+      <w:pPr>
+        <w:pStyle w:val="TableNote"/>
+      </w:pPr>
+      <w:r>
+        <w:t xml:space="preserve">注：横轴为相对政策实施年份，</w:t>
+      </w:r>
+      <w:r>
+        <w:rPr>
+          <w:iCs/>
+          <w:i/>
+        </w:rPr>
+        <w:t xml:space="preserve">e</w:t>
+      </w:r>
+      <w:r>
+        <w:t xml:space="preserve">=−1为基期（以空心标记标示），其系数按识别约束设为零；两端为分箱估计，</w:t>
+      </w:r>
+      <w:r>
+        <w:rPr>
+          <w:iCs/>
+          <w:i/>
+        </w:rPr>
+        <w:t xml:space="preserve">e</w:t>
+      </w:r>
+      <w:r>
+        <w:t xml:space="preserve">≤−5与</w:t>
+      </w:r>
+      <w:r>
+        <w:rPr>
+          <w:iCs/>
+          <w:i/>
+        </w:rPr>
+        <w:t xml:space="preserve">e</w:t>
+      </w:r>
+      <w:r>
+        <w:t xml:space="preserve">≥6分别汇总更早与更晚的相对时点；误差棒为基于城市层面聚类稳健标准误的95%置信区间；竖虚线标示政策实施时点，其左侧阴影区为政策实施前区间。</w:t>
+      </w:r>
+    </w:p>
     <w:bookmarkEnd w:id="33"/>
     <w:bookmarkStart w:id="34" w:name="处理效应异质性的稳健估计"/>
     <w:p>
@@ -5208,6 +6615,7 @@
     <w:p>
       <w:pPr>
         <w:pStyle w:val="FirstParagraph"/>
+        <w:spacing w:before="0" w:after="0"/>
       </w:pPr>
       <w:r>
         <w:t xml:space="preserve">交错双重差分的估计量在处理效应异质的条件下可能存在偏误。表3第（1）部分报告了式（2）的权重诊断结果：805个处理单元格中仅有3个获得负权重，占比0.37%，负权重之和为−0.0001，正权重之和为1.0001。这表明本文样本中”已处理组充当对照组”所引致的污染极为有限，双向固定效应估计量偏离因果参数的风险较小。</w:t>
@@ -5216,6 +6624,7 @@
     <w:p>
       <w:pPr>
         <w:pStyle w:val="BodyText"/>
+        <w:spacing w:before="0" w:after="0"/>
       </w:pPr>
       <w:r>
         <w:t xml:space="preserve">作为进一步的验证，表3第（2）部分报告了Callaway-Sant’Anna双重稳健估计结果。以从未处理城市为对照组，按队列规模加权聚合得到的总体平均处理效应为0.0322，基于400次城市层面自助抽样得到的标准误为0.0086，在1%的水平上显著。该估计值与基准回归的0.0318高度接近，二者之差不足基准估计的1.3%，从另一角度印证了基准结果的可靠性。表3第（3）部分进一步给出分队列的平均处理效应，7个队列的估计值介于0.0218与0.0469之间，符号一致且量级相近，说明处理效应在不同实施时点的队列之间并未呈现剧烈分化，这与负权重规模较小的诊断结论相互印证。</w:t>
@@ -5231,17 +6640,24 @@
     </w:p>
     <w:tbl>
       <w:tblPr>
-        <w:tblStyle w:val="Table"/>
         <w:jc w:val="center"/>
         <w:tblLook w:firstRow="1" w:lastRow="0" w:firstColumn="0" w:lastColumn="0" w:noHBand="0" w:noVBand="0" w:val="0020"/>
         <w:tblCaption w:val="表3 处理效应异质性的稳健估计"/>
-        <w:tblW w:w="5000" w:type="pct"/>
-        <w:tblLayout w:type="autofit"/>
+        <w:tblW w:w="8957" w:type="dxa"/>
+        <w:tblLayout w:type="fixed"/>
+        <w:tblBorders>
+          <w:top w:val="single" w:color="000000" w:sz="12" w:space="0"/>
+          <w:left w:val="none" w:color="000000"/>
+          <w:bottom w:val="single" w:color="000000" w:sz="12" w:space="0"/>
+          <w:right w:val="none" w:color="000000"/>
+          <w:insideH w:val="none" w:color="000000"/>
+          <w:insideV w:val="none" w:color="000000"/>
+        </w:tblBorders>
       </w:tblPr>
       <w:tblGrid>
-        <w:gridCol w:w="2640"/>
-        <w:gridCol w:w="2640"/>
-        <w:gridCol w:w="2640"/>
+        <w:gridCol w:w="4030"/>
+        <w:gridCol w:w="3329"/>
+        <w:gridCol w:w="1598"/>
       </w:tblGrid>
       <w:tr>
         <w:trPr>
@@ -5250,7 +6666,15 @@
           <w:tblHeader/>
         </w:trPr>
         <w:tc>
-          <w:tcPr/>
+          <w:tcPr>
+            <w:tcW w:w="4030" w:type="dxa"/>
+            <w:tcBorders>
+              <w:top w:val="single" w:color="000000" w:sz="12" w:space="0"/>
+              <w:bottom w:val="single" w:color="000000" w:sz="6" w:space="0"/>
+              <w:left w:val="none" w:color="000000"/>
+              <w:right w:val="none" w:color="000000"/>
+            </w:tcBorders>
+          </w:tcPr>
           <w:p>
             <w:pPr>
               <w:pStyle w:val="Compact"/>
@@ -5263,7 +6687,15 @@
           </w:p>
         </w:tc>
         <w:tc>
-          <w:tcPr/>
+          <w:tcPr>
+            <w:tcW w:w="3329" w:type="dxa"/>
+            <w:tcBorders>
+              <w:top w:val="single" w:color="000000" w:sz="12" w:space="0"/>
+              <w:bottom w:val="single" w:color="000000" w:sz="6" w:space="0"/>
+              <w:left w:val="none" w:color="000000"/>
+              <w:right w:val="none" w:color="000000"/>
+            </w:tcBorders>
+          </w:tcPr>
           <w:p>
             <w:pPr>
               <w:pStyle w:val="Compact"/>
@@ -5276,7 +6708,15 @@
           </w:p>
         </w:tc>
         <w:tc>
-          <w:tcPr/>
+          <w:tcPr>
+            <w:tcW w:w="1598" w:type="dxa"/>
+            <w:tcBorders>
+              <w:top w:val="single" w:color="000000" w:sz="12" w:space="0"/>
+              <w:bottom w:val="single" w:color="000000" w:sz="6" w:space="0"/>
+              <w:left w:val="none" w:color="000000"/>
+              <w:right w:val="none" w:color="000000"/>
+            </w:tcBorders>
+          </w:tcPr>
           <w:p>
             <w:pPr>
               <w:pStyle w:val="Compact"/>
@@ -5294,7 +6734,15 @@
           <w:cantSplit/>
         </w:trPr>
         <w:tc>
-          <w:tcPr/>
+          <w:tcPr>
+            <w:tcW w:w="4030" w:type="dxa"/>
+            <w:tcBorders>
+              <w:top w:val="none" w:color="000000"/>
+              <w:bottom w:val="none" w:color="000000"/>
+              <w:left w:val="none" w:color="000000"/>
+              <w:right w:val="none" w:color="000000"/>
+            </w:tcBorders>
+          </w:tcPr>
           <w:p>
             <w:pPr>
               <w:pStyle w:val="Compact"/>
@@ -5307,7 +6755,15 @@
           </w:p>
         </w:tc>
         <w:tc>
-          <w:tcPr/>
+          <w:tcPr>
+            <w:tcW w:w="3329" w:type="dxa"/>
+            <w:tcBorders>
+              <w:top w:val="none" w:color="000000"/>
+              <w:bottom w:val="none" w:color="000000"/>
+              <w:left w:val="none" w:color="000000"/>
+              <w:right w:val="none" w:color="000000"/>
+            </w:tcBorders>
+          </w:tcPr>
           <w:p>
             <w:pPr>
               <w:pStyle w:val="Compact"/>
@@ -5320,7 +6776,15 @@
           </w:p>
         </w:tc>
         <w:tc>
-          <w:tcPr/>
+          <w:tcPr>
+            <w:tcW w:w="1598" w:type="dxa"/>
+            <w:tcBorders>
+              <w:top w:val="none" w:color="000000"/>
+              <w:bottom w:val="none" w:color="000000"/>
+              <w:left w:val="none" w:color="000000"/>
+              <w:right w:val="none" w:color="000000"/>
+            </w:tcBorders>
+          </w:tcPr>
           <w:p>
             <w:pPr>
               <w:pStyle w:val="Compact"/>
@@ -5338,17 +6802,33 @@
           <w:cantSplit/>
         </w:trPr>
         <w:tc>
-          <w:tcPr/>
-          <w:p>
-            <w:pPr>
-              <w:pStyle w:val="Compact"/>
-              <w:spacing w:before="20" w:after="20" w:line="240" w:lineRule="auto"/>
-              <w:jc w:val="center"/>
-            </w:pPr>
-          </w:p>
-        </w:tc>
-        <w:tc>
-          <w:tcPr/>
+          <w:tcPr>
+            <w:tcW w:w="4030" w:type="dxa"/>
+            <w:tcBorders>
+              <w:top w:val="none" w:color="000000"/>
+              <w:bottom w:val="none" w:color="000000"/>
+              <w:left w:val="none" w:color="000000"/>
+              <w:right w:val="none" w:color="000000"/>
+            </w:tcBorders>
+          </w:tcPr>
+          <w:p>
+            <w:pPr>
+              <w:pStyle w:val="Compact"/>
+              <w:spacing w:before="20" w:after="20" w:line="240" w:lineRule="auto"/>
+              <w:jc w:val="center"/>
+            </w:pPr>
+          </w:p>
+        </w:tc>
+        <w:tc>
+          <w:tcPr>
+            <w:tcW w:w="3329" w:type="dxa"/>
+            <w:tcBorders>
+              <w:top w:val="none" w:color="000000"/>
+              <w:bottom w:val="none" w:color="000000"/>
+              <w:left w:val="none" w:color="000000"/>
+              <w:right w:val="none" w:color="000000"/>
+            </w:tcBorders>
+          </w:tcPr>
           <w:p>
             <w:pPr>
               <w:pStyle w:val="Compact"/>
@@ -5361,7 +6841,15 @@
           </w:p>
         </w:tc>
         <w:tc>
-          <w:tcPr/>
+          <w:tcPr>
+            <w:tcW w:w="1598" w:type="dxa"/>
+            <w:tcBorders>
+              <w:top w:val="none" w:color="000000"/>
+              <w:bottom w:val="none" w:color="000000"/>
+              <w:left w:val="none" w:color="000000"/>
+              <w:right w:val="none" w:color="000000"/>
+            </w:tcBorders>
+          </w:tcPr>
           <w:p>
             <w:pPr>
               <w:pStyle w:val="Compact"/>
@@ -5379,17 +6867,33 @@
           <w:cantSplit/>
         </w:trPr>
         <w:tc>
-          <w:tcPr/>
-          <w:p>
-            <w:pPr>
-              <w:pStyle w:val="Compact"/>
-              <w:spacing w:before="20" w:after="20" w:line="240" w:lineRule="auto"/>
-              <w:jc w:val="center"/>
-            </w:pPr>
-          </w:p>
-        </w:tc>
-        <w:tc>
-          <w:tcPr/>
+          <w:tcPr>
+            <w:tcW w:w="4030" w:type="dxa"/>
+            <w:tcBorders>
+              <w:top w:val="none" w:color="000000"/>
+              <w:bottom w:val="none" w:color="000000"/>
+              <w:left w:val="none" w:color="000000"/>
+              <w:right w:val="none" w:color="000000"/>
+            </w:tcBorders>
+          </w:tcPr>
+          <w:p>
+            <w:pPr>
+              <w:pStyle w:val="Compact"/>
+              <w:spacing w:before="20" w:after="20" w:line="240" w:lineRule="auto"/>
+              <w:jc w:val="center"/>
+            </w:pPr>
+          </w:p>
+        </w:tc>
+        <w:tc>
+          <w:tcPr>
+            <w:tcW w:w="3329" w:type="dxa"/>
+            <w:tcBorders>
+              <w:top w:val="none" w:color="000000"/>
+              <w:bottom w:val="none" w:color="000000"/>
+              <w:left w:val="none" w:color="000000"/>
+              <w:right w:val="none" w:color="000000"/>
+            </w:tcBorders>
+          </w:tcPr>
           <w:p>
             <w:pPr>
               <w:pStyle w:val="Compact"/>
@@ -5402,7 +6906,15 @@
           </w:p>
         </w:tc>
         <w:tc>
-          <w:tcPr/>
+          <w:tcPr>
+            <w:tcW w:w="1598" w:type="dxa"/>
+            <w:tcBorders>
+              <w:top w:val="none" w:color="000000"/>
+              <w:bottom w:val="none" w:color="000000"/>
+              <w:left w:val="none" w:color="000000"/>
+              <w:right w:val="none" w:color="000000"/>
+            </w:tcBorders>
+          </w:tcPr>
           <w:p>
             <w:pPr>
               <w:pStyle w:val="Compact"/>
@@ -5420,17 +6932,33 @@
           <w:cantSplit/>
         </w:trPr>
         <w:tc>
-          <w:tcPr/>
-          <w:p>
-            <w:pPr>
-              <w:pStyle w:val="Compact"/>
-              <w:spacing w:before="20" w:after="20" w:line="240" w:lineRule="auto"/>
-              <w:jc w:val="center"/>
-            </w:pPr>
-          </w:p>
-        </w:tc>
-        <w:tc>
-          <w:tcPr/>
+          <w:tcPr>
+            <w:tcW w:w="4030" w:type="dxa"/>
+            <w:tcBorders>
+              <w:top w:val="none" w:color="000000"/>
+              <w:bottom w:val="none" w:color="000000"/>
+              <w:left w:val="none" w:color="000000"/>
+              <w:right w:val="none" w:color="000000"/>
+            </w:tcBorders>
+          </w:tcPr>
+          <w:p>
+            <w:pPr>
+              <w:pStyle w:val="Compact"/>
+              <w:spacing w:before="20" w:after="20" w:line="240" w:lineRule="auto"/>
+              <w:jc w:val="center"/>
+            </w:pPr>
+          </w:p>
+        </w:tc>
+        <w:tc>
+          <w:tcPr>
+            <w:tcW w:w="3329" w:type="dxa"/>
+            <w:tcBorders>
+              <w:top w:val="none" w:color="000000"/>
+              <w:bottom w:val="none" w:color="000000"/>
+              <w:left w:val="none" w:color="000000"/>
+              <w:right w:val="none" w:color="000000"/>
+            </w:tcBorders>
+          </w:tcPr>
           <w:p>
             <w:pPr>
               <w:pStyle w:val="Compact"/>
@@ -5443,7 +6971,15 @@
           </w:p>
         </w:tc>
         <w:tc>
-          <w:tcPr/>
+          <w:tcPr>
+            <w:tcW w:w="1598" w:type="dxa"/>
+            <w:tcBorders>
+              <w:top w:val="none" w:color="000000"/>
+              <w:bottom w:val="none" w:color="000000"/>
+              <w:left w:val="none" w:color="000000"/>
+              <w:right w:val="none" w:color="000000"/>
+            </w:tcBorders>
+          </w:tcPr>
           <w:p>
             <w:pPr>
               <w:pStyle w:val="Compact"/>
@@ -5461,17 +6997,33 @@
           <w:cantSplit/>
         </w:trPr>
         <w:tc>
-          <w:tcPr/>
-          <w:p>
-            <w:pPr>
-              <w:pStyle w:val="Compact"/>
-              <w:spacing w:before="20" w:after="20" w:line="240" w:lineRule="auto"/>
-              <w:jc w:val="center"/>
-            </w:pPr>
-          </w:p>
-        </w:tc>
-        <w:tc>
-          <w:tcPr/>
+          <w:tcPr>
+            <w:tcW w:w="4030" w:type="dxa"/>
+            <w:tcBorders>
+              <w:top w:val="none" w:color="000000"/>
+              <w:bottom w:val="none" w:color="000000"/>
+              <w:left w:val="none" w:color="000000"/>
+              <w:right w:val="none" w:color="000000"/>
+            </w:tcBorders>
+          </w:tcPr>
+          <w:p>
+            <w:pPr>
+              <w:pStyle w:val="Compact"/>
+              <w:spacing w:before="20" w:after="20" w:line="240" w:lineRule="auto"/>
+              <w:jc w:val="center"/>
+            </w:pPr>
+          </w:p>
+        </w:tc>
+        <w:tc>
+          <w:tcPr>
+            <w:tcW w:w="3329" w:type="dxa"/>
+            <w:tcBorders>
+              <w:top w:val="none" w:color="000000"/>
+              <w:bottom w:val="none" w:color="000000"/>
+              <w:left w:val="none" w:color="000000"/>
+              <w:right w:val="none" w:color="000000"/>
+            </w:tcBorders>
+          </w:tcPr>
           <w:p>
             <w:pPr>
               <w:pStyle w:val="Compact"/>
@@ -5484,7 +7036,15 @@
           </w:p>
         </w:tc>
         <w:tc>
-          <w:tcPr/>
+          <w:tcPr>
+            <w:tcW w:w="1598" w:type="dxa"/>
+            <w:tcBorders>
+              <w:top w:val="none" w:color="000000"/>
+              <w:bottom w:val="none" w:color="000000"/>
+              <w:left w:val="none" w:color="000000"/>
+              <w:right w:val="none" w:color="000000"/>
+            </w:tcBorders>
+          </w:tcPr>
           <w:p>
             <w:pPr>
               <w:pStyle w:val="Compact"/>
@@ -5502,7 +7062,15 @@
           <w:cantSplit/>
         </w:trPr>
         <w:tc>
-          <w:tcPr/>
+          <w:tcPr>
+            <w:tcW w:w="4030" w:type="dxa"/>
+            <w:tcBorders>
+              <w:top w:val="none" w:color="000000"/>
+              <w:bottom w:val="none" w:color="000000"/>
+              <w:left w:val="none" w:color="000000"/>
+              <w:right w:val="none" w:color="000000"/>
+            </w:tcBorders>
+          </w:tcPr>
           <w:p>
             <w:pPr>
               <w:pStyle w:val="Compact"/>
@@ -5515,7 +7083,15 @@
           </w:p>
         </w:tc>
         <w:tc>
-          <w:tcPr/>
+          <w:tcPr>
+            <w:tcW w:w="3329" w:type="dxa"/>
+            <w:tcBorders>
+              <w:top w:val="none" w:color="000000"/>
+              <w:bottom w:val="none" w:color="000000"/>
+              <w:left w:val="none" w:color="000000"/>
+              <w:right w:val="none" w:color="000000"/>
+            </w:tcBorders>
+          </w:tcPr>
           <w:p>
             <w:pPr>
               <w:pStyle w:val="Compact"/>
@@ -5528,7 +7104,15 @@
           </w:p>
         </w:tc>
         <w:tc>
-          <w:tcPr/>
+          <w:tcPr>
+            <w:tcW w:w="1598" w:type="dxa"/>
+            <w:tcBorders>
+              <w:top w:val="none" w:color="000000"/>
+              <w:bottom w:val="none" w:color="000000"/>
+              <w:left w:val="none" w:color="000000"/>
+              <w:right w:val="none" w:color="000000"/>
+            </w:tcBorders>
+          </w:tcPr>
           <w:p>
             <w:pPr>
               <w:pStyle w:val="Compact"/>
@@ -5546,17 +7130,33 @@
           <w:cantSplit/>
         </w:trPr>
         <w:tc>
-          <w:tcPr/>
-          <w:p>
-            <w:pPr>
-              <w:pStyle w:val="Compact"/>
-              <w:spacing w:before="20" w:after="20" w:line="240" w:lineRule="auto"/>
-              <w:jc w:val="center"/>
-            </w:pPr>
-          </w:p>
-        </w:tc>
-        <w:tc>
-          <w:tcPr/>
+          <w:tcPr>
+            <w:tcW w:w="4030" w:type="dxa"/>
+            <w:tcBorders>
+              <w:top w:val="none" w:color="000000"/>
+              <w:bottom w:val="none" w:color="000000"/>
+              <w:left w:val="none" w:color="000000"/>
+              <w:right w:val="none" w:color="000000"/>
+            </w:tcBorders>
+          </w:tcPr>
+          <w:p>
+            <w:pPr>
+              <w:pStyle w:val="Compact"/>
+              <w:spacing w:before="20" w:after="20" w:line="240" w:lineRule="auto"/>
+              <w:jc w:val="center"/>
+            </w:pPr>
+          </w:p>
+        </w:tc>
+        <w:tc>
+          <w:tcPr>
+            <w:tcW w:w="3329" w:type="dxa"/>
+            <w:tcBorders>
+              <w:top w:val="none" w:color="000000"/>
+              <w:bottom w:val="none" w:color="000000"/>
+              <w:left w:val="none" w:color="000000"/>
+              <w:right w:val="none" w:color="000000"/>
+            </w:tcBorders>
+          </w:tcPr>
           <w:p>
             <w:pPr>
               <w:pStyle w:val="Compact"/>
@@ -5569,7 +7169,15 @@
           </w:p>
         </w:tc>
         <w:tc>
-          <w:tcPr/>
+          <w:tcPr>
+            <w:tcW w:w="1598" w:type="dxa"/>
+            <w:tcBorders>
+              <w:top w:val="none" w:color="000000"/>
+              <w:bottom w:val="none" w:color="000000"/>
+              <w:left w:val="none" w:color="000000"/>
+              <w:right w:val="none" w:color="000000"/>
+            </w:tcBorders>
+          </w:tcPr>
           <w:p>
             <w:pPr>
               <w:pStyle w:val="Compact"/>
@@ -5587,17 +7195,33 @@
           <w:cantSplit/>
         </w:trPr>
         <w:tc>
-          <w:tcPr/>
-          <w:p>
-            <w:pPr>
-              <w:pStyle w:val="Compact"/>
-              <w:spacing w:before="20" w:after="20" w:line="240" w:lineRule="auto"/>
-              <w:jc w:val="center"/>
-            </w:pPr>
-          </w:p>
-        </w:tc>
-        <w:tc>
-          <w:tcPr/>
+          <w:tcPr>
+            <w:tcW w:w="4030" w:type="dxa"/>
+            <w:tcBorders>
+              <w:top w:val="none" w:color="000000"/>
+              <w:bottom w:val="none" w:color="000000"/>
+              <w:left w:val="none" w:color="000000"/>
+              <w:right w:val="none" w:color="000000"/>
+            </w:tcBorders>
+          </w:tcPr>
+          <w:p>
+            <w:pPr>
+              <w:pStyle w:val="Compact"/>
+              <w:spacing w:before="20" w:after="20" w:line="240" w:lineRule="auto"/>
+              <w:jc w:val="center"/>
+            </w:pPr>
+          </w:p>
+        </w:tc>
+        <w:tc>
+          <w:tcPr>
+            <w:tcW w:w="3329" w:type="dxa"/>
+            <w:tcBorders>
+              <w:top w:val="none" w:color="000000"/>
+              <w:bottom w:val="none" w:color="000000"/>
+              <w:left w:val="none" w:color="000000"/>
+              <w:right w:val="none" w:color="000000"/>
+            </w:tcBorders>
+          </w:tcPr>
           <w:p>
             <w:pPr>
               <w:pStyle w:val="Compact"/>
@@ -5610,7 +7234,15 @@
           </w:p>
         </w:tc>
         <w:tc>
-          <w:tcPr/>
+          <w:tcPr>
+            <w:tcW w:w="1598" w:type="dxa"/>
+            <w:tcBorders>
+              <w:top w:val="none" w:color="000000"/>
+              <w:bottom w:val="none" w:color="000000"/>
+              <w:left w:val="none" w:color="000000"/>
+              <w:right w:val="none" w:color="000000"/>
+            </w:tcBorders>
+          </w:tcPr>
           <w:p>
             <w:pPr>
               <w:pStyle w:val="Compact"/>
@@ -5628,7 +7260,15 @@
           <w:cantSplit/>
         </w:trPr>
         <w:tc>
-          <w:tcPr/>
+          <w:tcPr>
+            <w:tcW w:w="4030" w:type="dxa"/>
+            <w:tcBorders>
+              <w:top w:val="none" w:color="000000"/>
+              <w:bottom w:val="none" w:color="000000"/>
+              <w:left w:val="none" w:color="000000"/>
+              <w:right w:val="none" w:color="000000"/>
+            </w:tcBorders>
+          </w:tcPr>
           <w:p>
             <w:pPr>
               <w:pStyle w:val="Compact"/>
@@ -5641,7 +7281,15 @@
           </w:p>
         </w:tc>
         <w:tc>
-          <w:tcPr/>
+          <w:tcPr>
+            <w:tcW w:w="3329" w:type="dxa"/>
+            <w:tcBorders>
+              <w:top w:val="none" w:color="000000"/>
+              <w:bottom w:val="none" w:color="000000"/>
+              <w:left w:val="none" w:color="000000"/>
+              <w:right w:val="none" w:color="000000"/>
+            </w:tcBorders>
+          </w:tcPr>
           <w:p>
             <w:pPr>
               <w:pStyle w:val="Compact"/>
@@ -5654,7 +7302,15 @@
           </w:p>
         </w:tc>
         <w:tc>
-          <w:tcPr/>
+          <w:tcPr>
+            <w:tcW w:w="1598" w:type="dxa"/>
+            <w:tcBorders>
+              <w:top w:val="none" w:color="000000"/>
+              <w:bottom w:val="none" w:color="000000"/>
+              <w:left w:val="none" w:color="000000"/>
+              <w:right w:val="none" w:color="000000"/>
+            </w:tcBorders>
+          </w:tcPr>
           <w:p>
             <w:pPr>
               <w:pStyle w:val="Compact"/>
@@ -5672,17 +7328,33 @@
           <w:cantSplit/>
         </w:trPr>
         <w:tc>
-          <w:tcPr/>
-          <w:p>
-            <w:pPr>
-              <w:pStyle w:val="Compact"/>
-              <w:spacing w:before="20" w:after="20" w:line="240" w:lineRule="auto"/>
-              <w:jc w:val="center"/>
-            </w:pPr>
-          </w:p>
-        </w:tc>
-        <w:tc>
-          <w:tcPr/>
+          <w:tcPr>
+            <w:tcW w:w="4030" w:type="dxa"/>
+            <w:tcBorders>
+              <w:top w:val="none" w:color="000000"/>
+              <w:bottom w:val="none" w:color="000000"/>
+              <w:left w:val="none" w:color="000000"/>
+              <w:right w:val="none" w:color="000000"/>
+            </w:tcBorders>
+          </w:tcPr>
+          <w:p>
+            <w:pPr>
+              <w:pStyle w:val="Compact"/>
+              <w:spacing w:before="20" w:after="20" w:line="240" w:lineRule="auto"/>
+              <w:jc w:val="center"/>
+            </w:pPr>
+          </w:p>
+        </w:tc>
+        <w:tc>
+          <w:tcPr>
+            <w:tcW w:w="3329" w:type="dxa"/>
+            <w:tcBorders>
+              <w:top w:val="none" w:color="000000"/>
+              <w:bottom w:val="none" w:color="000000"/>
+              <w:left w:val="none" w:color="000000"/>
+              <w:right w:val="none" w:color="000000"/>
+            </w:tcBorders>
+          </w:tcPr>
           <w:p>
             <w:pPr>
               <w:pStyle w:val="Compact"/>
@@ -5695,7 +7367,15 @@
           </w:p>
         </w:tc>
         <w:tc>
-          <w:tcPr/>
+          <w:tcPr>
+            <w:tcW w:w="1598" w:type="dxa"/>
+            <w:tcBorders>
+              <w:top w:val="none" w:color="000000"/>
+              <w:bottom w:val="none" w:color="000000"/>
+              <w:left w:val="none" w:color="000000"/>
+              <w:right w:val="none" w:color="000000"/>
+            </w:tcBorders>
+          </w:tcPr>
           <w:p>
             <w:pPr>
               <w:pStyle w:val="Compact"/>
@@ -5713,17 +7393,33 @@
           <w:cantSplit/>
         </w:trPr>
         <w:tc>
-          <w:tcPr/>
-          <w:p>
-            <w:pPr>
-              <w:pStyle w:val="Compact"/>
-              <w:spacing w:before="20" w:after="20" w:line="240" w:lineRule="auto"/>
-              <w:jc w:val="center"/>
-            </w:pPr>
-          </w:p>
-        </w:tc>
-        <w:tc>
-          <w:tcPr/>
+          <w:tcPr>
+            <w:tcW w:w="4030" w:type="dxa"/>
+            <w:tcBorders>
+              <w:top w:val="none" w:color="000000"/>
+              <w:bottom w:val="none" w:color="000000"/>
+              <w:left w:val="none" w:color="000000"/>
+              <w:right w:val="none" w:color="000000"/>
+            </w:tcBorders>
+          </w:tcPr>
+          <w:p>
+            <w:pPr>
+              <w:pStyle w:val="Compact"/>
+              <w:spacing w:before="20" w:after="20" w:line="240" w:lineRule="auto"/>
+              <w:jc w:val="center"/>
+            </w:pPr>
+          </w:p>
+        </w:tc>
+        <w:tc>
+          <w:tcPr>
+            <w:tcW w:w="3329" w:type="dxa"/>
+            <w:tcBorders>
+              <w:top w:val="none" w:color="000000"/>
+              <w:bottom w:val="none" w:color="000000"/>
+              <w:left w:val="none" w:color="000000"/>
+              <w:right w:val="none" w:color="000000"/>
+            </w:tcBorders>
+          </w:tcPr>
           <w:p>
             <w:pPr>
               <w:pStyle w:val="Compact"/>
@@ -5736,7 +7432,15 @@
           </w:p>
         </w:tc>
         <w:tc>
-          <w:tcPr/>
+          <w:tcPr>
+            <w:tcW w:w="1598" w:type="dxa"/>
+            <w:tcBorders>
+              <w:top w:val="none" w:color="000000"/>
+              <w:bottom w:val="none" w:color="000000"/>
+              <w:left w:val="none" w:color="000000"/>
+              <w:right w:val="none" w:color="000000"/>
+            </w:tcBorders>
+          </w:tcPr>
           <w:p>
             <w:pPr>
               <w:pStyle w:val="Compact"/>
@@ -5754,17 +7458,33 @@
           <w:cantSplit/>
         </w:trPr>
         <w:tc>
-          <w:tcPr/>
-          <w:p>
-            <w:pPr>
-              <w:pStyle w:val="Compact"/>
-              <w:spacing w:before="20" w:after="20" w:line="240" w:lineRule="auto"/>
-              <w:jc w:val="center"/>
-            </w:pPr>
-          </w:p>
-        </w:tc>
-        <w:tc>
-          <w:tcPr/>
+          <w:tcPr>
+            <w:tcW w:w="4030" w:type="dxa"/>
+            <w:tcBorders>
+              <w:top w:val="none" w:color="000000"/>
+              <w:bottom w:val="none" w:color="000000"/>
+              <w:left w:val="none" w:color="000000"/>
+              <w:right w:val="none" w:color="000000"/>
+            </w:tcBorders>
+          </w:tcPr>
+          <w:p>
+            <w:pPr>
+              <w:pStyle w:val="Compact"/>
+              <w:spacing w:before="20" w:after="20" w:line="240" w:lineRule="auto"/>
+              <w:jc w:val="center"/>
+            </w:pPr>
+          </w:p>
+        </w:tc>
+        <w:tc>
+          <w:tcPr>
+            <w:tcW w:w="3329" w:type="dxa"/>
+            <w:tcBorders>
+              <w:top w:val="none" w:color="000000"/>
+              <w:bottom w:val="none" w:color="000000"/>
+              <w:left w:val="none" w:color="000000"/>
+              <w:right w:val="none" w:color="000000"/>
+            </w:tcBorders>
+          </w:tcPr>
           <w:p>
             <w:pPr>
               <w:pStyle w:val="Compact"/>
@@ -5777,7 +7497,15 @@
           </w:p>
         </w:tc>
         <w:tc>
-          <w:tcPr/>
+          <w:tcPr>
+            <w:tcW w:w="1598" w:type="dxa"/>
+            <w:tcBorders>
+              <w:top w:val="none" w:color="000000"/>
+              <w:bottom w:val="none" w:color="000000"/>
+              <w:left w:val="none" w:color="000000"/>
+              <w:right w:val="none" w:color="000000"/>
+            </w:tcBorders>
+          </w:tcPr>
           <w:p>
             <w:pPr>
               <w:pStyle w:val="Compact"/>
@@ -5795,17 +7523,33 @@
           <w:cantSplit/>
         </w:trPr>
         <w:tc>
-          <w:tcPr/>
-          <w:p>
-            <w:pPr>
-              <w:pStyle w:val="Compact"/>
-              <w:spacing w:before="20" w:after="20" w:line="240" w:lineRule="auto"/>
-              <w:jc w:val="center"/>
-            </w:pPr>
-          </w:p>
-        </w:tc>
-        <w:tc>
-          <w:tcPr/>
+          <w:tcPr>
+            <w:tcW w:w="4030" w:type="dxa"/>
+            <w:tcBorders>
+              <w:top w:val="none" w:color="000000"/>
+              <w:bottom w:val="none" w:color="000000"/>
+              <w:left w:val="none" w:color="000000"/>
+              <w:right w:val="none" w:color="000000"/>
+            </w:tcBorders>
+          </w:tcPr>
+          <w:p>
+            <w:pPr>
+              <w:pStyle w:val="Compact"/>
+              <w:spacing w:before="20" w:after="20" w:line="240" w:lineRule="auto"/>
+              <w:jc w:val="center"/>
+            </w:pPr>
+          </w:p>
+        </w:tc>
+        <w:tc>
+          <w:tcPr>
+            <w:tcW w:w="3329" w:type="dxa"/>
+            <w:tcBorders>
+              <w:top w:val="none" w:color="000000"/>
+              <w:bottom w:val="none" w:color="000000"/>
+              <w:left w:val="none" w:color="000000"/>
+              <w:right w:val="none" w:color="000000"/>
+            </w:tcBorders>
+          </w:tcPr>
           <w:p>
             <w:pPr>
               <w:pStyle w:val="Compact"/>
@@ -5818,7 +7562,15 @@
           </w:p>
         </w:tc>
         <w:tc>
-          <w:tcPr/>
+          <w:tcPr>
+            <w:tcW w:w="1598" w:type="dxa"/>
+            <w:tcBorders>
+              <w:top w:val="none" w:color="000000"/>
+              <w:bottom w:val="none" w:color="000000"/>
+              <w:left w:val="none" w:color="000000"/>
+              <w:right w:val="none" w:color="000000"/>
+            </w:tcBorders>
+          </w:tcPr>
           <w:p>
             <w:pPr>
               <w:pStyle w:val="Compact"/>
@@ -5836,17 +7588,33 @@
           <w:cantSplit/>
         </w:trPr>
         <w:tc>
-          <w:tcPr/>
-          <w:p>
-            <w:pPr>
-              <w:pStyle w:val="Compact"/>
-              <w:spacing w:before="20" w:after="20" w:line="240" w:lineRule="auto"/>
-              <w:jc w:val="center"/>
-            </w:pPr>
-          </w:p>
-        </w:tc>
-        <w:tc>
-          <w:tcPr/>
+          <w:tcPr>
+            <w:tcW w:w="4030" w:type="dxa"/>
+            <w:tcBorders>
+              <w:top w:val="none" w:color="000000"/>
+              <w:bottom w:val="none" w:color="000000"/>
+              <w:left w:val="none" w:color="000000"/>
+              <w:right w:val="none" w:color="000000"/>
+            </w:tcBorders>
+          </w:tcPr>
+          <w:p>
+            <w:pPr>
+              <w:pStyle w:val="Compact"/>
+              <w:spacing w:before="20" w:after="20" w:line="240" w:lineRule="auto"/>
+              <w:jc w:val="center"/>
+            </w:pPr>
+          </w:p>
+        </w:tc>
+        <w:tc>
+          <w:tcPr>
+            <w:tcW w:w="3329" w:type="dxa"/>
+            <w:tcBorders>
+              <w:top w:val="none" w:color="000000"/>
+              <w:bottom w:val="none" w:color="000000"/>
+              <w:left w:val="none" w:color="000000"/>
+              <w:right w:val="none" w:color="000000"/>
+            </w:tcBorders>
+          </w:tcPr>
           <w:p>
             <w:pPr>
               <w:pStyle w:val="Compact"/>
@@ -5859,7 +7627,15 @@
           </w:p>
         </w:tc>
         <w:tc>
-          <w:tcPr/>
+          <w:tcPr>
+            <w:tcW w:w="1598" w:type="dxa"/>
+            <w:tcBorders>
+              <w:top w:val="none" w:color="000000"/>
+              <w:bottom w:val="none" w:color="000000"/>
+              <w:left w:val="none" w:color="000000"/>
+              <w:right w:val="none" w:color="000000"/>
+            </w:tcBorders>
+          </w:tcPr>
           <w:p>
             <w:pPr>
               <w:pStyle w:val="Compact"/>
@@ -5877,17 +7653,33 @@
           <w:cantSplit/>
         </w:trPr>
         <w:tc>
-          <w:tcPr/>
-          <w:p>
-            <w:pPr>
-              <w:pStyle w:val="Compact"/>
-              <w:spacing w:before="20" w:after="20" w:line="240" w:lineRule="auto"/>
-              <w:jc w:val="center"/>
-            </w:pPr>
-          </w:p>
-        </w:tc>
-        <w:tc>
-          <w:tcPr/>
+          <w:tcPr>
+            <w:tcW w:w="4030" w:type="dxa"/>
+            <w:tcBorders>
+              <w:top w:val="none" w:color="000000"/>
+              <w:bottom w:val="single" w:color="000000" w:sz="12" w:space="0"/>
+              <w:left w:val="none" w:color="000000"/>
+              <w:right w:val="none" w:color="000000"/>
+            </w:tcBorders>
+          </w:tcPr>
+          <w:p>
+            <w:pPr>
+              <w:pStyle w:val="Compact"/>
+              <w:spacing w:before="20" w:after="20" w:line="240" w:lineRule="auto"/>
+              <w:jc w:val="center"/>
+            </w:pPr>
+          </w:p>
+        </w:tc>
+        <w:tc>
+          <w:tcPr>
+            <w:tcW w:w="3329" w:type="dxa"/>
+            <w:tcBorders>
+              <w:top w:val="none" w:color="000000"/>
+              <w:bottom w:val="single" w:color="000000" w:sz="12" w:space="0"/>
+              <w:left w:val="none" w:color="000000"/>
+              <w:right w:val="none" w:color="000000"/>
+            </w:tcBorders>
+          </w:tcPr>
           <w:p>
             <w:pPr>
               <w:pStyle w:val="Compact"/>
@@ -5900,7 +7692,15 @@
           </w:p>
         </w:tc>
         <w:tc>
-          <w:tcPr/>
+          <w:tcPr>
+            <w:tcW w:w="1598" w:type="dxa"/>
+            <w:tcBorders>
+              <w:top w:val="none" w:color="000000"/>
+              <w:bottom w:val="single" w:color="000000" w:sz="12" w:space="0"/>
+              <w:left w:val="none" w:color="000000"/>
+              <w:right w:val="none" w:color="000000"/>
+            </w:tcBorders>
+          </w:tcPr>
           <w:p>
             <w:pPr>
               <w:pStyle w:val="Compact"/>
@@ -5935,6 +7735,7 @@
     <w:p>
       <w:pPr>
         <w:pStyle w:val="FirstParagraph"/>
+        <w:spacing w:before="0" w:after="0"/>
       </w:pPr>
       <w:r>
         <w:t xml:space="preserve">为排除不可观测因素驱动结果的可能，本文采用随机化推断进行安慰剂检验：将各城市的政策实施队列（含从未处理状态）在城市间随机置换，重新估计式（1），重复500次。图2给出了500个安慰剂估计值的核密度分布，其均值为−0.0001、标准差为0.0036，分布集中于零附近且近似服从正态；基准估计值0.0318位于该分布的极右尾之外，双侧经验</w:t>
@@ -6008,6 +7809,7 @@
     <w:p>
       <w:pPr>
         <w:pStyle w:val="BodyText"/>
+        <w:spacing w:before="0" w:after="0"/>
       </w:pPr>
       <w:r>
         <w:t xml:space="preserve">考虑到数据开放平台的上线时点并非随机，而与城市的经济基础和数字化条件相关，本文进一步采用倾向得分匹配缓解样本选择偏误。以2011年的控制变量及地形起伏度、历史邮电密度、行政等级、资源型城市、区域虚拟变量为协变量估计倾向得分，采用带宽为0.06的Epanechnikov核匹配在共同支撑域内为处理组构造权重。匹配后各协变量标准化偏差绝对值的均值由匹配前的23.30%降至9.29%，低于10%的经验判别标准，平衡性显著改善。基于匹配权重重新估计的政策效应为0.0283（</w:t>
@@ -6036,6 +7838,7 @@
     <w:p>
       <w:pPr>
         <w:pStyle w:val="FirstParagraph"/>
+        <w:spacing w:before="0" w:after="0"/>
       </w:pPr>
       <w:r>
         <w:t xml:space="preserve">表4与表5报告了稳健性检验结果。表4第（2）列同时控制低碳城市试点、</w:t>
@@ -6056,6 +7859,7 @@
     <w:p>
       <w:pPr>
         <w:pStyle w:val="BodyText"/>
+        <w:spacing w:before="0" w:after="0"/>
       </w:pPr>
       <w:r>
         <w:t xml:space="preserve">表5进一步调整样本范围与变量测度。第（1）列剔除直辖市与副省级城市样本，系数为0.0311。第（2）列剔除2020年样本以排除新冠疫情冲击的影响，系数为0.0330。考虑到2021年队列的政策实施后观测期较短，第（3）列剔除该队列，系数为0.0326。第（4）列将核心解释变量替换为政策实施强度，即以开放数据集规模（万条）加1取对数衡量，系数为0.0199且在1%的水平上显著，表明数据开放的绿色效应随开放程度加深而增强。上述结果表明基准结论对样本构成与变量测度的调整并不敏感。</w:t>
@@ -6071,19 +7875,26 @@
     </w:p>
     <w:tbl>
       <w:tblPr>
-        <w:tblStyle w:val="Table"/>
         <w:jc w:val="center"/>
         <w:tblLook w:firstRow="1" w:lastRow="0" w:firstColumn="0" w:lastColumn="0" w:noHBand="0" w:noVBand="0" w:val="0020"/>
         <w:tblCaption w:val="表4 倾向得分匹配与稳健性检验结果（一）"/>
-        <w:tblW w:w="5000" w:type="pct"/>
-        <w:tblLayout w:type="autofit"/>
+        <w:tblW w:w="8957" w:type="dxa"/>
+        <w:tblLayout w:type="fixed"/>
+        <w:tblBorders>
+          <w:top w:val="single" w:color="000000" w:sz="12" w:space="0"/>
+          <w:left w:val="none" w:color="000000"/>
+          <w:bottom w:val="single" w:color="000000" w:sz="12" w:space="0"/>
+          <w:right w:val="none" w:color="000000"/>
+          <w:insideH w:val="none" w:color="000000"/>
+          <w:insideV w:val="none" w:color="000000"/>
+        </w:tblBorders>
       </w:tblPr>
       <w:tblGrid>
-        <w:gridCol w:w="1584"/>
-        <w:gridCol w:w="1584"/>
-        <w:gridCol w:w="1584"/>
-        <w:gridCol w:w="1584"/>
-        <w:gridCol w:w="1584"/>
+        <w:gridCol w:w="1588"/>
+        <w:gridCol w:w="1586"/>
+        <w:gridCol w:w="1978"/>
+        <w:gridCol w:w="2169"/>
+        <w:gridCol w:w="1636"/>
       </w:tblGrid>
       <w:tr>
         <w:trPr>
@@ -6092,7 +7903,15 @@
           <w:tblHeader/>
         </w:trPr>
         <w:tc>
-          <w:tcPr/>
+          <w:tcPr>
+            <w:tcW w:w="1588" w:type="dxa"/>
+            <w:tcBorders>
+              <w:top w:val="single" w:color="000000" w:sz="12" w:space="0"/>
+              <w:bottom w:val="single" w:color="000000" w:sz="6" w:space="0"/>
+              <w:left w:val="none" w:color="000000"/>
+              <w:right w:val="none" w:color="000000"/>
+            </w:tcBorders>
+          </w:tcPr>
           <w:p>
             <w:pPr>
               <w:pStyle w:val="Compact"/>
@@ -6105,7 +7924,15 @@
           </w:p>
         </w:tc>
         <w:tc>
-          <w:tcPr/>
+          <w:tcPr>
+            <w:tcW w:w="1586" w:type="dxa"/>
+            <w:tcBorders>
+              <w:top w:val="single" w:color="000000" w:sz="12" w:space="0"/>
+              <w:bottom w:val="single" w:color="000000" w:sz="6" w:space="0"/>
+              <w:left w:val="none" w:color="000000"/>
+              <w:right w:val="none" w:color="000000"/>
+            </w:tcBorders>
+          </w:tcPr>
           <w:p>
             <w:pPr>
               <w:pStyle w:val="Compact"/>
@@ -6118,7 +7945,15 @@
           </w:p>
         </w:tc>
         <w:tc>
-          <w:tcPr/>
+          <w:tcPr>
+            <w:tcW w:w="1978" w:type="dxa"/>
+            <w:tcBorders>
+              <w:top w:val="single" w:color="000000" w:sz="12" w:space="0"/>
+              <w:bottom w:val="single" w:color="000000" w:sz="6" w:space="0"/>
+              <w:left w:val="none" w:color="000000"/>
+              <w:right w:val="none" w:color="000000"/>
+            </w:tcBorders>
+          </w:tcPr>
           <w:p>
             <w:pPr>
               <w:pStyle w:val="Compact"/>
@@ -6131,7 +7966,15 @@
           </w:p>
         </w:tc>
         <w:tc>
-          <w:tcPr/>
+          <w:tcPr>
+            <w:tcW w:w="2169" w:type="dxa"/>
+            <w:tcBorders>
+              <w:top w:val="single" w:color="000000" w:sz="12" w:space="0"/>
+              <w:bottom w:val="single" w:color="000000" w:sz="6" w:space="0"/>
+              <w:left w:val="none" w:color="000000"/>
+              <w:right w:val="none" w:color="000000"/>
+            </w:tcBorders>
+          </w:tcPr>
           <w:p>
             <w:pPr>
               <w:pStyle w:val="Compact"/>
@@ -6144,7 +7987,15 @@
           </w:p>
         </w:tc>
         <w:tc>
-          <w:tcPr/>
+          <w:tcPr>
+            <w:tcW w:w="1636" w:type="dxa"/>
+            <w:tcBorders>
+              <w:top w:val="single" w:color="000000" w:sz="12" w:space="0"/>
+              <w:bottom w:val="single" w:color="000000" w:sz="6" w:space="0"/>
+              <w:left w:val="none" w:color="000000"/>
+              <w:right w:val="none" w:color="000000"/>
+            </w:tcBorders>
+          </w:tcPr>
           <w:p>
             <w:pPr>
               <w:pStyle w:val="Compact"/>
@@ -6162,7 +8013,15 @@
           <w:cantSplit/>
         </w:trPr>
         <w:tc>
-          <w:tcPr/>
+          <w:tcPr>
+            <w:tcW w:w="1588" w:type="dxa"/>
+            <w:tcBorders>
+              <w:top w:val="none" w:color="000000"/>
+              <w:bottom w:val="none" w:color="000000"/>
+              <w:left w:val="none" w:color="000000"/>
+              <w:right w:val="none" w:color="000000"/>
+            </w:tcBorders>
+          </w:tcPr>
           <w:p>
             <w:pPr>
               <w:pStyle w:val="Compact"/>
@@ -6179,7 +8038,15 @@
           </w:p>
         </w:tc>
         <w:tc>
-          <w:tcPr/>
+          <w:tcPr>
+            <w:tcW w:w="1586" w:type="dxa"/>
+            <w:tcBorders>
+              <w:top w:val="none" w:color="000000"/>
+              <w:bottom w:val="none" w:color="000000"/>
+              <w:left w:val="none" w:color="000000"/>
+              <w:right w:val="none" w:color="000000"/>
+            </w:tcBorders>
+          </w:tcPr>
           <w:p>
             <w:pPr>
               <w:pStyle w:val="Compact"/>
@@ -6192,7 +8059,15 @@
           </w:p>
         </w:tc>
         <w:tc>
-          <w:tcPr/>
+          <w:tcPr>
+            <w:tcW w:w="1978" w:type="dxa"/>
+            <w:tcBorders>
+              <w:top w:val="none" w:color="000000"/>
+              <w:bottom w:val="none" w:color="000000"/>
+              <w:left w:val="none" w:color="000000"/>
+              <w:right w:val="none" w:color="000000"/>
+            </w:tcBorders>
+          </w:tcPr>
           <w:p>
             <w:pPr>
               <w:pStyle w:val="Compact"/>
@@ -6205,7 +8080,15 @@
           </w:p>
         </w:tc>
         <w:tc>
-          <w:tcPr/>
+          <w:tcPr>
+            <w:tcW w:w="2169" w:type="dxa"/>
+            <w:tcBorders>
+              <w:top w:val="none" w:color="000000"/>
+              <w:bottom w:val="none" w:color="000000"/>
+              <w:left w:val="none" w:color="000000"/>
+              <w:right w:val="none" w:color="000000"/>
+            </w:tcBorders>
+          </w:tcPr>
           <w:p>
             <w:pPr>
               <w:pStyle w:val="Compact"/>
@@ -6218,7 +8101,15 @@
           </w:p>
         </w:tc>
         <w:tc>
-          <w:tcPr/>
+          <w:tcPr>
+            <w:tcW w:w="1636" w:type="dxa"/>
+            <w:tcBorders>
+              <w:top w:val="none" w:color="000000"/>
+              <w:bottom w:val="none" w:color="000000"/>
+              <w:left w:val="none" w:color="000000"/>
+              <w:right w:val="none" w:color="000000"/>
+            </w:tcBorders>
+          </w:tcPr>
           <w:p>
             <w:pPr>
               <w:pStyle w:val="Compact"/>
@@ -6236,17 +8127,33 @@
           <w:cantSplit/>
         </w:trPr>
         <w:tc>
-          <w:tcPr/>
-          <w:p>
-            <w:pPr>
-              <w:pStyle w:val="Compact"/>
-              <w:spacing w:before="20" w:after="20" w:line="240" w:lineRule="auto"/>
-              <w:jc w:val="center"/>
-            </w:pPr>
-          </w:p>
-        </w:tc>
-        <w:tc>
-          <w:tcPr/>
+          <w:tcPr>
+            <w:tcW w:w="1588" w:type="dxa"/>
+            <w:tcBorders>
+              <w:top w:val="none" w:color="000000"/>
+              <w:bottom w:val="none" w:color="000000"/>
+              <w:left w:val="none" w:color="000000"/>
+              <w:right w:val="none" w:color="000000"/>
+            </w:tcBorders>
+          </w:tcPr>
+          <w:p>
+            <w:pPr>
+              <w:pStyle w:val="Compact"/>
+              <w:spacing w:before="20" w:after="20" w:line="240" w:lineRule="auto"/>
+              <w:jc w:val="center"/>
+            </w:pPr>
+          </w:p>
+        </w:tc>
+        <w:tc>
+          <w:tcPr>
+            <w:tcW w:w="1586" w:type="dxa"/>
+            <w:tcBorders>
+              <w:top w:val="none" w:color="000000"/>
+              <w:bottom w:val="none" w:color="000000"/>
+              <w:left w:val="none" w:color="000000"/>
+              <w:right w:val="none" w:color="000000"/>
+            </w:tcBorders>
+          </w:tcPr>
           <w:p>
             <w:pPr>
               <w:pStyle w:val="Compact"/>
@@ -6259,7 +8166,15 @@
           </w:p>
         </w:tc>
         <w:tc>
-          <w:tcPr/>
+          <w:tcPr>
+            <w:tcW w:w="1978" w:type="dxa"/>
+            <w:tcBorders>
+              <w:top w:val="none" w:color="000000"/>
+              <w:bottom w:val="none" w:color="000000"/>
+              <w:left w:val="none" w:color="000000"/>
+              <w:right w:val="none" w:color="000000"/>
+            </w:tcBorders>
+          </w:tcPr>
           <w:p>
             <w:pPr>
               <w:pStyle w:val="Compact"/>
@@ -6272,7 +8187,15 @@
           </w:p>
         </w:tc>
         <w:tc>
-          <w:tcPr/>
+          <w:tcPr>
+            <w:tcW w:w="2169" w:type="dxa"/>
+            <w:tcBorders>
+              <w:top w:val="none" w:color="000000"/>
+              <w:bottom w:val="none" w:color="000000"/>
+              <w:left w:val="none" w:color="000000"/>
+              <w:right w:val="none" w:color="000000"/>
+            </w:tcBorders>
+          </w:tcPr>
           <w:p>
             <w:pPr>
               <w:pStyle w:val="Compact"/>
@@ -6285,7 +8208,15 @@
           </w:p>
         </w:tc>
         <w:tc>
-          <w:tcPr/>
+          <w:tcPr>
+            <w:tcW w:w="1636" w:type="dxa"/>
+            <w:tcBorders>
+              <w:top w:val="none" w:color="000000"/>
+              <w:bottom w:val="none" w:color="000000"/>
+              <w:left w:val="none" w:color="000000"/>
+              <w:right w:val="none" w:color="000000"/>
+            </w:tcBorders>
+          </w:tcPr>
           <w:p>
             <w:pPr>
               <w:pStyle w:val="Compact"/>
@@ -6303,7 +8234,15 @@
           <w:cantSplit/>
         </w:trPr>
         <w:tc>
-          <w:tcPr/>
+          <w:tcPr>
+            <w:tcW w:w="1588" w:type="dxa"/>
+            <w:tcBorders>
+              <w:top w:val="none" w:color="000000"/>
+              <w:bottom w:val="none" w:color="000000"/>
+              <w:left w:val="none" w:color="000000"/>
+              <w:right w:val="none" w:color="000000"/>
+            </w:tcBorders>
+          </w:tcPr>
           <w:p>
             <w:pPr>
               <w:pStyle w:val="Compact"/>
@@ -6316,17 +8255,33 @@
           </w:p>
         </w:tc>
         <w:tc>
-          <w:tcPr/>
-          <w:p>
-            <w:pPr>
-              <w:pStyle w:val="Compact"/>
-              <w:spacing w:before="20" w:after="20" w:line="240" w:lineRule="auto"/>
-              <w:jc w:val="center"/>
-            </w:pPr>
-          </w:p>
-        </w:tc>
-        <w:tc>
-          <w:tcPr/>
+          <w:tcPr>
+            <w:tcW w:w="1586" w:type="dxa"/>
+            <w:tcBorders>
+              <w:top w:val="none" w:color="000000"/>
+              <w:bottom w:val="none" w:color="000000"/>
+              <w:left w:val="none" w:color="000000"/>
+              <w:right w:val="none" w:color="000000"/>
+            </w:tcBorders>
+          </w:tcPr>
+          <w:p>
+            <w:pPr>
+              <w:pStyle w:val="Compact"/>
+              <w:spacing w:before="20" w:after="20" w:line="240" w:lineRule="auto"/>
+              <w:jc w:val="center"/>
+            </w:pPr>
+          </w:p>
+        </w:tc>
+        <w:tc>
+          <w:tcPr>
+            <w:tcW w:w="1978" w:type="dxa"/>
+            <w:tcBorders>
+              <w:top w:val="none" w:color="000000"/>
+              <w:bottom w:val="none" w:color="000000"/>
+              <w:left w:val="none" w:color="000000"/>
+              <w:right w:val="none" w:color="000000"/>
+            </w:tcBorders>
+          </w:tcPr>
           <w:p>
             <w:pPr>
               <w:pStyle w:val="Compact"/>
@@ -6339,17 +8294,33 @@
           </w:p>
         </w:tc>
         <w:tc>
-          <w:tcPr/>
-          <w:p>
-            <w:pPr>
-              <w:pStyle w:val="Compact"/>
-              <w:spacing w:before="20" w:after="20" w:line="240" w:lineRule="auto"/>
-              <w:jc w:val="center"/>
-            </w:pPr>
-          </w:p>
-        </w:tc>
-        <w:tc>
-          <w:tcPr/>
+          <w:tcPr>
+            <w:tcW w:w="2169" w:type="dxa"/>
+            <w:tcBorders>
+              <w:top w:val="none" w:color="000000"/>
+              <w:bottom w:val="none" w:color="000000"/>
+              <w:left w:val="none" w:color="000000"/>
+              <w:right w:val="none" w:color="000000"/>
+            </w:tcBorders>
+          </w:tcPr>
+          <w:p>
+            <w:pPr>
+              <w:pStyle w:val="Compact"/>
+              <w:spacing w:before="20" w:after="20" w:line="240" w:lineRule="auto"/>
+              <w:jc w:val="center"/>
+            </w:pPr>
+          </w:p>
+        </w:tc>
+        <w:tc>
+          <w:tcPr>
+            <w:tcW w:w="1636" w:type="dxa"/>
+            <w:tcBorders>
+              <w:top w:val="none" w:color="000000"/>
+              <w:bottom w:val="none" w:color="000000"/>
+              <w:left w:val="none" w:color="000000"/>
+              <w:right w:val="none" w:color="000000"/>
+            </w:tcBorders>
+          </w:tcPr>
           <w:p>
             <w:pPr>
               <w:pStyle w:val="Compact"/>
@@ -6364,27 +8335,51 @@
           <w:cantSplit/>
         </w:trPr>
         <w:tc>
-          <w:tcPr/>
-          <w:p>
-            <w:pPr>
-              <w:pStyle w:val="Compact"/>
-              <w:spacing w:before="20" w:after="20" w:line="240" w:lineRule="auto"/>
-              <w:jc w:val="center"/>
-            </w:pPr>
-          </w:p>
-        </w:tc>
-        <w:tc>
-          <w:tcPr/>
-          <w:p>
-            <w:pPr>
-              <w:pStyle w:val="Compact"/>
-              <w:spacing w:before="20" w:after="20" w:line="240" w:lineRule="auto"/>
-              <w:jc w:val="center"/>
-            </w:pPr>
-          </w:p>
-        </w:tc>
-        <w:tc>
-          <w:tcPr/>
+          <w:tcPr>
+            <w:tcW w:w="1588" w:type="dxa"/>
+            <w:tcBorders>
+              <w:top w:val="none" w:color="000000"/>
+              <w:bottom w:val="none" w:color="000000"/>
+              <w:left w:val="none" w:color="000000"/>
+              <w:right w:val="none" w:color="000000"/>
+            </w:tcBorders>
+          </w:tcPr>
+          <w:p>
+            <w:pPr>
+              <w:pStyle w:val="Compact"/>
+              <w:spacing w:before="20" w:after="20" w:line="240" w:lineRule="auto"/>
+              <w:jc w:val="center"/>
+            </w:pPr>
+          </w:p>
+        </w:tc>
+        <w:tc>
+          <w:tcPr>
+            <w:tcW w:w="1586" w:type="dxa"/>
+            <w:tcBorders>
+              <w:top w:val="none" w:color="000000"/>
+              <w:bottom w:val="none" w:color="000000"/>
+              <w:left w:val="none" w:color="000000"/>
+              <w:right w:val="none" w:color="000000"/>
+            </w:tcBorders>
+          </w:tcPr>
+          <w:p>
+            <w:pPr>
+              <w:pStyle w:val="Compact"/>
+              <w:spacing w:before="20" w:after="20" w:line="240" w:lineRule="auto"/>
+              <w:jc w:val="center"/>
+            </w:pPr>
+          </w:p>
+        </w:tc>
+        <w:tc>
+          <w:tcPr>
+            <w:tcW w:w="1978" w:type="dxa"/>
+            <w:tcBorders>
+              <w:top w:val="none" w:color="000000"/>
+              <w:bottom w:val="none" w:color="000000"/>
+              <w:left w:val="none" w:color="000000"/>
+              <w:right w:val="none" w:color="000000"/>
+            </w:tcBorders>
+          </w:tcPr>
           <w:p>
             <w:pPr>
               <w:pStyle w:val="Compact"/>
@@ -6397,17 +8392,33 @@
           </w:p>
         </w:tc>
         <w:tc>
-          <w:tcPr/>
-          <w:p>
-            <w:pPr>
-              <w:pStyle w:val="Compact"/>
-              <w:spacing w:before="20" w:after="20" w:line="240" w:lineRule="auto"/>
-              <w:jc w:val="center"/>
-            </w:pPr>
-          </w:p>
-        </w:tc>
-        <w:tc>
-          <w:tcPr/>
+          <w:tcPr>
+            <w:tcW w:w="2169" w:type="dxa"/>
+            <w:tcBorders>
+              <w:top w:val="none" w:color="000000"/>
+              <w:bottom w:val="none" w:color="000000"/>
+              <w:left w:val="none" w:color="000000"/>
+              <w:right w:val="none" w:color="000000"/>
+            </w:tcBorders>
+          </w:tcPr>
+          <w:p>
+            <w:pPr>
+              <w:pStyle w:val="Compact"/>
+              <w:spacing w:before="20" w:after="20" w:line="240" w:lineRule="auto"/>
+              <w:jc w:val="center"/>
+            </w:pPr>
+          </w:p>
+        </w:tc>
+        <w:tc>
+          <w:tcPr>
+            <w:tcW w:w="1636" w:type="dxa"/>
+            <w:tcBorders>
+              <w:top w:val="none" w:color="000000"/>
+              <w:bottom w:val="none" w:color="000000"/>
+              <w:left w:val="none" w:color="000000"/>
+              <w:right w:val="none" w:color="000000"/>
+            </w:tcBorders>
+          </w:tcPr>
           <w:p>
             <w:pPr>
               <w:pStyle w:val="Compact"/>
@@ -6422,7 +8433,15 @@
           <w:cantSplit/>
         </w:trPr>
         <w:tc>
-          <w:tcPr/>
+          <w:tcPr>
+            <w:tcW w:w="1588" w:type="dxa"/>
+            <w:tcBorders>
+              <w:top w:val="none" w:color="000000"/>
+              <w:bottom w:val="none" w:color="000000"/>
+              <w:left w:val="none" w:color="000000"/>
+              <w:right w:val="none" w:color="000000"/>
+            </w:tcBorders>
+          </w:tcPr>
           <w:p>
             <w:pPr>
               <w:pStyle w:val="Compact"/>
@@ -6444,17 +8463,33 @@
           </w:p>
         </w:tc>
         <w:tc>
-          <w:tcPr/>
-          <w:p>
-            <w:pPr>
-              <w:pStyle w:val="Compact"/>
-              <w:spacing w:before="20" w:after="20" w:line="240" w:lineRule="auto"/>
-              <w:jc w:val="center"/>
-            </w:pPr>
-          </w:p>
-        </w:tc>
-        <w:tc>
-          <w:tcPr/>
+          <w:tcPr>
+            <w:tcW w:w="1586" w:type="dxa"/>
+            <w:tcBorders>
+              <w:top w:val="none" w:color="000000"/>
+              <w:bottom w:val="none" w:color="000000"/>
+              <w:left w:val="none" w:color="000000"/>
+              <w:right w:val="none" w:color="000000"/>
+            </w:tcBorders>
+          </w:tcPr>
+          <w:p>
+            <w:pPr>
+              <w:pStyle w:val="Compact"/>
+              <w:spacing w:before="20" w:after="20" w:line="240" w:lineRule="auto"/>
+              <w:jc w:val="center"/>
+            </w:pPr>
+          </w:p>
+        </w:tc>
+        <w:tc>
+          <w:tcPr>
+            <w:tcW w:w="1978" w:type="dxa"/>
+            <w:tcBorders>
+              <w:top w:val="none" w:color="000000"/>
+              <w:bottom w:val="none" w:color="000000"/>
+              <w:left w:val="none" w:color="000000"/>
+              <w:right w:val="none" w:color="000000"/>
+            </w:tcBorders>
+          </w:tcPr>
           <w:p>
             <w:pPr>
               <w:pStyle w:val="Compact"/>
@@ -6467,17 +8502,33 @@
           </w:p>
         </w:tc>
         <w:tc>
-          <w:tcPr/>
-          <w:p>
-            <w:pPr>
-              <w:pStyle w:val="Compact"/>
-              <w:spacing w:before="20" w:after="20" w:line="240" w:lineRule="auto"/>
-              <w:jc w:val="center"/>
-            </w:pPr>
-          </w:p>
-        </w:tc>
-        <w:tc>
-          <w:tcPr/>
+          <w:tcPr>
+            <w:tcW w:w="2169" w:type="dxa"/>
+            <w:tcBorders>
+              <w:top w:val="none" w:color="000000"/>
+              <w:bottom w:val="none" w:color="000000"/>
+              <w:left w:val="none" w:color="000000"/>
+              <w:right w:val="none" w:color="000000"/>
+            </w:tcBorders>
+          </w:tcPr>
+          <w:p>
+            <w:pPr>
+              <w:pStyle w:val="Compact"/>
+              <w:spacing w:before="20" w:after="20" w:line="240" w:lineRule="auto"/>
+              <w:jc w:val="center"/>
+            </w:pPr>
+          </w:p>
+        </w:tc>
+        <w:tc>
+          <w:tcPr>
+            <w:tcW w:w="1636" w:type="dxa"/>
+            <w:tcBorders>
+              <w:top w:val="none" w:color="000000"/>
+              <w:bottom w:val="none" w:color="000000"/>
+              <w:left w:val="none" w:color="000000"/>
+              <w:right w:val="none" w:color="000000"/>
+            </w:tcBorders>
+          </w:tcPr>
           <w:p>
             <w:pPr>
               <w:pStyle w:val="Compact"/>
@@ -6492,27 +8543,51 @@
           <w:cantSplit/>
         </w:trPr>
         <w:tc>
-          <w:tcPr/>
-          <w:p>
-            <w:pPr>
-              <w:pStyle w:val="Compact"/>
-              <w:spacing w:before="20" w:after="20" w:line="240" w:lineRule="auto"/>
-              <w:jc w:val="center"/>
-            </w:pPr>
-          </w:p>
-        </w:tc>
-        <w:tc>
-          <w:tcPr/>
-          <w:p>
-            <w:pPr>
-              <w:pStyle w:val="Compact"/>
-              <w:spacing w:before="20" w:after="20" w:line="240" w:lineRule="auto"/>
-              <w:jc w:val="center"/>
-            </w:pPr>
-          </w:p>
-        </w:tc>
-        <w:tc>
-          <w:tcPr/>
+          <w:tcPr>
+            <w:tcW w:w="1588" w:type="dxa"/>
+            <w:tcBorders>
+              <w:top w:val="none" w:color="000000"/>
+              <w:bottom w:val="none" w:color="000000"/>
+              <w:left w:val="none" w:color="000000"/>
+              <w:right w:val="none" w:color="000000"/>
+            </w:tcBorders>
+          </w:tcPr>
+          <w:p>
+            <w:pPr>
+              <w:pStyle w:val="Compact"/>
+              <w:spacing w:before="20" w:after="20" w:line="240" w:lineRule="auto"/>
+              <w:jc w:val="center"/>
+            </w:pPr>
+          </w:p>
+        </w:tc>
+        <w:tc>
+          <w:tcPr>
+            <w:tcW w:w="1586" w:type="dxa"/>
+            <w:tcBorders>
+              <w:top w:val="none" w:color="000000"/>
+              <w:bottom w:val="none" w:color="000000"/>
+              <w:left w:val="none" w:color="000000"/>
+              <w:right w:val="none" w:color="000000"/>
+            </w:tcBorders>
+          </w:tcPr>
+          <w:p>
+            <w:pPr>
+              <w:pStyle w:val="Compact"/>
+              <w:spacing w:before="20" w:after="20" w:line="240" w:lineRule="auto"/>
+              <w:jc w:val="center"/>
+            </w:pPr>
+          </w:p>
+        </w:tc>
+        <w:tc>
+          <w:tcPr>
+            <w:tcW w:w="1978" w:type="dxa"/>
+            <w:tcBorders>
+              <w:top w:val="none" w:color="000000"/>
+              <w:bottom w:val="none" w:color="000000"/>
+              <w:left w:val="none" w:color="000000"/>
+              <w:right w:val="none" w:color="000000"/>
+            </w:tcBorders>
+          </w:tcPr>
           <w:p>
             <w:pPr>
               <w:pStyle w:val="Compact"/>
@@ -6525,17 +8600,33 @@
           </w:p>
         </w:tc>
         <w:tc>
-          <w:tcPr/>
-          <w:p>
-            <w:pPr>
-              <w:pStyle w:val="Compact"/>
-              <w:spacing w:before="20" w:after="20" w:line="240" w:lineRule="auto"/>
-              <w:jc w:val="center"/>
-            </w:pPr>
-          </w:p>
-        </w:tc>
-        <w:tc>
-          <w:tcPr/>
+          <w:tcPr>
+            <w:tcW w:w="2169" w:type="dxa"/>
+            <w:tcBorders>
+              <w:top w:val="none" w:color="000000"/>
+              <w:bottom w:val="none" w:color="000000"/>
+              <w:left w:val="none" w:color="000000"/>
+              <w:right w:val="none" w:color="000000"/>
+            </w:tcBorders>
+          </w:tcPr>
+          <w:p>
+            <w:pPr>
+              <w:pStyle w:val="Compact"/>
+              <w:spacing w:before="20" w:after="20" w:line="240" w:lineRule="auto"/>
+              <w:jc w:val="center"/>
+            </w:pPr>
+          </w:p>
+        </w:tc>
+        <w:tc>
+          <w:tcPr>
+            <w:tcW w:w="1636" w:type="dxa"/>
+            <w:tcBorders>
+              <w:top w:val="none" w:color="000000"/>
+              <w:bottom w:val="none" w:color="000000"/>
+              <w:left w:val="none" w:color="000000"/>
+              <w:right w:val="none" w:color="000000"/>
+            </w:tcBorders>
+          </w:tcPr>
           <w:p>
             <w:pPr>
               <w:pStyle w:val="Compact"/>
@@ -6550,7 +8641,15 @@
           <w:cantSplit/>
         </w:trPr>
         <w:tc>
-          <w:tcPr/>
+          <w:tcPr>
+            <w:tcW w:w="1588" w:type="dxa"/>
+            <w:tcBorders>
+              <w:top w:val="none" w:color="000000"/>
+              <w:bottom w:val="none" w:color="000000"/>
+              <w:left w:val="none" w:color="000000"/>
+              <w:right w:val="none" w:color="000000"/>
+            </w:tcBorders>
+          </w:tcPr>
           <w:p>
             <w:pPr>
               <w:pStyle w:val="Compact"/>
@@ -6563,17 +8662,33 @@
           </w:p>
         </w:tc>
         <w:tc>
-          <w:tcPr/>
-          <w:p>
-            <w:pPr>
-              <w:pStyle w:val="Compact"/>
-              <w:spacing w:before="20" w:after="20" w:line="240" w:lineRule="auto"/>
-              <w:jc w:val="center"/>
-            </w:pPr>
-          </w:p>
-        </w:tc>
-        <w:tc>
-          <w:tcPr/>
+          <w:tcPr>
+            <w:tcW w:w="1586" w:type="dxa"/>
+            <w:tcBorders>
+              <w:top w:val="none" w:color="000000"/>
+              <w:bottom w:val="none" w:color="000000"/>
+              <w:left w:val="none" w:color="000000"/>
+              <w:right w:val="none" w:color="000000"/>
+            </w:tcBorders>
+          </w:tcPr>
+          <w:p>
+            <w:pPr>
+              <w:pStyle w:val="Compact"/>
+              <w:spacing w:before="20" w:after="20" w:line="240" w:lineRule="auto"/>
+              <w:jc w:val="center"/>
+            </w:pPr>
+          </w:p>
+        </w:tc>
+        <w:tc>
+          <w:tcPr>
+            <w:tcW w:w="1978" w:type="dxa"/>
+            <w:tcBorders>
+              <w:top w:val="none" w:color="000000"/>
+              <w:bottom w:val="none" w:color="000000"/>
+              <w:left w:val="none" w:color="000000"/>
+              <w:right w:val="none" w:color="000000"/>
+            </w:tcBorders>
+          </w:tcPr>
           <w:p>
             <w:pPr>
               <w:pStyle w:val="Compact"/>
@@ -6586,17 +8701,33 @@
           </w:p>
         </w:tc>
         <w:tc>
-          <w:tcPr/>
-          <w:p>
-            <w:pPr>
-              <w:pStyle w:val="Compact"/>
-              <w:spacing w:before="20" w:after="20" w:line="240" w:lineRule="auto"/>
-              <w:jc w:val="center"/>
-            </w:pPr>
-          </w:p>
-        </w:tc>
-        <w:tc>
-          <w:tcPr/>
+          <w:tcPr>
+            <w:tcW w:w="2169" w:type="dxa"/>
+            <w:tcBorders>
+              <w:top w:val="none" w:color="000000"/>
+              <w:bottom w:val="none" w:color="000000"/>
+              <w:left w:val="none" w:color="000000"/>
+              <w:right w:val="none" w:color="000000"/>
+            </w:tcBorders>
+          </w:tcPr>
+          <w:p>
+            <w:pPr>
+              <w:pStyle w:val="Compact"/>
+              <w:spacing w:before="20" w:after="20" w:line="240" w:lineRule="auto"/>
+              <w:jc w:val="center"/>
+            </w:pPr>
+          </w:p>
+        </w:tc>
+        <w:tc>
+          <w:tcPr>
+            <w:tcW w:w="1636" w:type="dxa"/>
+            <w:tcBorders>
+              <w:top w:val="none" w:color="000000"/>
+              <w:bottom w:val="none" w:color="000000"/>
+              <w:left w:val="none" w:color="000000"/>
+              <w:right w:val="none" w:color="000000"/>
+            </w:tcBorders>
+          </w:tcPr>
           <w:p>
             <w:pPr>
               <w:pStyle w:val="Compact"/>
@@ -6611,27 +8742,51 @@
           <w:cantSplit/>
         </w:trPr>
         <w:tc>
-          <w:tcPr/>
-          <w:p>
-            <w:pPr>
-              <w:pStyle w:val="Compact"/>
-              <w:spacing w:before="20" w:after="20" w:line="240" w:lineRule="auto"/>
-              <w:jc w:val="center"/>
-            </w:pPr>
-          </w:p>
-        </w:tc>
-        <w:tc>
-          <w:tcPr/>
-          <w:p>
-            <w:pPr>
-              <w:pStyle w:val="Compact"/>
-              <w:spacing w:before="20" w:after="20" w:line="240" w:lineRule="auto"/>
-              <w:jc w:val="center"/>
-            </w:pPr>
-          </w:p>
-        </w:tc>
-        <w:tc>
-          <w:tcPr/>
+          <w:tcPr>
+            <w:tcW w:w="1588" w:type="dxa"/>
+            <w:tcBorders>
+              <w:top w:val="none" w:color="000000"/>
+              <w:bottom w:val="none" w:color="000000"/>
+              <w:left w:val="none" w:color="000000"/>
+              <w:right w:val="none" w:color="000000"/>
+            </w:tcBorders>
+          </w:tcPr>
+          <w:p>
+            <w:pPr>
+              <w:pStyle w:val="Compact"/>
+              <w:spacing w:before="20" w:after="20" w:line="240" w:lineRule="auto"/>
+              <w:jc w:val="center"/>
+            </w:pPr>
+          </w:p>
+        </w:tc>
+        <w:tc>
+          <w:tcPr>
+            <w:tcW w:w="1586" w:type="dxa"/>
+            <w:tcBorders>
+              <w:top w:val="none" w:color="000000"/>
+              <w:bottom w:val="none" w:color="000000"/>
+              <w:left w:val="none" w:color="000000"/>
+              <w:right w:val="none" w:color="000000"/>
+            </w:tcBorders>
+          </w:tcPr>
+          <w:p>
+            <w:pPr>
+              <w:pStyle w:val="Compact"/>
+              <w:spacing w:before="20" w:after="20" w:line="240" w:lineRule="auto"/>
+              <w:jc w:val="center"/>
+            </w:pPr>
+          </w:p>
+        </w:tc>
+        <w:tc>
+          <w:tcPr>
+            <w:tcW w:w="1978" w:type="dxa"/>
+            <w:tcBorders>
+              <w:top w:val="none" w:color="000000"/>
+              <w:bottom w:val="none" w:color="000000"/>
+              <w:left w:val="none" w:color="000000"/>
+              <w:right w:val="none" w:color="000000"/>
+            </w:tcBorders>
+          </w:tcPr>
           <w:p>
             <w:pPr>
               <w:pStyle w:val="Compact"/>
@@ -6644,17 +8799,33 @@
           </w:p>
         </w:tc>
         <w:tc>
-          <w:tcPr/>
-          <w:p>
-            <w:pPr>
-              <w:pStyle w:val="Compact"/>
-              <w:spacing w:before="20" w:after="20" w:line="240" w:lineRule="auto"/>
-              <w:jc w:val="center"/>
-            </w:pPr>
-          </w:p>
-        </w:tc>
-        <w:tc>
-          <w:tcPr/>
+          <w:tcPr>
+            <w:tcW w:w="2169" w:type="dxa"/>
+            <w:tcBorders>
+              <w:top w:val="none" w:color="000000"/>
+              <w:bottom w:val="none" w:color="000000"/>
+              <w:left w:val="none" w:color="000000"/>
+              <w:right w:val="none" w:color="000000"/>
+            </w:tcBorders>
+          </w:tcPr>
+          <w:p>
+            <w:pPr>
+              <w:pStyle w:val="Compact"/>
+              <w:spacing w:before="20" w:after="20" w:line="240" w:lineRule="auto"/>
+              <w:jc w:val="center"/>
+            </w:pPr>
+          </w:p>
+        </w:tc>
+        <w:tc>
+          <w:tcPr>
+            <w:tcW w:w="1636" w:type="dxa"/>
+            <w:tcBorders>
+              <w:top w:val="none" w:color="000000"/>
+              <w:bottom w:val="none" w:color="000000"/>
+              <w:left w:val="none" w:color="000000"/>
+              <w:right w:val="none" w:color="000000"/>
+            </w:tcBorders>
+          </w:tcPr>
           <w:p>
             <w:pPr>
               <w:pStyle w:val="Compact"/>
@@ -6669,7 +8840,15 @@
           <w:cantSplit/>
         </w:trPr>
         <w:tc>
-          <w:tcPr/>
+          <w:tcPr>
+            <w:tcW w:w="1588" w:type="dxa"/>
+            <w:tcBorders>
+              <w:top w:val="none" w:color="000000"/>
+              <w:bottom w:val="none" w:color="000000"/>
+              <w:left w:val="none" w:color="000000"/>
+              <w:right w:val="none" w:color="000000"/>
+            </w:tcBorders>
+          </w:tcPr>
           <w:p>
             <w:pPr>
               <w:pStyle w:val="Compact"/>
@@ -6682,7 +8861,15 @@
           </w:p>
         </w:tc>
         <w:tc>
-          <w:tcPr/>
+          <w:tcPr>
+            <w:tcW w:w="1586" w:type="dxa"/>
+            <w:tcBorders>
+              <w:top w:val="none" w:color="000000"/>
+              <w:bottom w:val="none" w:color="000000"/>
+              <w:left w:val="none" w:color="000000"/>
+              <w:right w:val="none" w:color="000000"/>
+            </w:tcBorders>
+          </w:tcPr>
           <w:p>
             <w:pPr>
               <w:pStyle w:val="Compact"/>
@@ -6695,7 +8882,15 @@
           </w:p>
         </w:tc>
         <w:tc>
-          <w:tcPr/>
+          <w:tcPr>
+            <w:tcW w:w="1978" w:type="dxa"/>
+            <w:tcBorders>
+              <w:top w:val="none" w:color="000000"/>
+              <w:bottom w:val="none" w:color="000000"/>
+              <w:left w:val="none" w:color="000000"/>
+              <w:right w:val="none" w:color="000000"/>
+            </w:tcBorders>
+          </w:tcPr>
           <w:p>
             <w:pPr>
               <w:pStyle w:val="Compact"/>
@@ -6708,7 +8903,15 @@
           </w:p>
         </w:tc>
         <w:tc>
-          <w:tcPr/>
+          <w:tcPr>
+            <w:tcW w:w="2169" w:type="dxa"/>
+            <w:tcBorders>
+              <w:top w:val="none" w:color="000000"/>
+              <w:bottom w:val="none" w:color="000000"/>
+              <w:left w:val="none" w:color="000000"/>
+              <w:right w:val="none" w:color="000000"/>
+            </w:tcBorders>
+          </w:tcPr>
           <w:p>
             <w:pPr>
               <w:pStyle w:val="Compact"/>
@@ -6721,7 +8924,15 @@
           </w:p>
         </w:tc>
         <w:tc>
-          <w:tcPr/>
+          <w:tcPr>
+            <w:tcW w:w="1636" w:type="dxa"/>
+            <w:tcBorders>
+              <w:top w:val="none" w:color="000000"/>
+              <w:bottom w:val="none" w:color="000000"/>
+              <w:left w:val="none" w:color="000000"/>
+              <w:right w:val="none" w:color="000000"/>
+            </w:tcBorders>
+          </w:tcPr>
           <w:p>
             <w:pPr>
               <w:pStyle w:val="Compact"/>
@@ -6739,7 +8950,15 @@
           <w:cantSplit/>
         </w:trPr>
         <w:tc>
-          <w:tcPr/>
+          <w:tcPr>
+            <w:tcW w:w="1588" w:type="dxa"/>
+            <w:tcBorders>
+              <w:top w:val="none" w:color="000000"/>
+              <w:bottom w:val="none" w:color="000000"/>
+              <w:left w:val="none" w:color="000000"/>
+              <w:right w:val="none" w:color="000000"/>
+            </w:tcBorders>
+          </w:tcPr>
           <w:p>
             <w:pPr>
               <w:pStyle w:val="Compact"/>
@@ -6752,7 +8971,15 @@
           </w:p>
         </w:tc>
         <w:tc>
-          <w:tcPr/>
+          <w:tcPr>
+            <w:tcW w:w="1586" w:type="dxa"/>
+            <w:tcBorders>
+              <w:top w:val="none" w:color="000000"/>
+              <w:bottom w:val="none" w:color="000000"/>
+              <w:left w:val="none" w:color="000000"/>
+              <w:right w:val="none" w:color="000000"/>
+            </w:tcBorders>
+          </w:tcPr>
           <w:p>
             <w:pPr>
               <w:pStyle w:val="Compact"/>
@@ -6765,7 +8992,15 @@
           </w:p>
         </w:tc>
         <w:tc>
-          <w:tcPr/>
+          <w:tcPr>
+            <w:tcW w:w="1978" w:type="dxa"/>
+            <w:tcBorders>
+              <w:top w:val="none" w:color="000000"/>
+              <w:bottom w:val="none" w:color="000000"/>
+              <w:left w:val="none" w:color="000000"/>
+              <w:right w:val="none" w:color="000000"/>
+            </w:tcBorders>
+          </w:tcPr>
           <w:p>
             <w:pPr>
               <w:pStyle w:val="Compact"/>
@@ -6778,7 +9013,15 @@
           </w:p>
         </w:tc>
         <w:tc>
-          <w:tcPr/>
+          <w:tcPr>
+            <w:tcW w:w="2169" w:type="dxa"/>
+            <w:tcBorders>
+              <w:top w:val="none" w:color="000000"/>
+              <w:bottom w:val="none" w:color="000000"/>
+              <w:left w:val="none" w:color="000000"/>
+              <w:right w:val="none" w:color="000000"/>
+            </w:tcBorders>
+          </w:tcPr>
           <w:p>
             <w:pPr>
               <w:pStyle w:val="Compact"/>
@@ -6791,7 +9034,15 @@
           </w:p>
         </w:tc>
         <w:tc>
-          <w:tcPr/>
+          <w:tcPr>
+            <w:tcW w:w="1636" w:type="dxa"/>
+            <w:tcBorders>
+              <w:top w:val="none" w:color="000000"/>
+              <w:bottom w:val="none" w:color="000000"/>
+              <w:left w:val="none" w:color="000000"/>
+              <w:right w:val="none" w:color="000000"/>
+            </w:tcBorders>
+          </w:tcPr>
           <w:p>
             <w:pPr>
               <w:pStyle w:val="Compact"/>
@@ -6809,7 +9060,15 @@
           <w:cantSplit/>
         </w:trPr>
         <w:tc>
-          <w:tcPr/>
+          <w:tcPr>
+            <w:tcW w:w="1588" w:type="dxa"/>
+            <w:tcBorders>
+              <w:top w:val="none" w:color="000000"/>
+              <w:bottom w:val="none" w:color="000000"/>
+              <w:left w:val="none" w:color="000000"/>
+              <w:right w:val="none" w:color="000000"/>
+            </w:tcBorders>
+          </w:tcPr>
           <w:p>
             <w:pPr>
               <w:pStyle w:val="Compact"/>
@@ -6826,7 +9085,15 @@
           </w:p>
         </w:tc>
         <w:tc>
-          <w:tcPr/>
+          <w:tcPr>
+            <w:tcW w:w="1586" w:type="dxa"/>
+            <w:tcBorders>
+              <w:top w:val="none" w:color="000000"/>
+              <w:bottom w:val="none" w:color="000000"/>
+              <w:left w:val="none" w:color="000000"/>
+              <w:right w:val="none" w:color="000000"/>
+            </w:tcBorders>
+          </w:tcPr>
           <w:p>
             <w:pPr>
               <w:pStyle w:val="Compact"/>
@@ -6839,7 +9106,15 @@
           </w:p>
         </w:tc>
         <w:tc>
-          <w:tcPr/>
+          <w:tcPr>
+            <w:tcW w:w="1978" w:type="dxa"/>
+            <w:tcBorders>
+              <w:top w:val="none" w:color="000000"/>
+              <w:bottom w:val="none" w:color="000000"/>
+              <w:left w:val="none" w:color="000000"/>
+              <w:right w:val="none" w:color="000000"/>
+            </w:tcBorders>
+          </w:tcPr>
           <w:p>
             <w:pPr>
               <w:pStyle w:val="Compact"/>
@@ -6852,7 +9127,15 @@
           </w:p>
         </w:tc>
         <w:tc>
-          <w:tcPr/>
+          <w:tcPr>
+            <w:tcW w:w="2169" w:type="dxa"/>
+            <w:tcBorders>
+              <w:top w:val="none" w:color="000000"/>
+              <w:bottom w:val="none" w:color="000000"/>
+              <w:left w:val="none" w:color="000000"/>
+              <w:right w:val="none" w:color="000000"/>
+            </w:tcBorders>
+          </w:tcPr>
           <w:p>
             <w:pPr>
               <w:pStyle w:val="Compact"/>
@@ -6865,7 +9148,15 @@
           </w:p>
         </w:tc>
         <w:tc>
-          <w:tcPr/>
+          <w:tcPr>
+            <w:tcW w:w="1636" w:type="dxa"/>
+            <w:tcBorders>
+              <w:top w:val="none" w:color="000000"/>
+              <w:bottom w:val="none" w:color="000000"/>
+              <w:left w:val="none" w:color="000000"/>
+              <w:right w:val="none" w:color="000000"/>
+            </w:tcBorders>
+          </w:tcPr>
           <w:p>
             <w:pPr>
               <w:pStyle w:val="Compact"/>
@@ -6883,7 +9174,15 @@
           <w:cantSplit/>
         </w:trPr>
         <w:tc>
-          <w:tcPr/>
+          <w:tcPr>
+            <w:tcW w:w="1588" w:type="dxa"/>
+            <w:tcBorders>
+              <w:top w:val="none" w:color="000000"/>
+              <w:bottom w:val="single" w:color="000000" w:sz="12" w:space="0"/>
+              <w:left w:val="none" w:color="000000"/>
+              <w:right w:val="none" w:color="000000"/>
+            </w:tcBorders>
+          </w:tcPr>
           <w:p>
             <w:pPr>
               <w:pStyle w:val="Compact"/>
@@ -6903,7 +9202,15 @@
           </w:p>
         </w:tc>
         <w:tc>
-          <w:tcPr/>
+          <w:tcPr>
+            <w:tcW w:w="1586" w:type="dxa"/>
+            <w:tcBorders>
+              <w:top w:val="none" w:color="000000"/>
+              <w:bottom w:val="single" w:color="000000" w:sz="12" w:space="0"/>
+              <w:left w:val="none" w:color="000000"/>
+              <w:right w:val="none" w:color="000000"/>
+            </w:tcBorders>
+          </w:tcPr>
           <w:p>
             <w:pPr>
               <w:pStyle w:val="Compact"/>
@@ -6916,7 +9223,15 @@
           </w:p>
         </w:tc>
         <w:tc>
-          <w:tcPr/>
+          <w:tcPr>
+            <w:tcW w:w="1978" w:type="dxa"/>
+            <w:tcBorders>
+              <w:top w:val="none" w:color="000000"/>
+              <w:bottom w:val="single" w:color="000000" w:sz="12" w:space="0"/>
+              <w:left w:val="none" w:color="000000"/>
+              <w:right w:val="none" w:color="000000"/>
+            </w:tcBorders>
+          </w:tcPr>
           <w:p>
             <w:pPr>
               <w:pStyle w:val="Compact"/>
@@ -6929,7 +9244,15 @@
           </w:p>
         </w:tc>
         <w:tc>
-          <w:tcPr/>
+          <w:tcPr>
+            <w:tcW w:w="2169" w:type="dxa"/>
+            <w:tcBorders>
+              <w:top w:val="none" w:color="000000"/>
+              <w:bottom w:val="single" w:color="000000" w:sz="12" w:space="0"/>
+              <w:left w:val="none" w:color="000000"/>
+              <w:right w:val="none" w:color="000000"/>
+            </w:tcBorders>
+          </w:tcPr>
           <w:p>
             <w:pPr>
               <w:pStyle w:val="Compact"/>
@@ -6942,7 +9265,15 @@
           </w:p>
         </w:tc>
         <w:tc>
-          <w:tcPr/>
+          <w:tcPr>
+            <w:tcW w:w="1636" w:type="dxa"/>
+            <w:tcBorders>
+              <w:top w:val="none" w:color="000000"/>
+              <w:bottom w:val="single" w:color="000000" w:sz="12" w:space="0"/>
+              <w:left w:val="none" w:color="000000"/>
+              <w:right w:val="none" w:color="000000"/>
+            </w:tcBorders>
+          </w:tcPr>
           <w:p>
             <w:pPr>
               <w:pStyle w:val="Compact"/>
@@ -6984,19 +9315,26 @@
     </w:p>
     <w:tbl>
       <w:tblPr>
-        <w:tblStyle w:val="Table"/>
         <w:jc w:val="center"/>
         <w:tblLook w:firstRow="1" w:lastRow="0" w:firstColumn="0" w:lastColumn="0" w:noHBand="0" w:noVBand="0" w:val="0020"/>
         <w:tblCaption w:val="表5 稳健性检验结果（二）"/>
-        <w:tblW w:w="5000" w:type="pct"/>
-        <w:tblLayout w:type="autofit"/>
+        <w:tblW w:w="8957" w:type="dxa"/>
+        <w:tblLayout w:type="fixed"/>
+        <w:tblBorders>
+          <w:top w:val="single" w:color="000000" w:sz="12" w:space="0"/>
+          <w:left w:val="none" w:color="000000"/>
+          <w:bottom w:val="single" w:color="000000" w:sz="12" w:space="0"/>
+          <w:right w:val="none" w:color="000000"/>
+          <w:insideH w:val="none" w:color="000000"/>
+          <w:insideV w:val="none" w:color="000000"/>
+        </w:tblBorders>
       </w:tblPr>
       <w:tblGrid>
-        <w:gridCol w:w="1584"/>
-        <w:gridCol w:w="1584"/>
-        <w:gridCol w:w="1584"/>
-        <w:gridCol w:w="1584"/>
-        <w:gridCol w:w="1584"/>
+        <w:gridCol w:w="1352"/>
+        <w:gridCol w:w="2134"/>
+        <w:gridCol w:w="1667"/>
+        <w:gridCol w:w="1901"/>
+        <w:gridCol w:w="1903"/>
       </w:tblGrid>
       <w:tr>
         <w:trPr>
@@ -7005,7 +9343,15 @@
           <w:tblHeader/>
         </w:trPr>
         <w:tc>
-          <w:tcPr/>
+          <w:tcPr>
+            <w:tcW w:w="1352" w:type="dxa"/>
+            <w:tcBorders>
+              <w:top w:val="single" w:color="000000" w:sz="12" w:space="0"/>
+              <w:bottom w:val="single" w:color="000000" w:sz="6" w:space="0"/>
+              <w:left w:val="none" w:color="000000"/>
+              <w:right w:val="none" w:color="000000"/>
+            </w:tcBorders>
+          </w:tcPr>
           <w:p>
             <w:pPr>
               <w:pStyle w:val="Compact"/>
@@ -7018,7 +9364,15 @@
           </w:p>
         </w:tc>
         <w:tc>
-          <w:tcPr/>
+          <w:tcPr>
+            <w:tcW w:w="2134" w:type="dxa"/>
+            <w:tcBorders>
+              <w:top w:val="single" w:color="000000" w:sz="12" w:space="0"/>
+              <w:bottom w:val="single" w:color="000000" w:sz="6" w:space="0"/>
+              <w:left w:val="none" w:color="000000"/>
+              <w:right w:val="none" w:color="000000"/>
+            </w:tcBorders>
+          </w:tcPr>
           <w:p>
             <w:pPr>
               <w:pStyle w:val="Compact"/>
@@ -7031,7 +9385,15 @@
           </w:p>
         </w:tc>
         <w:tc>
-          <w:tcPr/>
+          <w:tcPr>
+            <w:tcW w:w="1667" w:type="dxa"/>
+            <w:tcBorders>
+              <w:top w:val="single" w:color="000000" w:sz="12" w:space="0"/>
+              <w:bottom w:val="single" w:color="000000" w:sz="6" w:space="0"/>
+              <w:left w:val="none" w:color="000000"/>
+              <w:right w:val="none" w:color="000000"/>
+            </w:tcBorders>
+          </w:tcPr>
           <w:p>
             <w:pPr>
               <w:pStyle w:val="Compact"/>
@@ -7044,7 +9406,15 @@
           </w:p>
         </w:tc>
         <w:tc>
-          <w:tcPr/>
+          <w:tcPr>
+            <w:tcW w:w="1901" w:type="dxa"/>
+            <w:tcBorders>
+              <w:top w:val="single" w:color="000000" w:sz="12" w:space="0"/>
+              <w:bottom w:val="single" w:color="000000" w:sz="6" w:space="0"/>
+              <w:left w:val="none" w:color="000000"/>
+              <w:right w:val="none" w:color="000000"/>
+            </w:tcBorders>
+          </w:tcPr>
           <w:p>
             <w:pPr>
               <w:pStyle w:val="Compact"/>
@@ -7057,7 +9427,15 @@
           </w:p>
         </w:tc>
         <w:tc>
-          <w:tcPr/>
+          <w:tcPr>
+            <w:tcW w:w="1903" w:type="dxa"/>
+            <w:tcBorders>
+              <w:top w:val="single" w:color="000000" w:sz="12" w:space="0"/>
+              <w:bottom w:val="single" w:color="000000" w:sz="6" w:space="0"/>
+              <w:left w:val="none" w:color="000000"/>
+              <w:right w:val="none" w:color="000000"/>
+            </w:tcBorders>
+          </w:tcPr>
           <w:p>
             <w:pPr>
               <w:pStyle w:val="Compact"/>
@@ -7075,7 +9453,15 @@
           <w:cantSplit/>
         </w:trPr>
         <w:tc>
-          <w:tcPr/>
+          <w:tcPr>
+            <w:tcW w:w="1352" w:type="dxa"/>
+            <w:tcBorders>
+              <w:top w:val="none" w:color="000000"/>
+              <w:bottom w:val="none" w:color="000000"/>
+              <w:left w:val="none" w:color="000000"/>
+              <w:right w:val="none" w:color="000000"/>
+            </w:tcBorders>
+          </w:tcPr>
           <w:p>
             <w:pPr>
               <w:pStyle w:val="Compact"/>
@@ -7092,7 +9478,15 @@
           </w:p>
         </w:tc>
         <w:tc>
-          <w:tcPr/>
+          <w:tcPr>
+            <w:tcW w:w="2134" w:type="dxa"/>
+            <w:tcBorders>
+              <w:top w:val="none" w:color="000000"/>
+              <w:bottom w:val="none" w:color="000000"/>
+              <w:left w:val="none" w:color="000000"/>
+              <w:right w:val="none" w:color="000000"/>
+            </w:tcBorders>
+          </w:tcPr>
           <w:p>
             <w:pPr>
               <w:pStyle w:val="Compact"/>
@@ -7105,7 +9499,15 @@
           </w:p>
         </w:tc>
         <w:tc>
-          <w:tcPr/>
+          <w:tcPr>
+            <w:tcW w:w="1667" w:type="dxa"/>
+            <w:tcBorders>
+              <w:top w:val="none" w:color="000000"/>
+              <w:bottom w:val="none" w:color="000000"/>
+              <w:left w:val="none" w:color="000000"/>
+              <w:right w:val="none" w:color="000000"/>
+            </w:tcBorders>
+          </w:tcPr>
           <w:p>
             <w:pPr>
               <w:pStyle w:val="Compact"/>
@@ -7118,7 +9520,15 @@
           </w:p>
         </w:tc>
         <w:tc>
-          <w:tcPr/>
+          <w:tcPr>
+            <w:tcW w:w="1901" w:type="dxa"/>
+            <w:tcBorders>
+              <w:top w:val="none" w:color="000000"/>
+              <w:bottom w:val="none" w:color="000000"/>
+              <w:left w:val="none" w:color="000000"/>
+              <w:right w:val="none" w:color="000000"/>
+            </w:tcBorders>
+          </w:tcPr>
           <w:p>
             <w:pPr>
               <w:pStyle w:val="Compact"/>
@@ -7131,7 +9541,15 @@
           </w:p>
         </w:tc>
         <w:tc>
-          <w:tcPr/>
+          <w:tcPr>
+            <w:tcW w:w="1903" w:type="dxa"/>
+            <w:tcBorders>
+              <w:top w:val="none" w:color="000000"/>
+              <w:bottom w:val="none" w:color="000000"/>
+              <w:left w:val="none" w:color="000000"/>
+              <w:right w:val="none" w:color="000000"/>
+            </w:tcBorders>
+          </w:tcPr>
           <w:p>
             <w:pPr>
               <w:pStyle w:val="Compact"/>
@@ -7146,17 +9564,33 @@
           <w:cantSplit/>
         </w:trPr>
         <w:tc>
-          <w:tcPr/>
-          <w:p>
-            <w:pPr>
-              <w:pStyle w:val="Compact"/>
-              <w:spacing w:before="20" w:after="20" w:line="240" w:lineRule="auto"/>
-              <w:jc w:val="center"/>
-            </w:pPr>
-          </w:p>
-        </w:tc>
-        <w:tc>
-          <w:tcPr/>
+          <w:tcPr>
+            <w:tcW w:w="1352" w:type="dxa"/>
+            <w:tcBorders>
+              <w:top w:val="none" w:color="000000"/>
+              <w:bottom w:val="none" w:color="000000"/>
+              <w:left w:val="none" w:color="000000"/>
+              <w:right w:val="none" w:color="000000"/>
+            </w:tcBorders>
+          </w:tcPr>
+          <w:p>
+            <w:pPr>
+              <w:pStyle w:val="Compact"/>
+              <w:spacing w:before="20" w:after="20" w:line="240" w:lineRule="auto"/>
+              <w:jc w:val="center"/>
+            </w:pPr>
+          </w:p>
+        </w:tc>
+        <w:tc>
+          <w:tcPr>
+            <w:tcW w:w="2134" w:type="dxa"/>
+            <w:tcBorders>
+              <w:top w:val="none" w:color="000000"/>
+              <w:bottom w:val="none" w:color="000000"/>
+              <w:left w:val="none" w:color="000000"/>
+              <w:right w:val="none" w:color="000000"/>
+            </w:tcBorders>
+          </w:tcPr>
           <w:p>
             <w:pPr>
               <w:pStyle w:val="Compact"/>
@@ -7169,7 +9603,15 @@
           </w:p>
         </w:tc>
         <w:tc>
-          <w:tcPr/>
+          <w:tcPr>
+            <w:tcW w:w="1667" w:type="dxa"/>
+            <w:tcBorders>
+              <w:top w:val="none" w:color="000000"/>
+              <w:bottom w:val="none" w:color="000000"/>
+              <w:left w:val="none" w:color="000000"/>
+              <w:right w:val="none" w:color="000000"/>
+            </w:tcBorders>
+          </w:tcPr>
           <w:p>
             <w:pPr>
               <w:pStyle w:val="Compact"/>
@@ -7182,7 +9624,15 @@
           </w:p>
         </w:tc>
         <w:tc>
-          <w:tcPr/>
+          <w:tcPr>
+            <w:tcW w:w="1901" w:type="dxa"/>
+            <w:tcBorders>
+              <w:top w:val="none" w:color="000000"/>
+              <w:bottom w:val="none" w:color="000000"/>
+              <w:left w:val="none" w:color="000000"/>
+              <w:right w:val="none" w:color="000000"/>
+            </w:tcBorders>
+          </w:tcPr>
           <w:p>
             <w:pPr>
               <w:pStyle w:val="Compact"/>
@@ -7195,7 +9645,15 @@
           </w:p>
         </w:tc>
         <w:tc>
-          <w:tcPr/>
+          <w:tcPr>
+            <w:tcW w:w="1903" w:type="dxa"/>
+            <w:tcBorders>
+              <w:top w:val="none" w:color="000000"/>
+              <w:bottom w:val="none" w:color="000000"/>
+              <w:left w:val="none" w:color="000000"/>
+              <w:right w:val="none" w:color="000000"/>
+            </w:tcBorders>
+          </w:tcPr>
           <w:p>
             <w:pPr>
               <w:pStyle w:val="Compact"/>
@@ -7210,7 +9668,15 @@
           <w:cantSplit/>
         </w:trPr>
         <w:tc>
-          <w:tcPr/>
+          <w:tcPr>
+            <w:tcW w:w="1352" w:type="dxa"/>
+            <w:tcBorders>
+              <w:top w:val="none" w:color="000000"/>
+              <w:bottom w:val="none" w:color="000000"/>
+              <w:left w:val="none" w:color="000000"/>
+              <w:right w:val="none" w:color="000000"/>
+            </w:tcBorders>
+          </w:tcPr>
           <w:p>
             <w:pPr>
               <w:pStyle w:val="Compact"/>
@@ -7227,37 +9693,69 @@
           </w:p>
         </w:tc>
         <w:tc>
-          <w:tcPr/>
-          <w:p>
-            <w:pPr>
-              <w:pStyle w:val="Compact"/>
-              <w:spacing w:before="20" w:after="20" w:line="240" w:lineRule="auto"/>
-              <w:jc w:val="center"/>
-            </w:pPr>
-          </w:p>
-        </w:tc>
-        <w:tc>
-          <w:tcPr/>
-          <w:p>
-            <w:pPr>
-              <w:pStyle w:val="Compact"/>
-              <w:spacing w:before="20" w:after="20" w:line="240" w:lineRule="auto"/>
-              <w:jc w:val="center"/>
-            </w:pPr>
-          </w:p>
-        </w:tc>
-        <w:tc>
-          <w:tcPr/>
-          <w:p>
-            <w:pPr>
-              <w:pStyle w:val="Compact"/>
-              <w:spacing w:before="20" w:after="20" w:line="240" w:lineRule="auto"/>
-              <w:jc w:val="center"/>
-            </w:pPr>
-          </w:p>
-        </w:tc>
-        <w:tc>
-          <w:tcPr/>
+          <w:tcPr>
+            <w:tcW w:w="2134" w:type="dxa"/>
+            <w:tcBorders>
+              <w:top w:val="none" w:color="000000"/>
+              <w:bottom w:val="none" w:color="000000"/>
+              <w:left w:val="none" w:color="000000"/>
+              <w:right w:val="none" w:color="000000"/>
+            </w:tcBorders>
+          </w:tcPr>
+          <w:p>
+            <w:pPr>
+              <w:pStyle w:val="Compact"/>
+              <w:spacing w:before="20" w:after="20" w:line="240" w:lineRule="auto"/>
+              <w:jc w:val="center"/>
+            </w:pPr>
+          </w:p>
+        </w:tc>
+        <w:tc>
+          <w:tcPr>
+            <w:tcW w:w="1667" w:type="dxa"/>
+            <w:tcBorders>
+              <w:top w:val="none" w:color="000000"/>
+              <w:bottom w:val="none" w:color="000000"/>
+              <w:left w:val="none" w:color="000000"/>
+              <w:right w:val="none" w:color="000000"/>
+            </w:tcBorders>
+          </w:tcPr>
+          <w:p>
+            <w:pPr>
+              <w:pStyle w:val="Compact"/>
+              <w:spacing w:before="20" w:after="20" w:line="240" w:lineRule="auto"/>
+              <w:jc w:val="center"/>
+            </w:pPr>
+          </w:p>
+        </w:tc>
+        <w:tc>
+          <w:tcPr>
+            <w:tcW w:w="1901" w:type="dxa"/>
+            <w:tcBorders>
+              <w:top w:val="none" w:color="000000"/>
+              <w:bottom w:val="none" w:color="000000"/>
+              <w:left w:val="none" w:color="000000"/>
+              <w:right w:val="none" w:color="000000"/>
+            </w:tcBorders>
+          </w:tcPr>
+          <w:p>
+            <w:pPr>
+              <w:pStyle w:val="Compact"/>
+              <w:spacing w:before="20" w:after="20" w:line="240" w:lineRule="auto"/>
+              <w:jc w:val="center"/>
+            </w:pPr>
+          </w:p>
+        </w:tc>
+        <w:tc>
+          <w:tcPr>
+            <w:tcW w:w="1903" w:type="dxa"/>
+            <w:tcBorders>
+              <w:top w:val="none" w:color="000000"/>
+              <w:bottom w:val="none" w:color="000000"/>
+              <w:left w:val="none" w:color="000000"/>
+              <w:right w:val="none" w:color="000000"/>
+            </w:tcBorders>
+          </w:tcPr>
           <w:p>
             <w:pPr>
               <w:pStyle w:val="Compact"/>
@@ -7275,47 +9773,87 @@
           <w:cantSplit/>
         </w:trPr>
         <w:tc>
-          <w:tcPr/>
-          <w:p>
-            <w:pPr>
-              <w:pStyle w:val="Compact"/>
-              <w:spacing w:before="20" w:after="20" w:line="240" w:lineRule="auto"/>
-              <w:jc w:val="center"/>
-            </w:pPr>
-          </w:p>
-        </w:tc>
-        <w:tc>
-          <w:tcPr/>
-          <w:p>
-            <w:pPr>
-              <w:pStyle w:val="Compact"/>
-              <w:spacing w:before="20" w:after="20" w:line="240" w:lineRule="auto"/>
-              <w:jc w:val="center"/>
-            </w:pPr>
-          </w:p>
-        </w:tc>
-        <w:tc>
-          <w:tcPr/>
-          <w:p>
-            <w:pPr>
-              <w:pStyle w:val="Compact"/>
-              <w:spacing w:before="20" w:after="20" w:line="240" w:lineRule="auto"/>
-              <w:jc w:val="center"/>
-            </w:pPr>
-          </w:p>
-        </w:tc>
-        <w:tc>
-          <w:tcPr/>
-          <w:p>
-            <w:pPr>
-              <w:pStyle w:val="Compact"/>
-              <w:spacing w:before="20" w:after="20" w:line="240" w:lineRule="auto"/>
-              <w:jc w:val="center"/>
-            </w:pPr>
-          </w:p>
-        </w:tc>
-        <w:tc>
-          <w:tcPr/>
+          <w:tcPr>
+            <w:tcW w:w="1352" w:type="dxa"/>
+            <w:tcBorders>
+              <w:top w:val="none" w:color="000000"/>
+              <w:bottom w:val="none" w:color="000000"/>
+              <w:left w:val="none" w:color="000000"/>
+              <w:right w:val="none" w:color="000000"/>
+            </w:tcBorders>
+          </w:tcPr>
+          <w:p>
+            <w:pPr>
+              <w:pStyle w:val="Compact"/>
+              <w:spacing w:before="20" w:after="20" w:line="240" w:lineRule="auto"/>
+              <w:jc w:val="center"/>
+            </w:pPr>
+          </w:p>
+        </w:tc>
+        <w:tc>
+          <w:tcPr>
+            <w:tcW w:w="2134" w:type="dxa"/>
+            <w:tcBorders>
+              <w:top w:val="none" w:color="000000"/>
+              <w:bottom w:val="none" w:color="000000"/>
+              <w:left w:val="none" w:color="000000"/>
+              <w:right w:val="none" w:color="000000"/>
+            </w:tcBorders>
+          </w:tcPr>
+          <w:p>
+            <w:pPr>
+              <w:pStyle w:val="Compact"/>
+              <w:spacing w:before="20" w:after="20" w:line="240" w:lineRule="auto"/>
+              <w:jc w:val="center"/>
+            </w:pPr>
+          </w:p>
+        </w:tc>
+        <w:tc>
+          <w:tcPr>
+            <w:tcW w:w="1667" w:type="dxa"/>
+            <w:tcBorders>
+              <w:top w:val="none" w:color="000000"/>
+              <w:bottom w:val="none" w:color="000000"/>
+              <w:left w:val="none" w:color="000000"/>
+              <w:right w:val="none" w:color="000000"/>
+            </w:tcBorders>
+          </w:tcPr>
+          <w:p>
+            <w:pPr>
+              <w:pStyle w:val="Compact"/>
+              <w:spacing w:before="20" w:after="20" w:line="240" w:lineRule="auto"/>
+              <w:jc w:val="center"/>
+            </w:pPr>
+          </w:p>
+        </w:tc>
+        <w:tc>
+          <w:tcPr>
+            <w:tcW w:w="1901" w:type="dxa"/>
+            <w:tcBorders>
+              <w:top w:val="none" w:color="000000"/>
+              <w:bottom w:val="none" w:color="000000"/>
+              <w:left w:val="none" w:color="000000"/>
+              <w:right w:val="none" w:color="000000"/>
+            </w:tcBorders>
+          </w:tcPr>
+          <w:p>
+            <w:pPr>
+              <w:pStyle w:val="Compact"/>
+              <w:spacing w:before="20" w:after="20" w:line="240" w:lineRule="auto"/>
+              <w:jc w:val="center"/>
+            </w:pPr>
+          </w:p>
+        </w:tc>
+        <w:tc>
+          <w:tcPr>
+            <w:tcW w:w="1903" w:type="dxa"/>
+            <w:tcBorders>
+              <w:top w:val="none" w:color="000000"/>
+              <w:bottom w:val="none" w:color="000000"/>
+              <w:left w:val="none" w:color="000000"/>
+              <w:right w:val="none" w:color="000000"/>
+            </w:tcBorders>
+          </w:tcPr>
           <w:p>
             <w:pPr>
               <w:pStyle w:val="Compact"/>
@@ -7333,7 +9871,15 @@
           <w:cantSplit/>
         </w:trPr>
         <w:tc>
-          <w:tcPr/>
+          <w:tcPr>
+            <w:tcW w:w="1352" w:type="dxa"/>
+            <w:tcBorders>
+              <w:top w:val="none" w:color="000000"/>
+              <w:bottom w:val="none" w:color="000000"/>
+              <w:left w:val="none" w:color="000000"/>
+              <w:right w:val="none" w:color="000000"/>
+            </w:tcBorders>
+          </w:tcPr>
           <w:p>
             <w:pPr>
               <w:pStyle w:val="Compact"/>
@@ -7346,7 +9892,15 @@
           </w:p>
         </w:tc>
         <w:tc>
-          <w:tcPr/>
+          <w:tcPr>
+            <w:tcW w:w="2134" w:type="dxa"/>
+            <w:tcBorders>
+              <w:top w:val="none" w:color="000000"/>
+              <w:bottom w:val="none" w:color="000000"/>
+              <w:left w:val="none" w:color="000000"/>
+              <w:right w:val="none" w:color="000000"/>
+            </w:tcBorders>
+          </w:tcPr>
           <w:p>
             <w:pPr>
               <w:pStyle w:val="Compact"/>
@@ -7359,7 +9913,15 @@
           </w:p>
         </w:tc>
         <w:tc>
-          <w:tcPr/>
+          <w:tcPr>
+            <w:tcW w:w="1667" w:type="dxa"/>
+            <w:tcBorders>
+              <w:top w:val="none" w:color="000000"/>
+              <w:bottom w:val="none" w:color="000000"/>
+              <w:left w:val="none" w:color="000000"/>
+              <w:right w:val="none" w:color="000000"/>
+            </w:tcBorders>
+          </w:tcPr>
           <w:p>
             <w:pPr>
               <w:pStyle w:val="Compact"/>
@@ -7372,7 +9934,15 @@
           </w:p>
         </w:tc>
         <w:tc>
-          <w:tcPr/>
+          <w:tcPr>
+            <w:tcW w:w="1901" w:type="dxa"/>
+            <w:tcBorders>
+              <w:top w:val="none" w:color="000000"/>
+              <w:bottom w:val="none" w:color="000000"/>
+              <w:left w:val="none" w:color="000000"/>
+              <w:right w:val="none" w:color="000000"/>
+            </w:tcBorders>
+          </w:tcPr>
           <w:p>
             <w:pPr>
               <w:pStyle w:val="Compact"/>
@@ -7385,7 +9955,15 @@
           </w:p>
         </w:tc>
         <w:tc>
-          <w:tcPr/>
+          <w:tcPr>
+            <w:tcW w:w="1903" w:type="dxa"/>
+            <w:tcBorders>
+              <w:top w:val="none" w:color="000000"/>
+              <w:bottom w:val="none" w:color="000000"/>
+              <w:left w:val="none" w:color="000000"/>
+              <w:right w:val="none" w:color="000000"/>
+            </w:tcBorders>
+          </w:tcPr>
           <w:p>
             <w:pPr>
               <w:pStyle w:val="Compact"/>
@@ -7403,7 +9981,15 @@
           <w:cantSplit/>
         </w:trPr>
         <w:tc>
-          <w:tcPr/>
+          <w:tcPr>
+            <w:tcW w:w="1352" w:type="dxa"/>
+            <w:tcBorders>
+              <w:top w:val="none" w:color="000000"/>
+              <w:bottom w:val="none" w:color="000000"/>
+              <w:left w:val="none" w:color="000000"/>
+              <w:right w:val="none" w:color="000000"/>
+            </w:tcBorders>
+          </w:tcPr>
           <w:p>
             <w:pPr>
               <w:pStyle w:val="Compact"/>
@@ -7416,7 +10002,15 @@
           </w:p>
         </w:tc>
         <w:tc>
-          <w:tcPr/>
+          <w:tcPr>
+            <w:tcW w:w="2134" w:type="dxa"/>
+            <w:tcBorders>
+              <w:top w:val="none" w:color="000000"/>
+              <w:bottom w:val="none" w:color="000000"/>
+              <w:left w:val="none" w:color="000000"/>
+              <w:right w:val="none" w:color="000000"/>
+            </w:tcBorders>
+          </w:tcPr>
           <w:p>
             <w:pPr>
               <w:pStyle w:val="Compact"/>
@@ -7429,7 +10023,15 @@
           </w:p>
         </w:tc>
         <w:tc>
-          <w:tcPr/>
+          <w:tcPr>
+            <w:tcW w:w="1667" w:type="dxa"/>
+            <w:tcBorders>
+              <w:top w:val="none" w:color="000000"/>
+              <w:bottom w:val="none" w:color="000000"/>
+              <w:left w:val="none" w:color="000000"/>
+              <w:right w:val="none" w:color="000000"/>
+            </w:tcBorders>
+          </w:tcPr>
           <w:p>
             <w:pPr>
               <w:pStyle w:val="Compact"/>
@@ -7442,7 +10044,15 @@
           </w:p>
         </w:tc>
         <w:tc>
-          <w:tcPr/>
+          <w:tcPr>
+            <w:tcW w:w="1901" w:type="dxa"/>
+            <w:tcBorders>
+              <w:top w:val="none" w:color="000000"/>
+              <w:bottom w:val="none" w:color="000000"/>
+              <w:left w:val="none" w:color="000000"/>
+              <w:right w:val="none" w:color="000000"/>
+            </w:tcBorders>
+          </w:tcPr>
           <w:p>
             <w:pPr>
               <w:pStyle w:val="Compact"/>
@@ -7455,7 +10065,15 @@
           </w:p>
         </w:tc>
         <w:tc>
-          <w:tcPr/>
+          <w:tcPr>
+            <w:tcW w:w="1903" w:type="dxa"/>
+            <w:tcBorders>
+              <w:top w:val="none" w:color="000000"/>
+              <w:bottom w:val="none" w:color="000000"/>
+              <w:left w:val="none" w:color="000000"/>
+              <w:right w:val="none" w:color="000000"/>
+            </w:tcBorders>
+          </w:tcPr>
           <w:p>
             <w:pPr>
               <w:pStyle w:val="Compact"/>
@@ -7473,7 +10091,15 @@
           <w:cantSplit/>
         </w:trPr>
         <w:tc>
-          <w:tcPr/>
+          <w:tcPr>
+            <w:tcW w:w="1352" w:type="dxa"/>
+            <w:tcBorders>
+              <w:top w:val="none" w:color="000000"/>
+              <w:bottom w:val="none" w:color="000000"/>
+              <w:left w:val="none" w:color="000000"/>
+              <w:right w:val="none" w:color="000000"/>
+            </w:tcBorders>
+          </w:tcPr>
           <w:p>
             <w:pPr>
               <w:pStyle w:val="Compact"/>
@@ -7490,7 +10116,15 @@
           </w:p>
         </w:tc>
         <w:tc>
-          <w:tcPr/>
+          <w:tcPr>
+            <w:tcW w:w="2134" w:type="dxa"/>
+            <w:tcBorders>
+              <w:top w:val="none" w:color="000000"/>
+              <w:bottom w:val="none" w:color="000000"/>
+              <w:left w:val="none" w:color="000000"/>
+              <w:right w:val="none" w:color="000000"/>
+            </w:tcBorders>
+          </w:tcPr>
           <w:p>
             <w:pPr>
               <w:pStyle w:val="Compact"/>
@@ -7503,7 +10137,15 @@
           </w:p>
         </w:tc>
         <w:tc>
-          <w:tcPr/>
+          <w:tcPr>
+            <w:tcW w:w="1667" w:type="dxa"/>
+            <w:tcBorders>
+              <w:top w:val="none" w:color="000000"/>
+              <w:bottom w:val="none" w:color="000000"/>
+              <w:left w:val="none" w:color="000000"/>
+              <w:right w:val="none" w:color="000000"/>
+            </w:tcBorders>
+          </w:tcPr>
           <w:p>
             <w:pPr>
               <w:pStyle w:val="Compact"/>
@@ -7516,7 +10158,15 @@
           </w:p>
         </w:tc>
         <w:tc>
-          <w:tcPr/>
+          <w:tcPr>
+            <w:tcW w:w="1901" w:type="dxa"/>
+            <w:tcBorders>
+              <w:top w:val="none" w:color="000000"/>
+              <w:bottom w:val="none" w:color="000000"/>
+              <w:left w:val="none" w:color="000000"/>
+              <w:right w:val="none" w:color="000000"/>
+            </w:tcBorders>
+          </w:tcPr>
           <w:p>
             <w:pPr>
               <w:pStyle w:val="Compact"/>
@@ -7529,7 +10179,15 @@
           </w:p>
         </w:tc>
         <w:tc>
-          <w:tcPr/>
+          <w:tcPr>
+            <w:tcW w:w="1903" w:type="dxa"/>
+            <w:tcBorders>
+              <w:top w:val="none" w:color="000000"/>
+              <w:bottom w:val="none" w:color="000000"/>
+              <w:left w:val="none" w:color="000000"/>
+              <w:right w:val="none" w:color="000000"/>
+            </w:tcBorders>
+          </w:tcPr>
           <w:p>
             <w:pPr>
               <w:pStyle w:val="Compact"/>
@@ -7547,7 +10205,15 @@
           <w:cantSplit/>
         </w:trPr>
         <w:tc>
-          <w:tcPr/>
+          <w:tcPr>
+            <w:tcW w:w="1352" w:type="dxa"/>
+            <w:tcBorders>
+              <w:top w:val="none" w:color="000000"/>
+              <w:bottom w:val="single" w:color="000000" w:sz="12" w:space="0"/>
+              <w:left w:val="none" w:color="000000"/>
+              <w:right w:val="none" w:color="000000"/>
+            </w:tcBorders>
+          </w:tcPr>
           <w:p>
             <w:pPr>
               <w:pStyle w:val="Compact"/>
@@ -7567,7 +10233,15 @@
           </w:p>
         </w:tc>
         <w:tc>
-          <w:tcPr/>
+          <w:tcPr>
+            <w:tcW w:w="2134" w:type="dxa"/>
+            <w:tcBorders>
+              <w:top w:val="none" w:color="000000"/>
+              <w:bottom w:val="single" w:color="000000" w:sz="12" w:space="0"/>
+              <w:left w:val="none" w:color="000000"/>
+              <w:right w:val="none" w:color="000000"/>
+            </w:tcBorders>
+          </w:tcPr>
           <w:p>
             <w:pPr>
               <w:pStyle w:val="Compact"/>
@@ -7580,7 +10254,15 @@
           </w:p>
         </w:tc>
         <w:tc>
-          <w:tcPr/>
+          <w:tcPr>
+            <w:tcW w:w="1667" w:type="dxa"/>
+            <w:tcBorders>
+              <w:top w:val="none" w:color="000000"/>
+              <w:bottom w:val="single" w:color="000000" w:sz="12" w:space="0"/>
+              <w:left w:val="none" w:color="000000"/>
+              <w:right w:val="none" w:color="000000"/>
+            </w:tcBorders>
+          </w:tcPr>
           <w:p>
             <w:pPr>
               <w:pStyle w:val="Compact"/>
@@ -7593,7 +10275,15 @@
           </w:p>
         </w:tc>
         <w:tc>
-          <w:tcPr/>
+          <w:tcPr>
+            <w:tcW w:w="1901" w:type="dxa"/>
+            <w:tcBorders>
+              <w:top w:val="none" w:color="000000"/>
+              <w:bottom w:val="single" w:color="000000" w:sz="12" w:space="0"/>
+              <w:left w:val="none" w:color="000000"/>
+              <w:right w:val="none" w:color="000000"/>
+            </w:tcBorders>
+          </w:tcPr>
           <w:p>
             <w:pPr>
               <w:pStyle w:val="Compact"/>
@@ -7606,7 +10296,15 @@
           </w:p>
         </w:tc>
         <w:tc>
-          <w:tcPr/>
+          <w:tcPr>
+            <w:tcW w:w="1903" w:type="dxa"/>
+            <w:tcBorders>
+              <w:top w:val="none" w:color="000000"/>
+              <w:bottom w:val="single" w:color="000000" w:sz="12" w:space="0"/>
+              <w:left w:val="none" w:color="000000"/>
+              <w:right w:val="none" w:color="000000"/>
+            </w:tcBorders>
+          </w:tcPr>
           <w:p>
             <w:pPr>
               <w:pStyle w:val="Compact"/>
@@ -7651,6 +10349,7 @@
     <w:p>
       <w:pPr>
         <w:pStyle w:val="FirstParagraph"/>
+        <w:spacing w:before="0" w:after="0"/>
       </w:pPr>
       <w:r>
         <w:t xml:space="preserve">尽管交错双重差分已在很大程度上控制了不随时间变化的城市特征，数据开放平台的上线时点仍可能与影响绿色转型的不可观测冲击相关。为此，本文借鉴Bartik类工具变量的构造思路，以城市1984年每万人邮电局数、地形起伏度的负值分别与当年全国累计上线数据开放平台数量的交乘项作为工具变量。历史邮电基础设施与地形条件决定了城市信息化建设的初始禀赋，从而影响其上线数据开放平台的相对时序，但难以在控制城市固定效应与一系列时变特征后直接影响当期绿色全要素生产率。</w:t>
@@ -7659,6 +10358,7 @@
     <w:p>
       <w:pPr>
         <w:pStyle w:val="BodyText"/>
+        <w:spacing w:before="0" w:after="0"/>
       </w:pPr>
       <w:r>
         <w:t xml:space="preserve">表6报告了估计结果。第一阶段中两个工具变量的系数分别为0.1246与0.1499，且均在1%的水平上显著，</w:t>
@@ -7697,6 +10397,7 @@
     <w:p>
       <w:pPr>
         <w:pStyle w:val="FirstParagraph"/>
+        <w:spacing w:before="0" w:after="0"/>
       </w:pPr>
       <w:r>
         <w:t xml:space="preserve">公共数据开放具有知识外溢属性，可能违背个体处理效应稳定性假设。表7报告了式（5）的估计结果：本地政策的系数为0.0311，邻近城市处理强度的系数为0.0372，</w:t>
@@ -7732,17 +10433,24 @@
     </w:p>
     <w:tbl>
       <w:tblPr>
-        <w:tblStyle w:val="Table"/>
         <w:jc w:val="center"/>
         <w:tblLook w:firstRow="1" w:lastRow="0" w:firstColumn="0" w:lastColumn="0" w:noHBand="0" w:noVBand="0" w:val="0020"/>
         <w:tblCaption w:val="表6 工具变量估计结果"/>
-        <w:tblW w:w="5000" w:type="pct"/>
-        <w:tblLayout w:type="autofit"/>
+        <w:tblW w:w="8957" w:type="dxa"/>
+        <w:tblLayout w:type="fixed"/>
+        <w:tblBorders>
+          <w:top w:val="single" w:color="000000" w:sz="12" w:space="0"/>
+          <w:left w:val="none" w:color="000000"/>
+          <w:bottom w:val="single" w:color="000000" w:sz="12" w:space="0"/>
+          <w:right w:val="none" w:color="000000"/>
+          <w:insideH w:val="none" w:color="000000"/>
+          <w:insideV w:val="none" w:color="000000"/>
+        </w:tblBorders>
       </w:tblPr>
       <w:tblGrid>
-        <w:gridCol w:w="2640"/>
-        <w:gridCol w:w="2640"/>
-        <w:gridCol w:w="2640"/>
+        <w:gridCol w:w="4030"/>
+        <w:gridCol w:w="2463"/>
+        <w:gridCol w:w="2464"/>
       </w:tblGrid>
       <w:tr>
         <w:trPr>
@@ -7751,7 +10459,15 @@
           <w:tblHeader/>
         </w:trPr>
         <w:tc>
-          <w:tcPr/>
+          <w:tcPr>
+            <w:tcW w:w="4030" w:type="dxa"/>
+            <w:tcBorders>
+              <w:top w:val="single" w:color="000000" w:sz="12" w:space="0"/>
+              <w:bottom w:val="single" w:color="000000" w:sz="6" w:space="0"/>
+              <w:left w:val="none" w:color="000000"/>
+              <w:right w:val="none" w:color="000000"/>
+            </w:tcBorders>
+          </w:tcPr>
           <w:p>
             <w:pPr>
               <w:pStyle w:val="Compact"/>
@@ -7764,7 +10480,15 @@
           </w:p>
         </w:tc>
         <w:tc>
-          <w:tcPr/>
+          <w:tcPr>
+            <w:tcW w:w="2463" w:type="dxa"/>
+            <w:tcBorders>
+              <w:top w:val="single" w:color="000000" w:sz="12" w:space="0"/>
+              <w:bottom w:val="single" w:color="000000" w:sz="6" w:space="0"/>
+              <w:left w:val="none" w:color="000000"/>
+              <w:right w:val="none" w:color="000000"/>
+            </w:tcBorders>
+          </w:tcPr>
           <w:p>
             <w:pPr>
               <w:pStyle w:val="Compact"/>
@@ -7777,7 +10501,15 @@
           </w:p>
         </w:tc>
         <w:tc>
-          <w:tcPr/>
+          <w:tcPr>
+            <w:tcW w:w="2464" w:type="dxa"/>
+            <w:tcBorders>
+              <w:top w:val="single" w:color="000000" w:sz="12" w:space="0"/>
+              <w:bottom w:val="single" w:color="000000" w:sz="6" w:space="0"/>
+              <w:left w:val="none" w:color="000000"/>
+              <w:right w:val="none" w:color="000000"/>
+            </w:tcBorders>
+          </w:tcPr>
           <w:p>
             <w:pPr>
               <w:pStyle w:val="Compact"/>
@@ -7795,7 +10527,15 @@
           <w:cantSplit/>
         </w:trPr>
         <w:tc>
-          <w:tcPr/>
+          <w:tcPr>
+            <w:tcW w:w="4030" w:type="dxa"/>
+            <w:tcBorders>
+              <w:top w:val="none" w:color="000000"/>
+              <w:bottom w:val="none" w:color="000000"/>
+              <w:left w:val="none" w:color="000000"/>
+              <w:right w:val="none" w:color="000000"/>
+            </w:tcBorders>
+          </w:tcPr>
           <w:p>
             <w:pPr>
               <w:pStyle w:val="Compact"/>
@@ -7812,17 +10552,33 @@
           </w:p>
         </w:tc>
         <w:tc>
-          <w:tcPr/>
-          <w:p>
-            <w:pPr>
-              <w:pStyle w:val="Compact"/>
-              <w:spacing w:before="20" w:after="20" w:line="240" w:lineRule="auto"/>
-              <w:jc w:val="center"/>
-            </w:pPr>
-          </w:p>
-        </w:tc>
-        <w:tc>
-          <w:tcPr/>
+          <w:tcPr>
+            <w:tcW w:w="2463" w:type="dxa"/>
+            <w:tcBorders>
+              <w:top w:val="none" w:color="000000"/>
+              <w:bottom w:val="none" w:color="000000"/>
+              <w:left w:val="none" w:color="000000"/>
+              <w:right w:val="none" w:color="000000"/>
+            </w:tcBorders>
+          </w:tcPr>
+          <w:p>
+            <w:pPr>
+              <w:pStyle w:val="Compact"/>
+              <w:spacing w:before="20" w:after="20" w:line="240" w:lineRule="auto"/>
+              <w:jc w:val="center"/>
+            </w:pPr>
+          </w:p>
+        </w:tc>
+        <w:tc>
+          <w:tcPr>
+            <w:tcW w:w="2464" w:type="dxa"/>
+            <w:tcBorders>
+              <w:top w:val="none" w:color="000000"/>
+              <w:bottom w:val="none" w:color="000000"/>
+              <w:left w:val="none" w:color="000000"/>
+              <w:right w:val="none" w:color="000000"/>
+            </w:tcBorders>
+          </w:tcPr>
           <w:p>
             <w:pPr>
               <w:pStyle w:val="Compact"/>
@@ -7840,27 +10596,51 @@
           <w:cantSplit/>
         </w:trPr>
         <w:tc>
-          <w:tcPr/>
-          <w:p>
-            <w:pPr>
-              <w:pStyle w:val="Compact"/>
-              <w:spacing w:before="20" w:after="20" w:line="240" w:lineRule="auto"/>
-              <w:jc w:val="center"/>
-            </w:pPr>
-          </w:p>
-        </w:tc>
-        <w:tc>
-          <w:tcPr/>
-          <w:p>
-            <w:pPr>
-              <w:pStyle w:val="Compact"/>
-              <w:spacing w:before="20" w:after="20" w:line="240" w:lineRule="auto"/>
-              <w:jc w:val="center"/>
-            </w:pPr>
-          </w:p>
-        </w:tc>
-        <w:tc>
-          <w:tcPr/>
+          <w:tcPr>
+            <w:tcW w:w="4030" w:type="dxa"/>
+            <w:tcBorders>
+              <w:top w:val="none" w:color="000000"/>
+              <w:bottom w:val="none" w:color="000000"/>
+              <w:left w:val="none" w:color="000000"/>
+              <w:right w:val="none" w:color="000000"/>
+            </w:tcBorders>
+          </w:tcPr>
+          <w:p>
+            <w:pPr>
+              <w:pStyle w:val="Compact"/>
+              <w:spacing w:before="20" w:after="20" w:line="240" w:lineRule="auto"/>
+              <w:jc w:val="center"/>
+            </w:pPr>
+          </w:p>
+        </w:tc>
+        <w:tc>
+          <w:tcPr>
+            <w:tcW w:w="2463" w:type="dxa"/>
+            <w:tcBorders>
+              <w:top w:val="none" w:color="000000"/>
+              <w:bottom w:val="none" w:color="000000"/>
+              <w:left w:val="none" w:color="000000"/>
+              <w:right w:val="none" w:color="000000"/>
+            </w:tcBorders>
+          </w:tcPr>
+          <w:p>
+            <w:pPr>
+              <w:pStyle w:val="Compact"/>
+              <w:spacing w:before="20" w:after="20" w:line="240" w:lineRule="auto"/>
+              <w:jc w:val="center"/>
+            </w:pPr>
+          </w:p>
+        </w:tc>
+        <w:tc>
+          <w:tcPr>
+            <w:tcW w:w="2464" w:type="dxa"/>
+            <w:tcBorders>
+              <w:top w:val="none" w:color="000000"/>
+              <w:bottom w:val="none" w:color="000000"/>
+              <w:left w:val="none" w:color="000000"/>
+              <w:right w:val="none" w:color="000000"/>
+            </w:tcBorders>
+          </w:tcPr>
           <w:p>
             <w:pPr>
               <w:pStyle w:val="Compact"/>
@@ -7878,7 +10658,15 @@
           <w:cantSplit/>
         </w:trPr>
         <w:tc>
-          <w:tcPr/>
+          <w:tcPr>
+            <w:tcW w:w="4030" w:type="dxa"/>
+            <w:tcBorders>
+              <w:top w:val="none" w:color="000000"/>
+              <w:bottom w:val="none" w:color="000000"/>
+              <w:left w:val="none" w:color="000000"/>
+              <w:right w:val="none" w:color="000000"/>
+            </w:tcBorders>
+          </w:tcPr>
           <w:p>
             <w:pPr>
               <w:pStyle w:val="Compact"/>
@@ -7891,7 +10679,15 @@
           </w:p>
         </w:tc>
         <w:tc>
-          <w:tcPr/>
+          <w:tcPr>
+            <w:tcW w:w="2463" w:type="dxa"/>
+            <w:tcBorders>
+              <w:top w:val="none" w:color="000000"/>
+              <w:bottom w:val="none" w:color="000000"/>
+              <w:left w:val="none" w:color="000000"/>
+              <w:right w:val="none" w:color="000000"/>
+            </w:tcBorders>
+          </w:tcPr>
           <w:p>
             <w:pPr>
               <w:pStyle w:val="Compact"/>
@@ -7904,7 +10700,15 @@
           </w:p>
         </w:tc>
         <w:tc>
-          <w:tcPr/>
+          <w:tcPr>
+            <w:tcW w:w="2464" w:type="dxa"/>
+            <w:tcBorders>
+              <w:top w:val="none" w:color="000000"/>
+              <w:bottom w:val="none" w:color="000000"/>
+              <w:left w:val="none" w:color="000000"/>
+              <w:right w:val="none" w:color="000000"/>
+            </w:tcBorders>
+          </w:tcPr>
           <w:p>
             <w:pPr>
               <w:pStyle w:val="Compact"/>
@@ -7919,17 +10723,33 @@
           <w:cantSplit/>
         </w:trPr>
         <w:tc>
-          <w:tcPr/>
-          <w:p>
-            <w:pPr>
-              <w:pStyle w:val="Compact"/>
-              <w:spacing w:before="20" w:after="20" w:line="240" w:lineRule="auto"/>
-              <w:jc w:val="center"/>
-            </w:pPr>
-          </w:p>
-        </w:tc>
-        <w:tc>
-          <w:tcPr/>
+          <w:tcPr>
+            <w:tcW w:w="4030" w:type="dxa"/>
+            <w:tcBorders>
+              <w:top w:val="none" w:color="000000"/>
+              <w:bottom w:val="none" w:color="000000"/>
+              <w:left w:val="none" w:color="000000"/>
+              <w:right w:val="none" w:color="000000"/>
+            </w:tcBorders>
+          </w:tcPr>
+          <w:p>
+            <w:pPr>
+              <w:pStyle w:val="Compact"/>
+              <w:spacing w:before="20" w:after="20" w:line="240" w:lineRule="auto"/>
+              <w:jc w:val="center"/>
+            </w:pPr>
+          </w:p>
+        </w:tc>
+        <w:tc>
+          <w:tcPr>
+            <w:tcW w:w="2463" w:type="dxa"/>
+            <w:tcBorders>
+              <w:top w:val="none" w:color="000000"/>
+              <w:bottom w:val="none" w:color="000000"/>
+              <w:left w:val="none" w:color="000000"/>
+              <w:right w:val="none" w:color="000000"/>
+            </w:tcBorders>
+          </w:tcPr>
           <w:p>
             <w:pPr>
               <w:pStyle w:val="Compact"/>
@@ -7942,7 +10762,15 @@
           </w:p>
         </w:tc>
         <w:tc>
-          <w:tcPr/>
+          <w:tcPr>
+            <w:tcW w:w="2464" w:type="dxa"/>
+            <w:tcBorders>
+              <w:top w:val="none" w:color="000000"/>
+              <w:bottom w:val="none" w:color="000000"/>
+              <w:left w:val="none" w:color="000000"/>
+              <w:right w:val="none" w:color="000000"/>
+            </w:tcBorders>
+          </w:tcPr>
           <w:p>
             <w:pPr>
               <w:pStyle w:val="Compact"/>
@@ -7957,7 +10785,15 @@
           <w:cantSplit/>
         </w:trPr>
         <w:tc>
-          <w:tcPr/>
+          <w:tcPr>
+            <w:tcW w:w="4030" w:type="dxa"/>
+            <w:tcBorders>
+              <w:top w:val="none" w:color="000000"/>
+              <w:bottom w:val="none" w:color="000000"/>
+              <w:left w:val="none" w:color="000000"/>
+              <w:right w:val="none" w:color="000000"/>
+            </w:tcBorders>
+          </w:tcPr>
           <w:p>
             <w:pPr>
               <w:pStyle w:val="Compact"/>
@@ -7970,7 +10806,15 @@
           </w:p>
         </w:tc>
         <w:tc>
-          <w:tcPr/>
+          <w:tcPr>
+            <w:tcW w:w="2463" w:type="dxa"/>
+            <w:tcBorders>
+              <w:top w:val="none" w:color="000000"/>
+              <w:bottom w:val="none" w:color="000000"/>
+              <w:left w:val="none" w:color="000000"/>
+              <w:right w:val="none" w:color="000000"/>
+            </w:tcBorders>
+          </w:tcPr>
           <w:p>
             <w:pPr>
               <w:pStyle w:val="Compact"/>
@@ -7983,7 +10827,15 @@
           </w:p>
         </w:tc>
         <w:tc>
-          <w:tcPr/>
+          <w:tcPr>
+            <w:tcW w:w="2464" w:type="dxa"/>
+            <w:tcBorders>
+              <w:top w:val="none" w:color="000000"/>
+              <w:bottom w:val="none" w:color="000000"/>
+              <w:left w:val="none" w:color="000000"/>
+              <w:right w:val="none" w:color="000000"/>
+            </w:tcBorders>
+          </w:tcPr>
           <w:p>
             <w:pPr>
               <w:pStyle w:val="Compact"/>
@@ -7998,17 +10850,33 @@
           <w:cantSplit/>
         </w:trPr>
         <w:tc>
-          <w:tcPr/>
-          <w:p>
-            <w:pPr>
-              <w:pStyle w:val="Compact"/>
-              <w:spacing w:before="20" w:after="20" w:line="240" w:lineRule="auto"/>
-              <w:jc w:val="center"/>
-            </w:pPr>
-          </w:p>
-        </w:tc>
-        <w:tc>
-          <w:tcPr/>
+          <w:tcPr>
+            <w:tcW w:w="4030" w:type="dxa"/>
+            <w:tcBorders>
+              <w:top w:val="none" w:color="000000"/>
+              <w:bottom w:val="none" w:color="000000"/>
+              <w:left w:val="none" w:color="000000"/>
+              <w:right w:val="none" w:color="000000"/>
+            </w:tcBorders>
+          </w:tcPr>
+          <w:p>
+            <w:pPr>
+              <w:pStyle w:val="Compact"/>
+              <w:spacing w:before="20" w:after="20" w:line="240" w:lineRule="auto"/>
+              <w:jc w:val="center"/>
+            </w:pPr>
+          </w:p>
+        </w:tc>
+        <w:tc>
+          <w:tcPr>
+            <w:tcW w:w="2463" w:type="dxa"/>
+            <w:tcBorders>
+              <w:top w:val="none" w:color="000000"/>
+              <w:bottom w:val="none" w:color="000000"/>
+              <w:left w:val="none" w:color="000000"/>
+              <w:right w:val="none" w:color="000000"/>
+            </w:tcBorders>
+          </w:tcPr>
           <w:p>
             <w:pPr>
               <w:pStyle w:val="Compact"/>
@@ -8021,7 +10889,15 @@
           </w:p>
         </w:tc>
         <w:tc>
-          <w:tcPr/>
+          <w:tcPr>
+            <w:tcW w:w="2464" w:type="dxa"/>
+            <w:tcBorders>
+              <w:top w:val="none" w:color="000000"/>
+              <w:bottom w:val="none" w:color="000000"/>
+              <w:left w:val="none" w:color="000000"/>
+              <w:right w:val="none" w:color="000000"/>
+            </w:tcBorders>
+          </w:tcPr>
           <w:p>
             <w:pPr>
               <w:pStyle w:val="Compact"/>
@@ -8036,7 +10912,15 @@
           <w:cantSplit/>
         </w:trPr>
         <w:tc>
-          <w:tcPr/>
+          <w:tcPr>
+            <w:tcW w:w="4030" w:type="dxa"/>
+            <w:tcBorders>
+              <w:top w:val="none" w:color="000000"/>
+              <w:bottom w:val="none" w:color="000000"/>
+              <w:left w:val="none" w:color="000000"/>
+              <w:right w:val="none" w:color="000000"/>
+            </w:tcBorders>
+          </w:tcPr>
           <w:p>
             <w:pPr>
               <w:pStyle w:val="Compact"/>
@@ -8059,7 +10943,15 @@
           </w:p>
         </w:tc>
         <w:tc>
-          <w:tcPr/>
+          <w:tcPr>
+            <w:tcW w:w="2463" w:type="dxa"/>
+            <w:tcBorders>
+              <w:top w:val="none" w:color="000000"/>
+              <w:bottom w:val="none" w:color="000000"/>
+              <w:left w:val="none" w:color="000000"/>
+              <w:right w:val="none" w:color="000000"/>
+            </w:tcBorders>
+          </w:tcPr>
           <w:p>
             <w:pPr>
               <w:pStyle w:val="Compact"/>
@@ -8072,7 +10964,15 @@
           </w:p>
         </w:tc>
         <w:tc>
-          <w:tcPr/>
+          <w:tcPr>
+            <w:tcW w:w="2464" w:type="dxa"/>
+            <w:tcBorders>
+              <w:top w:val="none" w:color="000000"/>
+              <w:bottom w:val="none" w:color="000000"/>
+              <w:left w:val="none" w:color="000000"/>
+              <w:right w:val="none" w:color="000000"/>
+            </w:tcBorders>
+          </w:tcPr>
           <w:p>
             <w:pPr>
               <w:pStyle w:val="Compact"/>
@@ -8087,7 +10987,15 @@
           <w:cantSplit/>
         </w:trPr>
         <w:tc>
-          <w:tcPr/>
+          <w:tcPr>
+            <w:tcW w:w="4030" w:type="dxa"/>
+            <w:tcBorders>
+              <w:top w:val="none" w:color="000000"/>
+              <w:bottom w:val="none" w:color="000000"/>
+              <w:left w:val="none" w:color="000000"/>
+              <w:right w:val="none" w:color="000000"/>
+            </w:tcBorders>
+          </w:tcPr>
           <w:p>
             <w:pPr>
               <w:pStyle w:val="Compact"/>
@@ -8113,17 +11021,33 @@
           </w:p>
         </w:tc>
         <w:tc>
-          <w:tcPr/>
-          <w:p>
-            <w:pPr>
-              <w:pStyle w:val="Compact"/>
-              <w:spacing w:before="20" w:after="20" w:line="240" w:lineRule="auto"/>
-              <w:jc w:val="center"/>
-            </w:pPr>
-          </w:p>
-        </w:tc>
-        <w:tc>
-          <w:tcPr/>
+          <w:tcPr>
+            <w:tcW w:w="2463" w:type="dxa"/>
+            <w:tcBorders>
+              <w:top w:val="none" w:color="000000"/>
+              <w:bottom w:val="none" w:color="000000"/>
+              <w:left w:val="none" w:color="000000"/>
+              <w:right w:val="none" w:color="000000"/>
+            </w:tcBorders>
+          </w:tcPr>
+          <w:p>
+            <w:pPr>
+              <w:pStyle w:val="Compact"/>
+              <w:spacing w:before="20" w:after="20" w:line="240" w:lineRule="auto"/>
+              <w:jc w:val="center"/>
+            </w:pPr>
+          </w:p>
+        </w:tc>
+        <w:tc>
+          <w:tcPr>
+            <w:tcW w:w="2464" w:type="dxa"/>
+            <w:tcBorders>
+              <w:top w:val="none" w:color="000000"/>
+              <w:bottom w:val="none" w:color="000000"/>
+              <w:left w:val="none" w:color="000000"/>
+              <w:right w:val="none" w:color="000000"/>
+            </w:tcBorders>
+          </w:tcPr>
           <w:p>
             <w:pPr>
               <w:pStyle w:val="Compact"/>
@@ -8141,7 +11065,15 @@
           <w:cantSplit/>
         </w:trPr>
         <w:tc>
-          <w:tcPr/>
+          <w:tcPr>
+            <w:tcW w:w="4030" w:type="dxa"/>
+            <w:tcBorders>
+              <w:top w:val="none" w:color="000000"/>
+              <w:bottom w:val="none" w:color="000000"/>
+              <w:left w:val="none" w:color="000000"/>
+              <w:right w:val="none" w:color="000000"/>
+            </w:tcBorders>
+          </w:tcPr>
           <w:p>
             <w:pPr>
               <w:pStyle w:val="Compact"/>
@@ -8164,17 +11096,33 @@
           </w:p>
         </w:tc>
         <w:tc>
-          <w:tcPr/>
-          <w:p>
-            <w:pPr>
-              <w:pStyle w:val="Compact"/>
-              <w:spacing w:before="20" w:after="20" w:line="240" w:lineRule="auto"/>
-              <w:jc w:val="center"/>
-            </w:pPr>
-          </w:p>
-        </w:tc>
-        <w:tc>
-          <w:tcPr/>
+          <w:tcPr>
+            <w:tcW w:w="2463" w:type="dxa"/>
+            <w:tcBorders>
+              <w:top w:val="none" w:color="000000"/>
+              <w:bottom w:val="none" w:color="000000"/>
+              <w:left w:val="none" w:color="000000"/>
+              <w:right w:val="none" w:color="000000"/>
+            </w:tcBorders>
+          </w:tcPr>
+          <w:p>
+            <w:pPr>
+              <w:pStyle w:val="Compact"/>
+              <w:spacing w:before="20" w:after="20" w:line="240" w:lineRule="auto"/>
+              <w:jc w:val="center"/>
+            </w:pPr>
+          </w:p>
+        </w:tc>
+        <w:tc>
+          <w:tcPr>
+            <w:tcW w:w="2464" w:type="dxa"/>
+            <w:tcBorders>
+              <w:top w:val="none" w:color="000000"/>
+              <w:bottom w:val="none" w:color="000000"/>
+              <w:left w:val="none" w:color="000000"/>
+              <w:right w:val="none" w:color="000000"/>
+            </w:tcBorders>
+          </w:tcPr>
           <w:p>
             <w:pPr>
               <w:pStyle w:val="Compact"/>
@@ -8192,7 +11140,15 @@
           <w:cantSplit/>
         </w:trPr>
         <w:tc>
-          <w:tcPr/>
+          <w:tcPr>
+            <w:tcW w:w="4030" w:type="dxa"/>
+            <w:tcBorders>
+              <w:top w:val="none" w:color="000000"/>
+              <w:bottom w:val="none" w:color="000000"/>
+              <w:left w:val="none" w:color="000000"/>
+              <w:right w:val="none" w:color="000000"/>
+            </w:tcBorders>
+          </w:tcPr>
           <w:p>
             <w:pPr>
               <w:pStyle w:val="Compact"/>
@@ -8205,7 +11161,15 @@
           </w:p>
         </w:tc>
         <w:tc>
-          <w:tcPr/>
+          <w:tcPr>
+            <w:tcW w:w="2463" w:type="dxa"/>
+            <w:tcBorders>
+              <w:top w:val="none" w:color="000000"/>
+              <w:bottom w:val="none" w:color="000000"/>
+              <w:left w:val="none" w:color="000000"/>
+              <w:right w:val="none" w:color="000000"/>
+            </w:tcBorders>
+          </w:tcPr>
           <w:p>
             <w:pPr>
               <w:pStyle w:val="Compact"/>
@@ -8218,7 +11182,15 @@
           </w:p>
         </w:tc>
         <w:tc>
-          <w:tcPr/>
+          <w:tcPr>
+            <w:tcW w:w="2464" w:type="dxa"/>
+            <w:tcBorders>
+              <w:top w:val="none" w:color="000000"/>
+              <w:bottom w:val="none" w:color="000000"/>
+              <w:left w:val="none" w:color="000000"/>
+              <w:right w:val="none" w:color="000000"/>
+            </w:tcBorders>
+          </w:tcPr>
           <w:p>
             <w:pPr>
               <w:pStyle w:val="Compact"/>
@@ -8236,7 +11208,15 @@
           <w:cantSplit/>
         </w:trPr>
         <w:tc>
-          <w:tcPr/>
+          <w:tcPr>
+            <w:tcW w:w="4030" w:type="dxa"/>
+            <w:tcBorders>
+              <w:top w:val="none" w:color="000000"/>
+              <w:bottom w:val="none" w:color="000000"/>
+              <w:left w:val="none" w:color="000000"/>
+              <w:right w:val="none" w:color="000000"/>
+            </w:tcBorders>
+          </w:tcPr>
           <w:p>
             <w:pPr>
               <w:pStyle w:val="Compact"/>
@@ -8249,7 +11229,15 @@
           </w:p>
         </w:tc>
         <w:tc>
-          <w:tcPr/>
+          <w:tcPr>
+            <w:tcW w:w="2463" w:type="dxa"/>
+            <w:tcBorders>
+              <w:top w:val="none" w:color="000000"/>
+              <w:bottom w:val="none" w:color="000000"/>
+              <w:left w:val="none" w:color="000000"/>
+              <w:right w:val="none" w:color="000000"/>
+            </w:tcBorders>
+          </w:tcPr>
           <w:p>
             <w:pPr>
               <w:pStyle w:val="Compact"/>
@@ -8262,7 +11250,15 @@
           </w:p>
         </w:tc>
         <w:tc>
-          <w:tcPr/>
+          <w:tcPr>
+            <w:tcW w:w="2464" w:type="dxa"/>
+            <w:tcBorders>
+              <w:top w:val="none" w:color="000000"/>
+              <w:bottom w:val="none" w:color="000000"/>
+              <w:left w:val="none" w:color="000000"/>
+              <w:right w:val="none" w:color="000000"/>
+            </w:tcBorders>
+          </w:tcPr>
           <w:p>
             <w:pPr>
               <w:pStyle w:val="Compact"/>
@@ -8280,7 +11276,15 @@
           <w:cantSplit/>
         </w:trPr>
         <w:tc>
-          <w:tcPr/>
+          <w:tcPr>
+            <w:tcW w:w="4030" w:type="dxa"/>
+            <w:tcBorders>
+              <w:top w:val="none" w:color="000000"/>
+              <w:bottom w:val="single" w:color="000000" w:sz="12" w:space="0"/>
+              <w:left w:val="none" w:color="000000"/>
+              <w:right w:val="none" w:color="000000"/>
+            </w:tcBorders>
+          </w:tcPr>
           <w:p>
             <w:pPr>
               <w:pStyle w:val="Compact"/>
@@ -8297,7 +11301,15 @@
           </w:p>
         </w:tc>
         <w:tc>
-          <w:tcPr/>
+          <w:tcPr>
+            <w:tcW w:w="2463" w:type="dxa"/>
+            <w:tcBorders>
+              <w:top w:val="none" w:color="000000"/>
+              <w:bottom w:val="single" w:color="000000" w:sz="12" w:space="0"/>
+              <w:left w:val="none" w:color="000000"/>
+              <w:right w:val="none" w:color="000000"/>
+            </w:tcBorders>
+          </w:tcPr>
           <w:p>
             <w:pPr>
               <w:pStyle w:val="Compact"/>
@@ -8310,7 +11322,15 @@
           </w:p>
         </w:tc>
         <w:tc>
-          <w:tcPr/>
+          <w:tcPr>
+            <w:tcW w:w="2464" w:type="dxa"/>
+            <w:tcBorders>
+              <w:top w:val="none" w:color="000000"/>
+              <w:bottom w:val="single" w:color="000000" w:sz="12" w:space="0"/>
+              <w:left w:val="none" w:color="000000"/>
+              <w:right w:val="none" w:color="000000"/>
+            </w:tcBorders>
+          </w:tcPr>
           <w:p>
             <w:pPr>
               <w:pStyle w:val="Compact"/>
@@ -8342,17 +11362,24 @@
     </w:p>
     <w:tbl>
       <w:tblPr>
-        <w:tblStyle w:val="Table"/>
         <w:jc w:val="center"/>
         <w:tblLook w:firstRow="1" w:lastRow="0" w:firstColumn="0" w:lastColumn="0" w:noHBand="0" w:noVBand="0" w:val="0020"/>
         <w:tblCaption w:val="表7 空间溢出效应检验结果"/>
-        <w:tblW w:w="5000" w:type="pct"/>
-        <w:tblLayout w:type="autofit"/>
+        <w:tblW w:w="8957" w:type="dxa"/>
+        <w:tblLayout w:type="fixed"/>
+        <w:tblBorders>
+          <w:top w:val="single" w:color="000000" w:sz="12" w:space="0"/>
+          <w:left w:val="none" w:color="000000"/>
+          <w:bottom w:val="single" w:color="000000" w:sz="12" w:space="0"/>
+          <w:right w:val="none" w:color="000000"/>
+          <w:insideH w:val="none" w:color="000000"/>
+          <w:insideV w:val="none" w:color="000000"/>
+        </w:tblBorders>
       </w:tblPr>
       <w:tblGrid>
-        <w:gridCol w:w="2640"/>
-        <w:gridCol w:w="2640"/>
-        <w:gridCol w:w="2640"/>
+        <w:gridCol w:w="3331"/>
+        <w:gridCol w:w="1594"/>
+        <w:gridCol w:w="4032"/>
       </w:tblGrid>
       <w:tr>
         <w:trPr>
@@ -8361,7 +11388,15 @@
           <w:tblHeader/>
         </w:trPr>
         <w:tc>
-          <w:tcPr/>
+          <w:tcPr>
+            <w:tcW w:w="3331" w:type="dxa"/>
+            <w:tcBorders>
+              <w:top w:val="single" w:color="000000" w:sz="12" w:space="0"/>
+              <w:bottom w:val="single" w:color="000000" w:sz="6" w:space="0"/>
+              <w:left w:val="none" w:color="000000"/>
+              <w:right w:val="none" w:color="000000"/>
+            </w:tcBorders>
+          </w:tcPr>
           <w:p>
             <w:pPr>
               <w:pStyle w:val="Compact"/>
@@ -8374,7 +11409,15 @@
           </w:p>
         </w:tc>
         <w:tc>
-          <w:tcPr/>
+          <w:tcPr>
+            <w:tcW w:w="1594" w:type="dxa"/>
+            <w:tcBorders>
+              <w:top w:val="single" w:color="000000" w:sz="12" w:space="0"/>
+              <w:bottom w:val="single" w:color="000000" w:sz="6" w:space="0"/>
+              <w:left w:val="none" w:color="000000"/>
+              <w:right w:val="none" w:color="000000"/>
+            </w:tcBorders>
+          </w:tcPr>
           <w:p>
             <w:pPr>
               <w:pStyle w:val="Compact"/>
@@ -8387,7 +11430,15 @@
           </w:p>
         </w:tc>
         <w:tc>
-          <w:tcPr/>
+          <w:tcPr>
+            <w:tcW w:w="4032" w:type="dxa"/>
+            <w:tcBorders>
+              <w:top w:val="single" w:color="000000" w:sz="12" w:space="0"/>
+              <w:bottom w:val="single" w:color="000000" w:sz="6" w:space="0"/>
+              <w:left w:val="none" w:color="000000"/>
+              <w:right w:val="none" w:color="000000"/>
+            </w:tcBorders>
+          </w:tcPr>
           <w:p>
             <w:pPr>
               <w:pStyle w:val="Compact"/>
@@ -8405,7 +11456,15 @@
           <w:cantSplit/>
         </w:trPr>
         <w:tc>
-          <w:tcPr/>
+          <w:tcPr>
+            <w:tcW w:w="3331" w:type="dxa"/>
+            <w:tcBorders>
+              <w:top w:val="none" w:color="000000"/>
+              <w:bottom w:val="none" w:color="000000"/>
+              <w:left w:val="none" w:color="000000"/>
+              <w:right w:val="none" w:color="000000"/>
+            </w:tcBorders>
+          </w:tcPr>
           <w:p>
             <w:pPr>
               <w:pStyle w:val="Compact"/>
@@ -8422,7 +11481,15 @@
           </w:p>
         </w:tc>
         <w:tc>
-          <w:tcPr/>
+          <w:tcPr>
+            <w:tcW w:w="1594" w:type="dxa"/>
+            <w:tcBorders>
+              <w:top w:val="none" w:color="000000"/>
+              <w:bottom w:val="none" w:color="000000"/>
+              <w:left w:val="none" w:color="000000"/>
+              <w:right w:val="none" w:color="000000"/>
+            </w:tcBorders>
+          </w:tcPr>
           <w:p>
             <w:pPr>
               <w:pStyle w:val="Compact"/>
@@ -8435,7 +11502,15 @@
           </w:p>
         </w:tc>
         <w:tc>
-          <w:tcPr/>
+          <w:tcPr>
+            <w:tcW w:w="4032" w:type="dxa"/>
+            <w:tcBorders>
+              <w:top w:val="none" w:color="000000"/>
+              <w:bottom w:val="none" w:color="000000"/>
+              <w:left w:val="none" w:color="000000"/>
+              <w:right w:val="none" w:color="000000"/>
+            </w:tcBorders>
+          </w:tcPr>
           <w:p>
             <w:pPr>
               <w:pStyle w:val="Compact"/>
@@ -8453,17 +11528,33 @@
           <w:cantSplit/>
         </w:trPr>
         <w:tc>
-          <w:tcPr/>
-          <w:p>
-            <w:pPr>
-              <w:pStyle w:val="Compact"/>
-              <w:spacing w:before="20" w:after="20" w:line="240" w:lineRule="auto"/>
-              <w:jc w:val="center"/>
-            </w:pPr>
-          </w:p>
-        </w:tc>
-        <w:tc>
-          <w:tcPr/>
+          <w:tcPr>
+            <w:tcW w:w="3331" w:type="dxa"/>
+            <w:tcBorders>
+              <w:top w:val="none" w:color="000000"/>
+              <w:bottom w:val="none" w:color="000000"/>
+              <w:left w:val="none" w:color="000000"/>
+              <w:right w:val="none" w:color="000000"/>
+            </w:tcBorders>
+          </w:tcPr>
+          <w:p>
+            <w:pPr>
+              <w:pStyle w:val="Compact"/>
+              <w:spacing w:before="20" w:after="20" w:line="240" w:lineRule="auto"/>
+              <w:jc w:val="center"/>
+            </w:pPr>
+          </w:p>
+        </w:tc>
+        <w:tc>
+          <w:tcPr>
+            <w:tcW w:w="1594" w:type="dxa"/>
+            <w:tcBorders>
+              <w:top w:val="none" w:color="000000"/>
+              <w:bottom w:val="none" w:color="000000"/>
+              <w:left w:val="none" w:color="000000"/>
+              <w:right w:val="none" w:color="000000"/>
+            </w:tcBorders>
+          </w:tcPr>
           <w:p>
             <w:pPr>
               <w:pStyle w:val="Compact"/>
@@ -8476,7 +11567,15 @@
           </w:p>
         </w:tc>
         <w:tc>
-          <w:tcPr/>
+          <w:tcPr>
+            <w:tcW w:w="4032" w:type="dxa"/>
+            <w:tcBorders>
+              <w:top w:val="none" w:color="000000"/>
+              <w:bottom w:val="none" w:color="000000"/>
+              <w:left w:val="none" w:color="000000"/>
+              <w:right w:val="none" w:color="000000"/>
+            </w:tcBorders>
+          </w:tcPr>
           <w:p>
             <w:pPr>
               <w:pStyle w:val="Compact"/>
@@ -8494,7 +11593,15 @@
           <w:cantSplit/>
         </w:trPr>
         <w:tc>
-          <w:tcPr/>
+          <w:tcPr>
+            <w:tcW w:w="3331" w:type="dxa"/>
+            <w:tcBorders>
+              <w:top w:val="none" w:color="000000"/>
+              <w:bottom w:val="none" w:color="000000"/>
+              <w:left w:val="none" w:color="000000"/>
+              <w:right w:val="none" w:color="000000"/>
+            </w:tcBorders>
+          </w:tcPr>
           <w:p>
             <w:pPr>
               <w:pStyle w:val="Compact"/>
@@ -8507,7 +11614,15 @@
           </w:p>
         </w:tc>
         <w:tc>
-          <w:tcPr/>
+          <w:tcPr>
+            <w:tcW w:w="1594" w:type="dxa"/>
+            <w:tcBorders>
+              <w:top w:val="none" w:color="000000"/>
+              <w:bottom w:val="none" w:color="000000"/>
+              <w:left w:val="none" w:color="000000"/>
+              <w:right w:val="none" w:color="000000"/>
+            </w:tcBorders>
+          </w:tcPr>
           <w:p>
             <w:pPr>
               <w:pStyle w:val="Compact"/>
@@ -8520,7 +11635,15 @@
           </w:p>
         </w:tc>
         <w:tc>
-          <w:tcPr/>
+          <w:tcPr>
+            <w:tcW w:w="4032" w:type="dxa"/>
+            <w:tcBorders>
+              <w:top w:val="none" w:color="000000"/>
+              <w:bottom w:val="none" w:color="000000"/>
+              <w:left w:val="none" w:color="000000"/>
+              <w:right w:val="none" w:color="000000"/>
+            </w:tcBorders>
+          </w:tcPr>
           <w:p>
             <w:pPr>
               <w:pStyle w:val="Compact"/>
@@ -8535,17 +11658,33 @@
           <w:cantSplit/>
         </w:trPr>
         <w:tc>
-          <w:tcPr/>
-          <w:p>
-            <w:pPr>
-              <w:pStyle w:val="Compact"/>
-              <w:spacing w:before="20" w:after="20" w:line="240" w:lineRule="auto"/>
-              <w:jc w:val="center"/>
-            </w:pPr>
-          </w:p>
-        </w:tc>
-        <w:tc>
-          <w:tcPr/>
+          <w:tcPr>
+            <w:tcW w:w="3331" w:type="dxa"/>
+            <w:tcBorders>
+              <w:top w:val="none" w:color="000000"/>
+              <w:bottom w:val="none" w:color="000000"/>
+              <w:left w:val="none" w:color="000000"/>
+              <w:right w:val="none" w:color="000000"/>
+            </w:tcBorders>
+          </w:tcPr>
+          <w:p>
+            <w:pPr>
+              <w:pStyle w:val="Compact"/>
+              <w:spacing w:before="20" w:after="20" w:line="240" w:lineRule="auto"/>
+              <w:jc w:val="center"/>
+            </w:pPr>
+          </w:p>
+        </w:tc>
+        <w:tc>
+          <w:tcPr>
+            <w:tcW w:w="1594" w:type="dxa"/>
+            <w:tcBorders>
+              <w:top w:val="none" w:color="000000"/>
+              <w:bottom w:val="none" w:color="000000"/>
+              <w:left w:val="none" w:color="000000"/>
+              <w:right w:val="none" w:color="000000"/>
+            </w:tcBorders>
+          </w:tcPr>
           <w:p>
             <w:pPr>
               <w:pStyle w:val="Compact"/>
@@ -8558,7 +11697,15 @@
           </w:p>
         </w:tc>
         <w:tc>
-          <w:tcPr/>
+          <w:tcPr>
+            <w:tcW w:w="4032" w:type="dxa"/>
+            <w:tcBorders>
+              <w:top w:val="none" w:color="000000"/>
+              <w:bottom w:val="none" w:color="000000"/>
+              <w:left w:val="none" w:color="000000"/>
+              <w:right w:val="none" w:color="000000"/>
+            </w:tcBorders>
+          </w:tcPr>
           <w:p>
             <w:pPr>
               <w:pStyle w:val="Compact"/>
@@ -8573,7 +11720,15 @@
           <w:cantSplit/>
         </w:trPr>
         <w:tc>
-          <w:tcPr/>
+          <w:tcPr>
+            <w:tcW w:w="3331" w:type="dxa"/>
+            <w:tcBorders>
+              <w:top w:val="none" w:color="000000"/>
+              <w:bottom w:val="none" w:color="000000"/>
+              <w:left w:val="none" w:color="000000"/>
+              <w:right w:val="none" w:color="000000"/>
+            </w:tcBorders>
+          </w:tcPr>
           <w:p>
             <w:pPr>
               <w:pStyle w:val="Compact"/>
@@ -8586,7 +11741,15 @@
           </w:p>
         </w:tc>
         <w:tc>
-          <w:tcPr/>
+          <w:tcPr>
+            <w:tcW w:w="1594" w:type="dxa"/>
+            <w:tcBorders>
+              <w:top w:val="none" w:color="000000"/>
+              <w:bottom w:val="none" w:color="000000"/>
+              <w:left w:val="none" w:color="000000"/>
+              <w:right w:val="none" w:color="000000"/>
+            </w:tcBorders>
+          </w:tcPr>
           <w:p>
             <w:pPr>
               <w:pStyle w:val="Compact"/>
@@ -8599,7 +11762,15 @@
           </w:p>
         </w:tc>
         <w:tc>
-          <w:tcPr/>
+          <w:tcPr>
+            <w:tcW w:w="4032" w:type="dxa"/>
+            <w:tcBorders>
+              <w:top w:val="none" w:color="000000"/>
+              <w:bottom w:val="none" w:color="000000"/>
+              <w:left w:val="none" w:color="000000"/>
+              <w:right w:val="none" w:color="000000"/>
+            </w:tcBorders>
+          </w:tcPr>
           <w:p>
             <w:pPr>
               <w:pStyle w:val="Compact"/>
@@ -8617,7 +11788,15 @@
           <w:cantSplit/>
         </w:trPr>
         <w:tc>
-          <w:tcPr/>
+          <w:tcPr>
+            <w:tcW w:w="3331" w:type="dxa"/>
+            <w:tcBorders>
+              <w:top w:val="none" w:color="000000"/>
+              <w:bottom w:val="none" w:color="000000"/>
+              <w:left w:val="none" w:color="000000"/>
+              <w:right w:val="none" w:color="000000"/>
+            </w:tcBorders>
+          </w:tcPr>
           <w:p>
             <w:pPr>
               <w:pStyle w:val="Compact"/>
@@ -8630,7 +11809,15 @@
           </w:p>
         </w:tc>
         <w:tc>
-          <w:tcPr/>
+          <w:tcPr>
+            <w:tcW w:w="1594" w:type="dxa"/>
+            <w:tcBorders>
+              <w:top w:val="none" w:color="000000"/>
+              <w:bottom w:val="none" w:color="000000"/>
+              <w:left w:val="none" w:color="000000"/>
+              <w:right w:val="none" w:color="000000"/>
+            </w:tcBorders>
+          </w:tcPr>
           <w:p>
             <w:pPr>
               <w:pStyle w:val="Compact"/>
@@ -8643,7 +11830,15 @@
           </w:p>
         </w:tc>
         <w:tc>
-          <w:tcPr/>
+          <w:tcPr>
+            <w:tcW w:w="4032" w:type="dxa"/>
+            <w:tcBorders>
+              <w:top w:val="none" w:color="000000"/>
+              <w:bottom w:val="none" w:color="000000"/>
+              <w:left w:val="none" w:color="000000"/>
+              <w:right w:val="none" w:color="000000"/>
+            </w:tcBorders>
+          </w:tcPr>
           <w:p>
             <w:pPr>
               <w:pStyle w:val="Compact"/>
@@ -8661,7 +11856,15 @@
           <w:cantSplit/>
         </w:trPr>
         <w:tc>
-          <w:tcPr/>
+          <w:tcPr>
+            <w:tcW w:w="3331" w:type="dxa"/>
+            <w:tcBorders>
+              <w:top w:val="none" w:color="000000"/>
+              <w:bottom w:val="none" w:color="000000"/>
+              <w:left w:val="none" w:color="000000"/>
+              <w:right w:val="none" w:color="000000"/>
+            </w:tcBorders>
+          </w:tcPr>
           <w:p>
             <w:pPr>
               <w:pStyle w:val="Compact"/>
@@ -8674,7 +11877,15 @@
           </w:p>
         </w:tc>
         <w:tc>
-          <w:tcPr/>
+          <w:tcPr>
+            <w:tcW w:w="1594" w:type="dxa"/>
+            <w:tcBorders>
+              <w:top w:val="none" w:color="000000"/>
+              <w:bottom w:val="none" w:color="000000"/>
+              <w:left w:val="none" w:color="000000"/>
+              <w:right w:val="none" w:color="000000"/>
+            </w:tcBorders>
+          </w:tcPr>
           <w:p>
             <w:pPr>
               <w:pStyle w:val="Compact"/>
@@ -8687,7 +11898,15 @@
           </w:p>
         </w:tc>
         <w:tc>
-          <w:tcPr/>
+          <w:tcPr>
+            <w:tcW w:w="4032" w:type="dxa"/>
+            <w:tcBorders>
+              <w:top w:val="none" w:color="000000"/>
+              <w:bottom w:val="none" w:color="000000"/>
+              <w:left w:val="none" w:color="000000"/>
+              <w:right w:val="none" w:color="000000"/>
+            </w:tcBorders>
+          </w:tcPr>
           <w:p>
             <w:pPr>
               <w:pStyle w:val="Compact"/>
@@ -8705,7 +11924,15 @@
           <w:cantSplit/>
         </w:trPr>
         <w:tc>
-          <w:tcPr/>
+          <w:tcPr>
+            <w:tcW w:w="3331" w:type="dxa"/>
+            <w:tcBorders>
+              <w:top w:val="none" w:color="000000"/>
+              <w:bottom w:val="none" w:color="000000"/>
+              <w:left w:val="none" w:color="000000"/>
+              <w:right w:val="none" w:color="000000"/>
+            </w:tcBorders>
+          </w:tcPr>
           <w:p>
             <w:pPr>
               <w:pStyle w:val="Compact"/>
@@ -8722,7 +11949,15 @@
           </w:p>
         </w:tc>
         <w:tc>
-          <w:tcPr/>
+          <w:tcPr>
+            <w:tcW w:w="1594" w:type="dxa"/>
+            <w:tcBorders>
+              <w:top w:val="none" w:color="000000"/>
+              <w:bottom w:val="none" w:color="000000"/>
+              <w:left w:val="none" w:color="000000"/>
+              <w:right w:val="none" w:color="000000"/>
+            </w:tcBorders>
+          </w:tcPr>
           <w:p>
             <w:pPr>
               <w:pStyle w:val="Compact"/>
@@ -8735,7 +11970,15 @@
           </w:p>
         </w:tc>
         <w:tc>
-          <w:tcPr/>
+          <w:tcPr>
+            <w:tcW w:w="4032" w:type="dxa"/>
+            <w:tcBorders>
+              <w:top w:val="none" w:color="000000"/>
+              <w:bottom w:val="none" w:color="000000"/>
+              <w:left w:val="none" w:color="000000"/>
+              <w:right w:val="none" w:color="000000"/>
+            </w:tcBorders>
+          </w:tcPr>
           <w:p>
             <w:pPr>
               <w:pStyle w:val="Compact"/>
@@ -8753,7 +11996,15 @@
           <w:cantSplit/>
         </w:trPr>
         <w:tc>
-          <w:tcPr/>
+          <w:tcPr>
+            <w:tcW w:w="3331" w:type="dxa"/>
+            <w:tcBorders>
+              <w:top w:val="none" w:color="000000"/>
+              <w:bottom w:val="single" w:color="000000" w:sz="12" w:space="0"/>
+              <w:left w:val="none" w:color="000000"/>
+              <w:right w:val="none" w:color="000000"/>
+            </w:tcBorders>
+          </w:tcPr>
           <w:p>
             <w:pPr>
               <w:pStyle w:val="Compact"/>
@@ -8773,7 +12024,15 @@
           </w:p>
         </w:tc>
         <w:tc>
-          <w:tcPr/>
+          <w:tcPr>
+            <w:tcW w:w="1594" w:type="dxa"/>
+            <w:tcBorders>
+              <w:top w:val="none" w:color="000000"/>
+              <w:bottom w:val="single" w:color="000000" w:sz="12" w:space="0"/>
+              <w:left w:val="none" w:color="000000"/>
+              <w:right w:val="none" w:color="000000"/>
+            </w:tcBorders>
+          </w:tcPr>
           <w:p>
             <w:pPr>
               <w:pStyle w:val="Compact"/>
@@ -8786,7 +12045,15 @@
           </w:p>
         </w:tc>
         <w:tc>
-          <w:tcPr/>
+          <w:tcPr>
+            <w:tcW w:w="4032" w:type="dxa"/>
+            <w:tcBorders>
+              <w:top w:val="none" w:color="000000"/>
+              <w:bottom w:val="single" w:color="000000" w:sz="12" w:space="0"/>
+              <w:left w:val="none" w:color="000000"/>
+              <w:right w:val="none" w:color="000000"/>
+            </w:tcBorders>
+          </w:tcPr>
           <w:p>
             <w:pPr>
               <w:pStyle w:val="Compact"/>
@@ -8821,6 +12088,7 @@
     <w:p>
       <w:pPr>
         <w:pStyle w:val="FirstParagraph"/>
+        <w:spacing w:before="0" w:after="0"/>
       </w:pPr>
       <w:r>
         <w:t xml:space="preserve">考虑到中介效应逐步法在因果推断中存在识别上的局限，本文遵循江艇（2022）</w:t>
@@ -8864,18 +12132,25 @@
     </w:p>
     <w:tbl>
       <w:tblPr>
-        <w:tblStyle w:val="Table"/>
         <w:jc w:val="center"/>
         <w:tblLook w:firstRow="1" w:lastRow="0" w:firstColumn="0" w:lastColumn="0" w:noHBand="0" w:noVBand="0" w:val="0020"/>
         <w:tblCaption w:val="表8 作用机制检验结果"/>
-        <w:tblW w:w="5000" w:type="pct"/>
-        <w:tblLayout w:type="autofit"/>
+        <w:tblW w:w="8957" w:type="dxa"/>
+        <w:tblLayout w:type="fixed"/>
+        <w:tblBorders>
+          <w:top w:val="single" w:color="000000" w:sz="12" w:space="0"/>
+          <w:left w:val="none" w:color="000000"/>
+          <w:bottom w:val="single" w:color="000000" w:sz="12" w:space="0"/>
+          <w:right w:val="none" w:color="000000"/>
+          <w:insideH w:val="none" w:color="000000"/>
+          <w:insideV w:val="none" w:color="000000"/>
+        </w:tblBorders>
       </w:tblPr>
       <w:tblGrid>
-        <w:gridCol w:w="1980"/>
-        <w:gridCol w:w="1980"/>
-        <w:gridCol w:w="1980"/>
-        <w:gridCol w:w="1980"/>
+        <w:gridCol w:w="4030"/>
+        <w:gridCol w:w="1642"/>
+        <w:gridCol w:w="1642"/>
+        <w:gridCol w:w="1643"/>
       </w:tblGrid>
       <w:tr>
         <w:trPr>
@@ -8884,7 +12159,15 @@
           <w:tblHeader/>
         </w:trPr>
         <w:tc>
-          <w:tcPr/>
+          <w:tcPr>
+            <w:tcW w:w="4030" w:type="dxa"/>
+            <w:tcBorders>
+              <w:top w:val="single" w:color="000000" w:sz="12" w:space="0"/>
+              <w:bottom w:val="single" w:color="000000" w:sz="6" w:space="0"/>
+              <w:left w:val="none" w:color="000000"/>
+              <w:right w:val="none" w:color="000000"/>
+            </w:tcBorders>
+          </w:tcPr>
           <w:p>
             <w:pPr>
               <w:pStyle w:val="Compact"/>
@@ -8897,7 +12180,15 @@
           </w:p>
         </w:tc>
         <w:tc>
-          <w:tcPr/>
+          <w:tcPr>
+            <w:tcW w:w="1642" w:type="dxa"/>
+            <w:tcBorders>
+              <w:top w:val="single" w:color="000000" w:sz="12" w:space="0"/>
+              <w:bottom w:val="single" w:color="000000" w:sz="6" w:space="0"/>
+              <w:left w:val="none" w:color="000000"/>
+              <w:right w:val="none" w:color="000000"/>
+            </w:tcBorders>
+          </w:tcPr>
           <w:p>
             <w:pPr>
               <w:pStyle w:val="Compact"/>
@@ -8917,7 +12208,15 @@
           </w:p>
         </w:tc>
         <w:tc>
-          <w:tcPr/>
+          <w:tcPr>
+            <w:tcW w:w="1642" w:type="dxa"/>
+            <w:tcBorders>
+              <w:top w:val="single" w:color="000000" w:sz="12" w:space="0"/>
+              <w:bottom w:val="single" w:color="000000" w:sz="6" w:space="0"/>
+              <w:left w:val="none" w:color="000000"/>
+              <w:right w:val="none" w:color="000000"/>
+            </w:tcBorders>
+          </w:tcPr>
           <w:p>
             <w:pPr>
               <w:pStyle w:val="Compact"/>
@@ -8937,7 +12236,15 @@
           </w:p>
         </w:tc>
         <w:tc>
-          <w:tcPr/>
+          <w:tcPr>
+            <w:tcW w:w="1643" w:type="dxa"/>
+            <w:tcBorders>
+              <w:top w:val="single" w:color="000000" w:sz="12" w:space="0"/>
+              <w:bottom w:val="single" w:color="000000" w:sz="6" w:space="0"/>
+              <w:left w:val="none" w:color="000000"/>
+              <w:right w:val="none" w:color="000000"/>
+            </w:tcBorders>
+          </w:tcPr>
           <w:p>
             <w:pPr>
               <w:pStyle w:val="Compact"/>
@@ -8962,7 +12269,15 @@
           <w:cantSplit/>
         </w:trPr>
         <w:tc>
-          <w:tcPr/>
+          <w:tcPr>
+            <w:tcW w:w="4030" w:type="dxa"/>
+            <w:tcBorders>
+              <w:top w:val="none" w:color="000000"/>
+              <w:bottom w:val="none" w:color="000000"/>
+              <w:left w:val="none" w:color="000000"/>
+              <w:right w:val="none" w:color="000000"/>
+            </w:tcBorders>
+          </w:tcPr>
           <w:p>
             <w:pPr>
               <w:pStyle w:val="Compact"/>
@@ -8979,7 +12294,15 @@
           </w:p>
         </w:tc>
         <w:tc>
-          <w:tcPr/>
+          <w:tcPr>
+            <w:tcW w:w="1642" w:type="dxa"/>
+            <w:tcBorders>
+              <w:top w:val="none" w:color="000000"/>
+              <w:bottom w:val="none" w:color="000000"/>
+              <w:left w:val="none" w:color="000000"/>
+              <w:right w:val="none" w:color="000000"/>
+            </w:tcBorders>
+          </w:tcPr>
           <w:p>
             <w:pPr>
               <w:pStyle w:val="Compact"/>
@@ -8992,7 +12315,15 @@
           </w:p>
         </w:tc>
         <w:tc>
-          <w:tcPr/>
+          <w:tcPr>
+            <w:tcW w:w="1642" w:type="dxa"/>
+            <w:tcBorders>
+              <w:top w:val="none" w:color="000000"/>
+              <w:bottom w:val="none" w:color="000000"/>
+              <w:left w:val="none" w:color="000000"/>
+              <w:right w:val="none" w:color="000000"/>
+            </w:tcBorders>
+          </w:tcPr>
           <w:p>
             <w:pPr>
               <w:pStyle w:val="Compact"/>
@@ -9005,7 +12336,15 @@
           </w:p>
         </w:tc>
         <w:tc>
-          <w:tcPr/>
+          <w:tcPr>
+            <w:tcW w:w="1643" w:type="dxa"/>
+            <w:tcBorders>
+              <w:top w:val="none" w:color="000000"/>
+              <w:bottom w:val="none" w:color="000000"/>
+              <w:left w:val="none" w:color="000000"/>
+              <w:right w:val="none" w:color="000000"/>
+            </w:tcBorders>
+          </w:tcPr>
           <w:p>
             <w:pPr>
               <w:pStyle w:val="Compact"/>
@@ -9023,17 +12362,33 @@
           <w:cantSplit/>
         </w:trPr>
         <w:tc>
-          <w:tcPr/>
-          <w:p>
-            <w:pPr>
-              <w:pStyle w:val="Compact"/>
-              <w:spacing w:before="20" w:after="20" w:line="240" w:lineRule="auto"/>
-              <w:jc w:val="center"/>
-            </w:pPr>
-          </w:p>
-        </w:tc>
-        <w:tc>
-          <w:tcPr/>
+          <w:tcPr>
+            <w:tcW w:w="4030" w:type="dxa"/>
+            <w:tcBorders>
+              <w:top w:val="none" w:color="000000"/>
+              <w:bottom w:val="none" w:color="000000"/>
+              <w:left w:val="none" w:color="000000"/>
+              <w:right w:val="none" w:color="000000"/>
+            </w:tcBorders>
+          </w:tcPr>
+          <w:p>
+            <w:pPr>
+              <w:pStyle w:val="Compact"/>
+              <w:spacing w:before="20" w:after="20" w:line="240" w:lineRule="auto"/>
+              <w:jc w:val="center"/>
+            </w:pPr>
+          </w:p>
+        </w:tc>
+        <w:tc>
+          <w:tcPr>
+            <w:tcW w:w="1642" w:type="dxa"/>
+            <w:tcBorders>
+              <w:top w:val="none" w:color="000000"/>
+              <w:bottom w:val="none" w:color="000000"/>
+              <w:left w:val="none" w:color="000000"/>
+              <w:right w:val="none" w:color="000000"/>
+            </w:tcBorders>
+          </w:tcPr>
           <w:p>
             <w:pPr>
               <w:pStyle w:val="Compact"/>
@@ -9046,7 +12401,15 @@
           </w:p>
         </w:tc>
         <w:tc>
-          <w:tcPr/>
+          <w:tcPr>
+            <w:tcW w:w="1642" w:type="dxa"/>
+            <w:tcBorders>
+              <w:top w:val="none" w:color="000000"/>
+              <w:bottom w:val="none" w:color="000000"/>
+              <w:left w:val="none" w:color="000000"/>
+              <w:right w:val="none" w:color="000000"/>
+            </w:tcBorders>
+          </w:tcPr>
           <w:p>
             <w:pPr>
               <w:pStyle w:val="Compact"/>
@@ -9059,7 +12422,15 @@
           </w:p>
         </w:tc>
         <w:tc>
-          <w:tcPr/>
+          <w:tcPr>
+            <w:tcW w:w="1643" w:type="dxa"/>
+            <w:tcBorders>
+              <w:top w:val="none" w:color="000000"/>
+              <w:bottom w:val="none" w:color="000000"/>
+              <w:left w:val="none" w:color="000000"/>
+              <w:right w:val="none" w:color="000000"/>
+            </w:tcBorders>
+          </w:tcPr>
           <w:p>
             <w:pPr>
               <w:pStyle w:val="Compact"/>
@@ -9077,7 +12448,15 @@
           <w:cantSplit/>
         </w:trPr>
         <w:tc>
-          <w:tcPr/>
+          <w:tcPr>
+            <w:tcW w:w="4030" w:type="dxa"/>
+            <w:tcBorders>
+              <w:top w:val="none" w:color="000000"/>
+              <w:bottom w:val="none" w:color="000000"/>
+              <w:left w:val="none" w:color="000000"/>
+              <w:right w:val="none" w:color="000000"/>
+            </w:tcBorders>
+          </w:tcPr>
           <w:p>
             <w:pPr>
               <w:pStyle w:val="Compact"/>
@@ -9090,7 +12469,15 @@
           </w:p>
         </w:tc>
         <w:tc>
-          <w:tcPr/>
+          <w:tcPr>
+            <w:tcW w:w="1642" w:type="dxa"/>
+            <w:tcBorders>
+              <w:top w:val="none" w:color="000000"/>
+              <w:bottom w:val="none" w:color="000000"/>
+              <w:left w:val="none" w:color="000000"/>
+              <w:right w:val="none" w:color="000000"/>
+            </w:tcBorders>
+          </w:tcPr>
           <w:p>
             <w:pPr>
               <w:pStyle w:val="Compact"/>
@@ -9103,7 +12490,15 @@
           </w:p>
         </w:tc>
         <w:tc>
-          <w:tcPr/>
+          <w:tcPr>
+            <w:tcW w:w="1642" w:type="dxa"/>
+            <w:tcBorders>
+              <w:top w:val="none" w:color="000000"/>
+              <w:bottom w:val="none" w:color="000000"/>
+              <w:left w:val="none" w:color="000000"/>
+              <w:right w:val="none" w:color="000000"/>
+            </w:tcBorders>
+          </w:tcPr>
           <w:p>
             <w:pPr>
               <w:pStyle w:val="Compact"/>
@@ -9116,7 +12511,15 @@
           </w:p>
         </w:tc>
         <w:tc>
-          <w:tcPr/>
+          <w:tcPr>
+            <w:tcW w:w="1643" w:type="dxa"/>
+            <w:tcBorders>
+              <w:top w:val="none" w:color="000000"/>
+              <w:bottom w:val="none" w:color="000000"/>
+              <w:left w:val="none" w:color="000000"/>
+              <w:right w:val="none" w:color="000000"/>
+            </w:tcBorders>
+          </w:tcPr>
           <w:p>
             <w:pPr>
               <w:pStyle w:val="Compact"/>
@@ -9134,7 +12537,15 @@
           <w:cantSplit/>
         </w:trPr>
         <w:tc>
-          <w:tcPr/>
+          <w:tcPr>
+            <w:tcW w:w="4030" w:type="dxa"/>
+            <w:tcBorders>
+              <w:top w:val="none" w:color="000000"/>
+              <w:bottom w:val="none" w:color="000000"/>
+              <w:left w:val="none" w:color="000000"/>
+              <w:right w:val="none" w:color="000000"/>
+            </w:tcBorders>
+          </w:tcPr>
           <w:p>
             <w:pPr>
               <w:pStyle w:val="Compact"/>
@@ -9147,7 +12558,15 @@
           </w:p>
         </w:tc>
         <w:tc>
-          <w:tcPr/>
+          <w:tcPr>
+            <w:tcW w:w="1642" w:type="dxa"/>
+            <w:tcBorders>
+              <w:top w:val="none" w:color="000000"/>
+              <w:bottom w:val="none" w:color="000000"/>
+              <w:left w:val="none" w:color="000000"/>
+              <w:right w:val="none" w:color="000000"/>
+            </w:tcBorders>
+          </w:tcPr>
           <w:p>
             <w:pPr>
               <w:pStyle w:val="Compact"/>
@@ -9160,7 +12579,15 @@
           </w:p>
         </w:tc>
         <w:tc>
-          <w:tcPr/>
+          <w:tcPr>
+            <w:tcW w:w="1642" w:type="dxa"/>
+            <w:tcBorders>
+              <w:top w:val="none" w:color="000000"/>
+              <w:bottom w:val="none" w:color="000000"/>
+              <w:left w:val="none" w:color="000000"/>
+              <w:right w:val="none" w:color="000000"/>
+            </w:tcBorders>
+          </w:tcPr>
           <w:p>
             <w:pPr>
               <w:pStyle w:val="Compact"/>
@@ -9173,7 +12600,15 @@
           </w:p>
         </w:tc>
         <w:tc>
-          <w:tcPr/>
+          <w:tcPr>
+            <w:tcW w:w="1643" w:type="dxa"/>
+            <w:tcBorders>
+              <w:top w:val="none" w:color="000000"/>
+              <w:bottom w:val="none" w:color="000000"/>
+              <w:left w:val="none" w:color="000000"/>
+              <w:right w:val="none" w:color="000000"/>
+            </w:tcBorders>
+          </w:tcPr>
           <w:p>
             <w:pPr>
               <w:pStyle w:val="Compact"/>
@@ -9191,7 +12626,15 @@
           <w:cantSplit/>
         </w:trPr>
         <w:tc>
-          <w:tcPr/>
+          <w:tcPr>
+            <w:tcW w:w="4030" w:type="dxa"/>
+            <w:tcBorders>
+              <w:top w:val="none" w:color="000000"/>
+              <w:bottom w:val="none" w:color="000000"/>
+              <w:left w:val="none" w:color="000000"/>
+              <w:right w:val="none" w:color="000000"/>
+            </w:tcBorders>
+          </w:tcPr>
           <w:p>
             <w:pPr>
               <w:pStyle w:val="Compact"/>
@@ -9208,7 +12651,15 @@
           </w:p>
         </w:tc>
         <w:tc>
-          <w:tcPr/>
+          <w:tcPr>
+            <w:tcW w:w="1642" w:type="dxa"/>
+            <w:tcBorders>
+              <w:top w:val="none" w:color="000000"/>
+              <w:bottom w:val="none" w:color="000000"/>
+              <w:left w:val="none" w:color="000000"/>
+              <w:right w:val="none" w:color="000000"/>
+            </w:tcBorders>
+          </w:tcPr>
           <w:p>
             <w:pPr>
               <w:pStyle w:val="Compact"/>
@@ -9221,7 +12672,15 @@
           </w:p>
         </w:tc>
         <w:tc>
-          <w:tcPr/>
+          <w:tcPr>
+            <w:tcW w:w="1642" w:type="dxa"/>
+            <w:tcBorders>
+              <w:top w:val="none" w:color="000000"/>
+              <w:bottom w:val="none" w:color="000000"/>
+              <w:left w:val="none" w:color="000000"/>
+              <w:right w:val="none" w:color="000000"/>
+            </w:tcBorders>
+          </w:tcPr>
           <w:p>
             <w:pPr>
               <w:pStyle w:val="Compact"/>
@@ -9234,7 +12693,15 @@
           </w:p>
         </w:tc>
         <w:tc>
-          <w:tcPr/>
+          <w:tcPr>
+            <w:tcW w:w="1643" w:type="dxa"/>
+            <w:tcBorders>
+              <w:top w:val="none" w:color="000000"/>
+              <w:bottom w:val="none" w:color="000000"/>
+              <w:left w:val="none" w:color="000000"/>
+              <w:right w:val="none" w:color="000000"/>
+            </w:tcBorders>
+          </w:tcPr>
           <w:p>
             <w:pPr>
               <w:pStyle w:val="Compact"/>
@@ -9252,7 +12719,15 @@
           <w:cantSplit/>
         </w:trPr>
         <w:tc>
-          <w:tcPr/>
+          <w:tcPr>
+            <w:tcW w:w="4030" w:type="dxa"/>
+            <w:tcBorders>
+              <w:top w:val="none" w:color="000000"/>
+              <w:bottom w:val="single" w:color="000000" w:sz="12" w:space="0"/>
+              <w:left w:val="none" w:color="000000"/>
+              <w:right w:val="none" w:color="000000"/>
+            </w:tcBorders>
+          </w:tcPr>
           <w:p>
             <w:pPr>
               <w:pStyle w:val="Compact"/>
@@ -9272,7 +12747,15 @@
           </w:p>
         </w:tc>
         <w:tc>
-          <w:tcPr/>
+          <w:tcPr>
+            <w:tcW w:w="1642" w:type="dxa"/>
+            <w:tcBorders>
+              <w:top w:val="none" w:color="000000"/>
+              <w:bottom w:val="single" w:color="000000" w:sz="12" w:space="0"/>
+              <w:left w:val="none" w:color="000000"/>
+              <w:right w:val="none" w:color="000000"/>
+            </w:tcBorders>
+          </w:tcPr>
           <w:p>
             <w:pPr>
               <w:pStyle w:val="Compact"/>
@@ -9285,7 +12768,15 @@
           </w:p>
         </w:tc>
         <w:tc>
-          <w:tcPr/>
+          <w:tcPr>
+            <w:tcW w:w="1642" w:type="dxa"/>
+            <w:tcBorders>
+              <w:top w:val="none" w:color="000000"/>
+              <w:bottom w:val="single" w:color="000000" w:sz="12" w:space="0"/>
+              <w:left w:val="none" w:color="000000"/>
+              <w:right w:val="none" w:color="000000"/>
+            </w:tcBorders>
+          </w:tcPr>
           <w:p>
             <w:pPr>
               <w:pStyle w:val="Compact"/>
@@ -9298,7 +12789,15 @@
           </w:p>
         </w:tc>
         <w:tc>
-          <w:tcPr/>
+          <w:tcPr>
+            <w:tcW w:w="1643" w:type="dxa"/>
+            <w:tcBorders>
+              <w:top w:val="none" w:color="000000"/>
+              <w:bottom w:val="single" w:color="000000" w:sz="12" w:space="0"/>
+              <w:left w:val="none" w:color="000000"/>
+              <w:right w:val="none" w:color="000000"/>
+            </w:tcBorders>
+          </w:tcPr>
           <w:p>
             <w:pPr>
               <w:pStyle w:val="Compact"/>
@@ -9333,6 +12832,7 @@
     <w:p>
       <w:pPr>
         <w:pStyle w:val="FirstParagraph"/>
+        <w:spacing w:before="0" w:after="0"/>
       </w:pPr>
       <w:r>
         <w:t xml:space="preserve">表9报告了分组回归结果。从地理区位看，东部城市的政策效应为0.0404，中西部城市为0.0226，组间差异的检验统计量为2.4450，对应</w:t>
@@ -9378,21 +12878,28 @@
     </w:p>
     <w:tbl>
       <w:tblPr>
-        <w:tblStyle w:val="Table"/>
         <w:jc w:val="center"/>
         <w:tblLook w:firstRow="1" w:lastRow="0" w:firstColumn="0" w:lastColumn="0" w:noHBand="0" w:noVBand="0" w:val="0020"/>
         <w:tblCaption w:val="表9 异质性检验结果"/>
-        <w:tblW w:w="5000" w:type="pct"/>
-        <w:tblLayout w:type="autofit"/>
+        <w:tblW w:w="8957" w:type="dxa"/>
+        <w:tblLayout w:type="fixed"/>
+        <w:tblBorders>
+          <w:top w:val="single" w:color="000000" w:sz="12" w:space="0"/>
+          <w:left w:val="none" w:color="000000"/>
+          <w:bottom w:val="single" w:color="000000" w:sz="12" w:space="0"/>
+          <w:right w:val="none" w:color="000000"/>
+          <w:insideH w:val="none" w:color="000000"/>
+          <w:insideV w:val="none" w:color="000000"/>
+        </w:tblBorders>
       </w:tblPr>
       <w:tblGrid>
-        <w:gridCol w:w="1131"/>
-        <w:gridCol w:w="1131"/>
-        <w:gridCol w:w="1131"/>
-        <w:gridCol w:w="1131"/>
-        <w:gridCol w:w="1131"/>
-        <w:gridCol w:w="1131"/>
-        <w:gridCol w:w="1131"/>
+        <w:gridCol w:w="690"/>
+        <w:gridCol w:w="1376"/>
+        <w:gridCol w:w="1376"/>
+        <w:gridCol w:w="1376"/>
+        <w:gridCol w:w="1386"/>
+        <w:gridCol w:w="1376"/>
+        <w:gridCol w:w="1377"/>
       </w:tblGrid>
       <w:tr>
         <w:trPr>
@@ -9401,7 +12908,15 @@
           <w:tblHeader/>
         </w:trPr>
         <w:tc>
-          <w:tcPr/>
+          <w:tcPr>
+            <w:tcW w:w="690" w:type="dxa"/>
+            <w:tcBorders>
+              <w:top w:val="single" w:color="000000" w:sz="12" w:space="0"/>
+              <w:bottom w:val="single" w:color="000000" w:sz="6" w:space="0"/>
+              <w:left w:val="none" w:color="000000"/>
+              <w:right w:val="none" w:color="000000"/>
+            </w:tcBorders>
+          </w:tcPr>
           <w:p>
             <w:pPr>
               <w:pStyle w:val="Compact"/>
@@ -9414,7 +12929,15 @@
           </w:p>
         </w:tc>
         <w:tc>
-          <w:tcPr/>
+          <w:tcPr>
+            <w:tcW w:w="1376" w:type="dxa"/>
+            <w:tcBorders>
+              <w:top w:val="single" w:color="000000" w:sz="12" w:space="0"/>
+              <w:bottom w:val="single" w:color="000000" w:sz="6" w:space="0"/>
+              <w:left w:val="none" w:color="000000"/>
+              <w:right w:val="none" w:color="000000"/>
+            </w:tcBorders>
+          </w:tcPr>
           <w:p>
             <w:pPr>
               <w:pStyle w:val="Compact"/>
@@ -9427,7 +12950,15 @@
           </w:p>
         </w:tc>
         <w:tc>
-          <w:tcPr/>
+          <w:tcPr>
+            <w:tcW w:w="1376" w:type="dxa"/>
+            <w:tcBorders>
+              <w:top w:val="single" w:color="000000" w:sz="12" w:space="0"/>
+              <w:bottom w:val="single" w:color="000000" w:sz="6" w:space="0"/>
+              <w:left w:val="none" w:color="000000"/>
+              <w:right w:val="none" w:color="000000"/>
+            </w:tcBorders>
+          </w:tcPr>
           <w:p>
             <w:pPr>
               <w:pStyle w:val="Compact"/>
@@ -9440,7 +12971,15 @@
           </w:p>
         </w:tc>
         <w:tc>
-          <w:tcPr/>
+          <w:tcPr>
+            <w:tcW w:w="1376" w:type="dxa"/>
+            <w:tcBorders>
+              <w:top w:val="single" w:color="000000" w:sz="12" w:space="0"/>
+              <w:bottom w:val="single" w:color="000000" w:sz="6" w:space="0"/>
+              <w:left w:val="none" w:color="000000"/>
+              <w:right w:val="none" w:color="000000"/>
+            </w:tcBorders>
+          </w:tcPr>
           <w:p>
             <w:pPr>
               <w:pStyle w:val="Compact"/>
@@ -9453,7 +12992,15 @@
           </w:p>
         </w:tc>
         <w:tc>
-          <w:tcPr/>
+          <w:tcPr>
+            <w:tcW w:w="1386" w:type="dxa"/>
+            <w:tcBorders>
+              <w:top w:val="single" w:color="000000" w:sz="12" w:space="0"/>
+              <w:bottom w:val="single" w:color="000000" w:sz="6" w:space="0"/>
+              <w:left w:val="none" w:color="000000"/>
+              <w:right w:val="none" w:color="000000"/>
+            </w:tcBorders>
+          </w:tcPr>
           <w:p>
             <w:pPr>
               <w:pStyle w:val="Compact"/>
@@ -9466,7 +13013,15 @@
           </w:p>
         </w:tc>
         <w:tc>
-          <w:tcPr/>
+          <w:tcPr>
+            <w:tcW w:w="1376" w:type="dxa"/>
+            <w:tcBorders>
+              <w:top w:val="single" w:color="000000" w:sz="12" w:space="0"/>
+              <w:bottom w:val="single" w:color="000000" w:sz="6" w:space="0"/>
+              <w:left w:val="none" w:color="000000"/>
+              <w:right w:val="none" w:color="000000"/>
+            </w:tcBorders>
+          </w:tcPr>
           <w:p>
             <w:pPr>
               <w:pStyle w:val="Compact"/>
@@ -9479,7 +13034,15 @@
           </w:p>
         </w:tc>
         <w:tc>
-          <w:tcPr/>
+          <w:tcPr>
+            <w:tcW w:w="1377" w:type="dxa"/>
+            <w:tcBorders>
+              <w:top w:val="single" w:color="000000" w:sz="12" w:space="0"/>
+              <w:bottom w:val="single" w:color="000000" w:sz="6" w:space="0"/>
+              <w:left w:val="none" w:color="000000"/>
+              <w:right w:val="none" w:color="000000"/>
+            </w:tcBorders>
+          </w:tcPr>
           <w:p>
             <w:pPr>
               <w:pStyle w:val="Compact"/>
@@ -9497,7 +13060,15 @@
           <w:cantSplit/>
         </w:trPr>
         <w:tc>
-          <w:tcPr/>
+          <w:tcPr>
+            <w:tcW w:w="690" w:type="dxa"/>
+            <w:tcBorders>
+              <w:top w:val="none" w:color="000000"/>
+              <w:bottom w:val="none" w:color="000000"/>
+              <w:left w:val="none" w:color="000000"/>
+              <w:right w:val="none" w:color="000000"/>
+            </w:tcBorders>
+          </w:tcPr>
           <w:p>
             <w:pPr>
               <w:pStyle w:val="Compact"/>
@@ -9514,7 +13085,15 @@
           </w:p>
         </w:tc>
         <w:tc>
-          <w:tcPr/>
+          <w:tcPr>
+            <w:tcW w:w="1376" w:type="dxa"/>
+            <w:tcBorders>
+              <w:top w:val="none" w:color="000000"/>
+              <w:bottom w:val="none" w:color="000000"/>
+              <w:left w:val="none" w:color="000000"/>
+              <w:right w:val="none" w:color="000000"/>
+            </w:tcBorders>
+          </w:tcPr>
           <w:p>
             <w:pPr>
               <w:pStyle w:val="Compact"/>
@@ -9527,7 +13106,15 @@
           </w:p>
         </w:tc>
         <w:tc>
-          <w:tcPr/>
+          <w:tcPr>
+            <w:tcW w:w="1376" w:type="dxa"/>
+            <w:tcBorders>
+              <w:top w:val="none" w:color="000000"/>
+              <w:bottom w:val="none" w:color="000000"/>
+              <w:left w:val="none" w:color="000000"/>
+              <w:right w:val="none" w:color="000000"/>
+            </w:tcBorders>
+          </w:tcPr>
           <w:p>
             <w:pPr>
               <w:pStyle w:val="Compact"/>
@@ -9540,7 +13127,15 @@
           </w:p>
         </w:tc>
         <w:tc>
-          <w:tcPr/>
+          <w:tcPr>
+            <w:tcW w:w="1376" w:type="dxa"/>
+            <w:tcBorders>
+              <w:top w:val="none" w:color="000000"/>
+              <w:bottom w:val="none" w:color="000000"/>
+              <w:left w:val="none" w:color="000000"/>
+              <w:right w:val="none" w:color="000000"/>
+            </w:tcBorders>
+          </w:tcPr>
           <w:p>
             <w:pPr>
               <w:pStyle w:val="Compact"/>
@@ -9553,7 +13148,15 @@
           </w:p>
         </w:tc>
         <w:tc>
-          <w:tcPr/>
+          <w:tcPr>
+            <w:tcW w:w="1386" w:type="dxa"/>
+            <w:tcBorders>
+              <w:top w:val="none" w:color="000000"/>
+              <w:bottom w:val="none" w:color="000000"/>
+              <w:left w:val="none" w:color="000000"/>
+              <w:right w:val="none" w:color="000000"/>
+            </w:tcBorders>
+          </w:tcPr>
           <w:p>
             <w:pPr>
               <w:pStyle w:val="Compact"/>
@@ -9566,7 +13169,15 @@
           </w:p>
         </w:tc>
         <w:tc>
-          <w:tcPr/>
+          <w:tcPr>
+            <w:tcW w:w="1376" w:type="dxa"/>
+            <w:tcBorders>
+              <w:top w:val="none" w:color="000000"/>
+              <w:bottom w:val="none" w:color="000000"/>
+              <w:left w:val="none" w:color="000000"/>
+              <w:right w:val="none" w:color="000000"/>
+            </w:tcBorders>
+          </w:tcPr>
           <w:p>
             <w:pPr>
               <w:pStyle w:val="Compact"/>
@@ -9579,7 +13190,15 @@
           </w:p>
         </w:tc>
         <w:tc>
-          <w:tcPr/>
+          <w:tcPr>
+            <w:tcW w:w="1377" w:type="dxa"/>
+            <w:tcBorders>
+              <w:top w:val="none" w:color="000000"/>
+              <w:bottom w:val="none" w:color="000000"/>
+              <w:left w:val="none" w:color="000000"/>
+              <w:right w:val="none" w:color="000000"/>
+            </w:tcBorders>
+          </w:tcPr>
           <w:p>
             <w:pPr>
               <w:pStyle w:val="Compact"/>
@@ -9597,17 +13216,33 @@
           <w:cantSplit/>
         </w:trPr>
         <w:tc>
-          <w:tcPr/>
-          <w:p>
-            <w:pPr>
-              <w:pStyle w:val="Compact"/>
-              <w:spacing w:before="20" w:after="20" w:line="240" w:lineRule="auto"/>
-              <w:jc w:val="center"/>
-            </w:pPr>
-          </w:p>
-        </w:tc>
-        <w:tc>
-          <w:tcPr/>
+          <w:tcPr>
+            <w:tcW w:w="690" w:type="dxa"/>
+            <w:tcBorders>
+              <w:top w:val="none" w:color="000000"/>
+              <w:bottom w:val="none" w:color="000000"/>
+              <w:left w:val="none" w:color="000000"/>
+              <w:right w:val="none" w:color="000000"/>
+            </w:tcBorders>
+          </w:tcPr>
+          <w:p>
+            <w:pPr>
+              <w:pStyle w:val="Compact"/>
+              <w:spacing w:before="20" w:after="20" w:line="240" w:lineRule="auto"/>
+              <w:jc w:val="center"/>
+            </w:pPr>
+          </w:p>
+        </w:tc>
+        <w:tc>
+          <w:tcPr>
+            <w:tcW w:w="1376" w:type="dxa"/>
+            <w:tcBorders>
+              <w:top w:val="none" w:color="000000"/>
+              <w:bottom w:val="none" w:color="000000"/>
+              <w:left w:val="none" w:color="000000"/>
+              <w:right w:val="none" w:color="000000"/>
+            </w:tcBorders>
+          </w:tcPr>
           <w:p>
             <w:pPr>
               <w:pStyle w:val="Compact"/>
@@ -9620,7 +13255,15 @@
           </w:p>
         </w:tc>
         <w:tc>
-          <w:tcPr/>
+          <w:tcPr>
+            <w:tcW w:w="1376" w:type="dxa"/>
+            <w:tcBorders>
+              <w:top w:val="none" w:color="000000"/>
+              <w:bottom w:val="none" w:color="000000"/>
+              <w:left w:val="none" w:color="000000"/>
+              <w:right w:val="none" w:color="000000"/>
+            </w:tcBorders>
+          </w:tcPr>
           <w:p>
             <w:pPr>
               <w:pStyle w:val="Compact"/>
@@ -9633,7 +13276,15 @@
           </w:p>
         </w:tc>
         <w:tc>
-          <w:tcPr/>
+          <w:tcPr>
+            <w:tcW w:w="1376" w:type="dxa"/>
+            <w:tcBorders>
+              <w:top w:val="none" w:color="000000"/>
+              <w:bottom w:val="none" w:color="000000"/>
+              <w:left w:val="none" w:color="000000"/>
+              <w:right w:val="none" w:color="000000"/>
+            </w:tcBorders>
+          </w:tcPr>
           <w:p>
             <w:pPr>
               <w:pStyle w:val="Compact"/>
@@ -9646,7 +13297,15 @@
           </w:p>
         </w:tc>
         <w:tc>
-          <w:tcPr/>
+          <w:tcPr>
+            <w:tcW w:w="1386" w:type="dxa"/>
+            <w:tcBorders>
+              <w:top w:val="none" w:color="000000"/>
+              <w:bottom w:val="none" w:color="000000"/>
+              <w:left w:val="none" w:color="000000"/>
+              <w:right w:val="none" w:color="000000"/>
+            </w:tcBorders>
+          </w:tcPr>
           <w:p>
             <w:pPr>
               <w:pStyle w:val="Compact"/>
@@ -9659,7 +13318,15 @@
           </w:p>
         </w:tc>
         <w:tc>
-          <w:tcPr/>
+          <w:tcPr>
+            <w:tcW w:w="1376" w:type="dxa"/>
+            <w:tcBorders>
+              <w:top w:val="none" w:color="000000"/>
+              <w:bottom w:val="none" w:color="000000"/>
+              <w:left w:val="none" w:color="000000"/>
+              <w:right w:val="none" w:color="000000"/>
+            </w:tcBorders>
+          </w:tcPr>
           <w:p>
             <w:pPr>
               <w:pStyle w:val="Compact"/>
@@ -9672,7 +13339,15 @@
           </w:p>
         </w:tc>
         <w:tc>
-          <w:tcPr/>
+          <w:tcPr>
+            <w:tcW w:w="1377" w:type="dxa"/>
+            <w:tcBorders>
+              <w:top w:val="none" w:color="000000"/>
+              <w:bottom w:val="none" w:color="000000"/>
+              <w:left w:val="none" w:color="000000"/>
+              <w:right w:val="none" w:color="000000"/>
+            </w:tcBorders>
+          </w:tcPr>
           <w:p>
             <w:pPr>
               <w:pStyle w:val="Compact"/>
@@ -9690,7 +13365,15 @@
           <w:cantSplit/>
         </w:trPr>
         <w:tc>
-          <w:tcPr/>
+          <w:tcPr>
+            <w:tcW w:w="690" w:type="dxa"/>
+            <w:tcBorders>
+              <w:top w:val="none" w:color="000000"/>
+              <w:bottom w:val="none" w:color="000000"/>
+              <w:left w:val="none" w:color="000000"/>
+              <w:right w:val="none" w:color="000000"/>
+            </w:tcBorders>
+          </w:tcPr>
           <w:p>
             <w:pPr>
               <w:pStyle w:val="Compact"/>
@@ -9703,7 +13386,15 @@
           </w:p>
         </w:tc>
         <w:tc>
-          <w:tcPr/>
+          <w:tcPr>
+            <w:tcW w:w="1376" w:type="dxa"/>
+            <w:tcBorders>
+              <w:top w:val="none" w:color="000000"/>
+              <w:bottom w:val="none" w:color="000000"/>
+              <w:left w:val="none" w:color="000000"/>
+              <w:right w:val="none" w:color="000000"/>
+            </w:tcBorders>
+          </w:tcPr>
           <w:p>
             <w:pPr>
               <w:pStyle w:val="Compact"/>
@@ -9716,7 +13407,15 @@
           </w:p>
         </w:tc>
         <w:tc>
-          <w:tcPr/>
+          <w:tcPr>
+            <w:tcW w:w="1376" w:type="dxa"/>
+            <w:tcBorders>
+              <w:top w:val="none" w:color="000000"/>
+              <w:bottom w:val="none" w:color="000000"/>
+              <w:left w:val="none" w:color="000000"/>
+              <w:right w:val="none" w:color="000000"/>
+            </w:tcBorders>
+          </w:tcPr>
           <w:p>
             <w:pPr>
               <w:pStyle w:val="Compact"/>
@@ -9729,7 +13428,15 @@
           </w:p>
         </w:tc>
         <w:tc>
-          <w:tcPr/>
+          <w:tcPr>
+            <w:tcW w:w="1376" w:type="dxa"/>
+            <w:tcBorders>
+              <w:top w:val="none" w:color="000000"/>
+              <w:bottom w:val="none" w:color="000000"/>
+              <w:left w:val="none" w:color="000000"/>
+              <w:right w:val="none" w:color="000000"/>
+            </w:tcBorders>
+          </w:tcPr>
           <w:p>
             <w:pPr>
               <w:pStyle w:val="Compact"/>
@@ -9742,7 +13449,15 @@
           </w:p>
         </w:tc>
         <w:tc>
-          <w:tcPr/>
+          <w:tcPr>
+            <w:tcW w:w="1386" w:type="dxa"/>
+            <w:tcBorders>
+              <w:top w:val="none" w:color="000000"/>
+              <w:bottom w:val="none" w:color="000000"/>
+              <w:left w:val="none" w:color="000000"/>
+              <w:right w:val="none" w:color="000000"/>
+            </w:tcBorders>
+          </w:tcPr>
           <w:p>
             <w:pPr>
               <w:pStyle w:val="Compact"/>
@@ -9755,7 +13470,15 @@
           </w:p>
         </w:tc>
         <w:tc>
-          <w:tcPr/>
+          <w:tcPr>
+            <w:tcW w:w="1376" w:type="dxa"/>
+            <w:tcBorders>
+              <w:top w:val="none" w:color="000000"/>
+              <w:bottom w:val="none" w:color="000000"/>
+              <w:left w:val="none" w:color="000000"/>
+              <w:right w:val="none" w:color="000000"/>
+            </w:tcBorders>
+          </w:tcPr>
           <w:p>
             <w:pPr>
               <w:pStyle w:val="Compact"/>
@@ -9768,7 +13491,15 @@
           </w:p>
         </w:tc>
         <w:tc>
-          <w:tcPr/>
+          <w:tcPr>
+            <w:tcW w:w="1377" w:type="dxa"/>
+            <w:tcBorders>
+              <w:top w:val="none" w:color="000000"/>
+              <w:bottom w:val="none" w:color="000000"/>
+              <w:left w:val="none" w:color="000000"/>
+              <w:right w:val="none" w:color="000000"/>
+            </w:tcBorders>
+          </w:tcPr>
           <w:p>
             <w:pPr>
               <w:pStyle w:val="Compact"/>
@@ -9786,7 +13517,15 @@
           <w:cantSplit/>
         </w:trPr>
         <w:tc>
-          <w:tcPr/>
+          <w:tcPr>
+            <w:tcW w:w="690" w:type="dxa"/>
+            <w:tcBorders>
+              <w:top w:val="none" w:color="000000"/>
+              <w:bottom w:val="none" w:color="000000"/>
+              <w:left w:val="none" w:color="000000"/>
+              <w:right w:val="none" w:color="000000"/>
+            </w:tcBorders>
+          </w:tcPr>
           <w:p>
             <w:pPr>
               <w:pStyle w:val="Compact"/>
@@ -9799,7 +13538,15 @@
           </w:p>
         </w:tc>
         <w:tc>
-          <w:tcPr/>
+          <w:tcPr>
+            <w:tcW w:w="1376" w:type="dxa"/>
+            <w:tcBorders>
+              <w:top w:val="none" w:color="000000"/>
+              <w:bottom w:val="none" w:color="000000"/>
+              <w:left w:val="none" w:color="000000"/>
+              <w:right w:val="none" w:color="000000"/>
+            </w:tcBorders>
+          </w:tcPr>
           <w:p>
             <w:pPr>
               <w:pStyle w:val="Compact"/>
@@ -9812,7 +13559,15 @@
           </w:p>
         </w:tc>
         <w:tc>
-          <w:tcPr/>
+          <w:tcPr>
+            <w:tcW w:w="1376" w:type="dxa"/>
+            <w:tcBorders>
+              <w:top w:val="none" w:color="000000"/>
+              <w:bottom w:val="none" w:color="000000"/>
+              <w:left w:val="none" w:color="000000"/>
+              <w:right w:val="none" w:color="000000"/>
+            </w:tcBorders>
+          </w:tcPr>
           <w:p>
             <w:pPr>
               <w:pStyle w:val="Compact"/>
@@ -9825,7 +13580,15 @@
           </w:p>
         </w:tc>
         <w:tc>
-          <w:tcPr/>
+          <w:tcPr>
+            <w:tcW w:w="1376" w:type="dxa"/>
+            <w:tcBorders>
+              <w:top w:val="none" w:color="000000"/>
+              <w:bottom w:val="none" w:color="000000"/>
+              <w:left w:val="none" w:color="000000"/>
+              <w:right w:val="none" w:color="000000"/>
+            </w:tcBorders>
+          </w:tcPr>
           <w:p>
             <w:pPr>
               <w:pStyle w:val="Compact"/>
@@ -9838,7 +13601,15 @@
           </w:p>
         </w:tc>
         <w:tc>
-          <w:tcPr/>
+          <w:tcPr>
+            <w:tcW w:w="1386" w:type="dxa"/>
+            <w:tcBorders>
+              <w:top w:val="none" w:color="000000"/>
+              <w:bottom w:val="none" w:color="000000"/>
+              <w:left w:val="none" w:color="000000"/>
+              <w:right w:val="none" w:color="000000"/>
+            </w:tcBorders>
+          </w:tcPr>
           <w:p>
             <w:pPr>
               <w:pStyle w:val="Compact"/>
@@ -9851,7 +13622,15 @@
           </w:p>
         </w:tc>
         <w:tc>
-          <w:tcPr/>
+          <w:tcPr>
+            <w:tcW w:w="1376" w:type="dxa"/>
+            <w:tcBorders>
+              <w:top w:val="none" w:color="000000"/>
+              <w:bottom w:val="none" w:color="000000"/>
+              <w:left w:val="none" w:color="000000"/>
+              <w:right w:val="none" w:color="000000"/>
+            </w:tcBorders>
+          </w:tcPr>
           <w:p>
             <w:pPr>
               <w:pStyle w:val="Compact"/>
@@ -9864,7 +13643,15 @@
           </w:p>
         </w:tc>
         <w:tc>
-          <w:tcPr/>
+          <w:tcPr>
+            <w:tcW w:w="1377" w:type="dxa"/>
+            <w:tcBorders>
+              <w:top w:val="none" w:color="000000"/>
+              <w:bottom w:val="none" w:color="000000"/>
+              <w:left w:val="none" w:color="000000"/>
+              <w:right w:val="none" w:color="000000"/>
+            </w:tcBorders>
+          </w:tcPr>
           <w:p>
             <w:pPr>
               <w:pStyle w:val="Compact"/>
@@ -9882,7 +13669,15 @@
           <w:cantSplit/>
         </w:trPr>
         <w:tc>
-          <w:tcPr/>
+          <w:tcPr>
+            <w:tcW w:w="690" w:type="dxa"/>
+            <w:tcBorders>
+              <w:top w:val="none" w:color="000000"/>
+              <w:bottom w:val="none" w:color="000000"/>
+              <w:left w:val="none" w:color="000000"/>
+              <w:right w:val="none" w:color="000000"/>
+            </w:tcBorders>
+          </w:tcPr>
           <w:p>
             <w:pPr>
               <w:pStyle w:val="Compact"/>
@@ -9899,7 +13694,15 @@
           </w:p>
         </w:tc>
         <w:tc>
-          <w:tcPr/>
+          <w:tcPr>
+            <w:tcW w:w="1376" w:type="dxa"/>
+            <w:tcBorders>
+              <w:top w:val="none" w:color="000000"/>
+              <w:bottom w:val="none" w:color="000000"/>
+              <w:left w:val="none" w:color="000000"/>
+              <w:right w:val="none" w:color="000000"/>
+            </w:tcBorders>
+          </w:tcPr>
           <w:p>
             <w:pPr>
               <w:pStyle w:val="Compact"/>
@@ -9912,7 +13715,15 @@
           </w:p>
         </w:tc>
         <w:tc>
-          <w:tcPr/>
+          <w:tcPr>
+            <w:tcW w:w="1376" w:type="dxa"/>
+            <w:tcBorders>
+              <w:top w:val="none" w:color="000000"/>
+              <w:bottom w:val="none" w:color="000000"/>
+              <w:left w:val="none" w:color="000000"/>
+              <w:right w:val="none" w:color="000000"/>
+            </w:tcBorders>
+          </w:tcPr>
           <w:p>
             <w:pPr>
               <w:pStyle w:val="Compact"/>
@@ -9925,7 +13736,15 @@
           </w:p>
         </w:tc>
         <w:tc>
-          <w:tcPr/>
+          <w:tcPr>
+            <w:tcW w:w="1376" w:type="dxa"/>
+            <w:tcBorders>
+              <w:top w:val="none" w:color="000000"/>
+              <w:bottom w:val="none" w:color="000000"/>
+              <w:left w:val="none" w:color="000000"/>
+              <w:right w:val="none" w:color="000000"/>
+            </w:tcBorders>
+          </w:tcPr>
           <w:p>
             <w:pPr>
               <w:pStyle w:val="Compact"/>
@@ -9938,7 +13757,15 @@
           </w:p>
         </w:tc>
         <w:tc>
-          <w:tcPr/>
+          <w:tcPr>
+            <w:tcW w:w="1386" w:type="dxa"/>
+            <w:tcBorders>
+              <w:top w:val="none" w:color="000000"/>
+              <w:bottom w:val="none" w:color="000000"/>
+              <w:left w:val="none" w:color="000000"/>
+              <w:right w:val="none" w:color="000000"/>
+            </w:tcBorders>
+          </w:tcPr>
           <w:p>
             <w:pPr>
               <w:pStyle w:val="Compact"/>
@@ -9951,7 +13778,15 @@
           </w:p>
         </w:tc>
         <w:tc>
-          <w:tcPr/>
+          <w:tcPr>
+            <w:tcW w:w="1376" w:type="dxa"/>
+            <w:tcBorders>
+              <w:top w:val="none" w:color="000000"/>
+              <w:bottom w:val="none" w:color="000000"/>
+              <w:left w:val="none" w:color="000000"/>
+              <w:right w:val="none" w:color="000000"/>
+            </w:tcBorders>
+          </w:tcPr>
           <w:p>
             <w:pPr>
               <w:pStyle w:val="Compact"/>
@@ -9964,7 +13799,15 @@
           </w:p>
         </w:tc>
         <w:tc>
-          <w:tcPr/>
+          <w:tcPr>
+            <w:tcW w:w="1377" w:type="dxa"/>
+            <w:tcBorders>
+              <w:top w:val="none" w:color="000000"/>
+              <w:bottom w:val="none" w:color="000000"/>
+              <w:left w:val="none" w:color="000000"/>
+              <w:right w:val="none" w:color="000000"/>
+            </w:tcBorders>
+          </w:tcPr>
           <w:p>
             <w:pPr>
               <w:pStyle w:val="Compact"/>
@@ -9982,7 +13825,15 @@
           <w:cantSplit/>
         </w:trPr>
         <w:tc>
-          <w:tcPr/>
+          <w:tcPr>
+            <w:tcW w:w="690" w:type="dxa"/>
+            <w:tcBorders>
+              <w:top w:val="none" w:color="000000"/>
+              <w:bottom w:val="single" w:color="000000" w:sz="12" w:space="0"/>
+              <w:left w:val="none" w:color="000000"/>
+              <w:right w:val="none" w:color="000000"/>
+            </w:tcBorders>
+          </w:tcPr>
           <w:p>
             <w:pPr>
               <w:pStyle w:val="Compact"/>
@@ -10002,7 +13853,15 @@
           </w:p>
         </w:tc>
         <w:tc>
-          <w:tcPr/>
+          <w:tcPr>
+            <w:tcW w:w="1376" w:type="dxa"/>
+            <w:tcBorders>
+              <w:top w:val="none" w:color="000000"/>
+              <w:bottom w:val="single" w:color="000000" w:sz="12" w:space="0"/>
+              <w:left w:val="none" w:color="000000"/>
+              <w:right w:val="none" w:color="000000"/>
+            </w:tcBorders>
+          </w:tcPr>
           <w:p>
             <w:pPr>
               <w:pStyle w:val="Compact"/>
@@ -10015,7 +13874,15 @@
           </w:p>
         </w:tc>
         <w:tc>
-          <w:tcPr/>
+          <w:tcPr>
+            <w:tcW w:w="1376" w:type="dxa"/>
+            <w:tcBorders>
+              <w:top w:val="none" w:color="000000"/>
+              <w:bottom w:val="single" w:color="000000" w:sz="12" w:space="0"/>
+              <w:left w:val="none" w:color="000000"/>
+              <w:right w:val="none" w:color="000000"/>
+            </w:tcBorders>
+          </w:tcPr>
           <w:p>
             <w:pPr>
               <w:pStyle w:val="Compact"/>
@@ -10028,7 +13895,15 @@
           </w:p>
         </w:tc>
         <w:tc>
-          <w:tcPr/>
+          <w:tcPr>
+            <w:tcW w:w="1376" w:type="dxa"/>
+            <w:tcBorders>
+              <w:top w:val="none" w:color="000000"/>
+              <w:bottom w:val="single" w:color="000000" w:sz="12" w:space="0"/>
+              <w:left w:val="none" w:color="000000"/>
+              <w:right w:val="none" w:color="000000"/>
+            </w:tcBorders>
+          </w:tcPr>
           <w:p>
             <w:pPr>
               <w:pStyle w:val="Compact"/>
@@ -10041,7 +13916,15 @@
           </w:p>
         </w:tc>
         <w:tc>
-          <w:tcPr/>
+          <w:tcPr>
+            <w:tcW w:w="1386" w:type="dxa"/>
+            <w:tcBorders>
+              <w:top w:val="none" w:color="000000"/>
+              <w:bottom w:val="single" w:color="000000" w:sz="12" w:space="0"/>
+              <w:left w:val="none" w:color="000000"/>
+              <w:right w:val="none" w:color="000000"/>
+            </w:tcBorders>
+          </w:tcPr>
           <w:p>
             <w:pPr>
               <w:pStyle w:val="Compact"/>
@@ -10054,7 +13937,15 @@
           </w:p>
         </w:tc>
         <w:tc>
-          <w:tcPr/>
+          <w:tcPr>
+            <w:tcW w:w="1376" w:type="dxa"/>
+            <w:tcBorders>
+              <w:top w:val="none" w:color="000000"/>
+              <w:bottom w:val="single" w:color="000000" w:sz="12" w:space="0"/>
+              <w:left w:val="none" w:color="000000"/>
+              <w:right w:val="none" w:color="000000"/>
+            </w:tcBorders>
+          </w:tcPr>
           <w:p>
             <w:pPr>
               <w:pStyle w:val="Compact"/>
@@ -10067,7 +13958,15 @@
           </w:p>
         </w:tc>
         <w:tc>
-          <w:tcPr/>
+          <w:tcPr>
+            <w:tcW w:w="1377" w:type="dxa"/>
+            <w:tcBorders>
+              <w:top w:val="none" w:color="000000"/>
+              <w:bottom w:val="single" w:color="000000" w:sz="12" w:space="0"/>
+              <w:left w:val="none" w:color="000000"/>
+              <w:right w:val="none" w:color="000000"/>
+            </w:tcBorders>
+          </w:tcPr>
           <w:p>
             <w:pPr>
               <w:pStyle w:val="Compact"/>
@@ -10142,6 +14041,7 @@
     <w:p>
       <w:pPr>
         <w:pStyle w:val="FirstParagraph"/>
+        <w:spacing w:before="0" w:after="0"/>
       </w:pPr>
       <w:r>
         <w:t xml:space="preserve">本文以地方政府数据开放平台的分批上线为准自然实验，基于2011—2023年283个地级及以上城市的面板数据，采用交错双重差分及处理效应异质性稳健估计方法，考察了公共数据开放对城市绿色全要素生产率的影响。主要结论如下：第一，公共数据开放使城市绿色全要素生产率显著提升0.0318，相当于样本均值的3.03%；权重诊断显示负权重单元格仅占0.37%，Callaway-Sant’Anna双重稳健估计给出的总体平均处理效应为0.0322，与基准结果高度一致，表明处理效应异质性未对识别构成实质性威胁。第二，事件研究结果支持平行趋势假设，政策效应自实施当年开始显现并逐年增强，第4年至第6年稳定在0.0440—0.0479之间。第三，随机化推断安慰剂检验、倾向得分匹配、控制同期政策、替换被解释变量与核心解释变量测度、调整样本范围等一系列检验均支持基准结论；工具变量估计所识别的局部平均处理效应为0.0662，方向一致而量级更大。第四，公共数据开放通过提升要素配置效率、激励绿色技术创新与强化环境社会监督三条渠道发挥作用。第五，邻近城市数据开放对本地存在显著的正向溢出效应（系数为0.0372），意味着基准估计构成政策效应的保守下界；政策效应在东部地区、大规模城市与非资源型城市中更为突出。</w:t>
@@ -10160,6 +14060,7 @@
     <w:p>
       <w:pPr>
         <w:pStyle w:val="FirstParagraph"/>
+        <w:spacing w:before="0" w:after="0"/>
       </w:pPr>
       <w:r>
         <w:t xml:space="preserve">第一，加快推进公共数据的高质量开放，从”可获取”迈向”可利用”。应统一数据开放的目录标准、更新频率与接口规范，优先开放与绿色转型密切相关的能耗、排放、环境质量与环保执法数据，并以开放数据集规模与调用量而非平台数量作为考核导向，切实提升数据开放的实际强度。</w:t>
@@ -10168,6 +14069,7 @@
     <w:p>
       <w:pPr>
         <w:pStyle w:val="BodyText"/>
+        <w:spacing w:before="0" w:after="0"/>
       </w:pPr>
       <w:r>
         <w:t xml:space="preserve">第二，围绕三条传导渠道配套政策工具。在要素配置方面，同步推进能源、土地等要素交易信息的公开与联动，放大数据开放对要素错配的矫正作用；在绿色创新方面，鼓励基于公共数据的绿色技术研发与场景开发，对以公共数据为投入的绿色专利给予定向支持；在社会监督方面，健全环境数据的可视化呈现与公众反馈机制，把信息透明转化为持续的治理压力。</w:t>
@@ -10176,6 +14078,7 @@
     <w:p>
       <w:pPr>
         <w:pStyle w:val="BodyText"/>
+        <w:spacing w:before="0" w:after="0"/>
       </w:pPr>
       <w:r>
         <w:t xml:space="preserve">第三，重视政策的空间外溢并强化区域协同。鉴于邻近城市数据开放存在显著正向溢出，应推动城市群、都市圈内部数据开放平台的标准互认与目录互通，建设跨行政区的公共数据共享通道，使溢出效应由自发扩散转为制度化协同。</w:t>
@@ -10184,6 +14087,7 @@
     <w:p>
       <w:pPr>
         <w:pStyle w:val="BodyText"/>
+        <w:spacing w:before="0" w:after="0"/>
       </w:pPr>
       <w:r>
         <w:t xml:space="preserve">第四，实施差异化的推进策略以缩小效应落差。对中西部地区、中小规模城市与资源型城市，应在推动平台上线的同时补齐数字基础设施与数据人才短板，通过定向培训、公共数据应用示范与财政转移支付提升本地数据吸收能力，避免公共数据开放在客观上扩大区域绿色转型的差距。</w:t>
@@ -10192,6 +14096,7 @@
     <w:p>
       <w:pPr>
         <w:pStyle w:val="BodyText"/>
+        <w:spacing w:before="0" w:after="0"/>
       </w:pPr>
       <w:r>
         <w:t xml:space="preserve">本文尚存在可拓展之处：受数据可得性限制，机制检验主要停留在城市层面，未来可结合企业微观数据进一步刻画公共数据开放影响绿色生产率的微观路径；同时，不同类型公共数据的开放质量存在差异，如何区分数据的”量”与”质”对绿色转型的差异化影响，亦有待深入研究。</w:t>
@@ -10496,7 +14401,7 @@
     <w:name w:val="Normal"/>
     <w:qFormat/>
     <w:pPr>
-      <w:spacing w:after="0" w:lineRule="auto" w:line="360"/>
+      <w:spacing w:before="0" w:after="0" w:lineRule="auto" w:line="360"/>
       <w:jc w:val="both"/>
     </w:pPr>
     <w:rPr>
@@ -10511,7 +14416,7 @@
     <w:basedOn w:val="Normal"/>
     <w:link w:val="BodyTextChar"/>
     <w:pPr>
-      <w:spacing w:after="0" w:before="180" w:lineRule="auto" w:line="360"/>
+      <w:spacing w:after="0" w:before="0" w:lineRule="auto" w:line="360"/>
       <w:ind w:firstLine="420"/>
       <w:jc w:val="both"/>
     </w:pPr>
@@ -10529,7 +14434,7 @@
     <w:next w:val="BodyText"/>
     <w:qFormat/>
     <w:pPr>
-      <w:spacing w:after="0" w:lineRule="auto" w:line="360"/>
+      <w:spacing w:before="0" w:after="0" w:lineRule="auto" w:line="360"/>
       <w:ind w:firstLine="420"/>
       <w:jc w:val="both"/>
     </w:pPr>
@@ -10545,7 +14450,7 @@
     <w:basedOn w:val="BodyText"/>
     <w:qFormat/>
     <w:pPr>
-      <w:spacing w:after="20" w:before="20" w:lineRule="auto" w:line="288"/>
+      <w:spacing w:after="0" w:before="0" w:lineRule="auto" w:line="288"/>
       <w:ind w:firstLine="0"/>
       <w:jc w:val="center"/>
     </w:pPr>

--- a/work/tfp-papers/out/公共数据开放与城市绿色全要素生产率：基于交错双重差分与异质性稳健估计.docx
+++ b/work/tfp-papers/out/公共数据开放与城市绿色全要素生产率：基于交错双重差分与异质性稳健估计.docx
@@ -6487,7 +6487,16 @@
         <w:t xml:space="preserve">P</w:t>
       </w:r>
       <w:r>
-        <w:t xml:space="preserve">值为0.5904。逐期检验与联合检验一致表明，处理组与对照组在政策实施前不存在系统性的趋势差异，平行趋势假设成立。</w:t>
+        <w:t xml:space="preserve">值为0.5904。此外，逐期置信区间只支持对单个系数的推断，图1同时给出Montiel Olea和Plagborg-Møller（2019）</w:t>
+      </w:r>
+      <w:r>
+        <w:rPr>
+          <w:vertAlign w:val="superscript"/>
+        </w:rPr>
+        <w:t xml:space="preserve">[19]</w:t>
+      </w:r>
+      <w:r>
+        <w:t xml:space="preserve">提出的sup-t一致置信带（图中阴影区域），其临界值在两个面板中分别为2.7376与2.8394，可用于对整条系数路径作同时推断；前期各期的一致置信带同样全部覆盖零。上述三类证据一致表明，处理组与对照组在政策实施前不存在系统性的趋势差异，平行趋势假设成立。</w:t>
       </w:r>
     </w:p>
     <w:p>
@@ -6506,7 +6515,7 @@
         <w:t xml:space="preserve">e</w:t>
       </w:r>
       <w:r>
-        <w:t xml:space="preserve">=−1为统一基期，在分箱方式与置信水平上亦完全一致，其结果的高度吻合说明动态效应的形态并不依赖于具体估计量的选择。政策效应渐进释放而非一次性跃升，与公共数据开放”平台上线—数据积累—场景开发—生产率改善”的作用链条相吻合：数据资源转化为现实生产力需经历开发利用与产业适配的过程，政策效应的完全显现因而存在时滞。</w:t>
+        <w:t xml:space="preserve">=−1为统一基期，在分箱方式与置信水平上亦完全一致，其结果的高度吻合说明动态效应的形态并不依赖于具体估计量的选择。为便于将系数换算为相对幅度，图1（b）标注了基期上处理组绿色全要素生产率的均值1.0638，据此可知第4年至第6年的效应相当于基期水平的4.14%—4.50%。政策效应渐进释放而非一次性跃升，与公共数据开放”平台上线—数据积累—场景开发—生产率改善”的作用链条相吻合：数据资源转化为现实生产力需经历开发利用与产业适配的过程，政策效应的完全显现因而存在时滞。</w:t>
       </w:r>
     </w:p>
     <w:p>
@@ -6516,7 +6525,7 @@
       <w:r>
         <w:drawing>
           <wp:inline>
-            <wp:extent cx="5688000" cy="2129752"/>
+            <wp:extent cx="5688000" cy="2134947"/>
             <wp:effectExtent b="0" l="0" r="0" t="0"/>
             <wp:docPr descr="图1 事件研究：平行趋势检验与动态效应" title="" id="31" name="Picture"/>
             <a:graphic>
@@ -6537,7 +6546,7 @@
                   <pic:spPr bwMode="auto">
                     <a:xfrm>
                       <a:off x="0" y="0"/>
-                      <a:ext cx="5688000" cy="2129752"/>
+                      <a:ext cx="5688000" cy="2134947"/>
                     </a:xfrm>
                     <a:prstGeom prst="rect">
                       <a:avLst/>
@@ -6599,7 +6608,7 @@
         <w:t xml:space="preserve">e</w:t>
       </w:r>
       <w:r>
-        <w:t xml:space="preserve">≥6分别汇总更早与更晚的相对时点；误差棒为基于城市层面聚类稳健标准误的95%置信区间；竖虚线标示政策实施时点，其左侧阴影区为政策实施前区间。</w:t>
+        <w:t xml:space="preserve">≥6分别汇总更早与更晚的相对时点；误差棒为基于城市层面聚类稳健标准误的95%逐期置信区间，浅色带为95%的sup-t一致置信带，该带在基期处断开；竖虚线标示政策实施时点，其左侧灰色区域为政策实施前区间。</w:t>
       </w:r>
     </w:p>
     <w:bookmarkEnd w:id="33"/>
@@ -12097,7 +12106,7 @@
         <w:rPr>
           <w:vertAlign w:val="superscript"/>
         </w:rPr>
-        <w:t xml:space="preserve">[19]</w:t>
+        <w:t xml:space="preserve">[20]</w:t>
       </w:r>
       <w:r>
         <w:t xml:space="preserve">提出的两步法思路：仅检验公共数据开放对机制变量的因果效应，机制变量对绿色全要素生产率的影响则依据理论分析与既有文献予以论证。表8报告了估计结果。公共数据开放对要素配置效率、绿色技术创新与环境社会监督的估计系数分别为0.0562、0.0958与0.0540，</w:t>
@@ -12116,7 +12125,7 @@
         <w:rPr>
           <w:vertAlign w:val="superscript"/>
         </w:rPr>
-        <w:t xml:space="preserve">[9,8,20]</w:t>
+        <w:t xml:space="preserve">[9,8,21]</w:t>
       </w:r>
       <w:r>
         <w:t xml:space="preserve">，可以认为三条渠道均在公共数据开放赋能绿色转型的过程中发挥了传导作用，假设2得到验证。</w:t>
@@ -14251,7 +14260,7 @@
         <w:pStyle w:val="RefItem"/>
       </w:pPr>
       <w:r>
-        <w:t xml:space="preserve">[19]江艇.因果推断经验研究中的中介效应与调节效应[J].中国工业经济,2022(5).</w:t>
+        <w:t xml:space="preserve">[19]Montiel Olea J L, Plagborg-Møller M. Simultaneous Confidence Bands: Theory, Implementation, and an Application to SVARs[J]. Journal of Applied Econometrics, 2019, 34(1).</w:t>
       </w:r>
     </w:p>
     <w:p>
@@ -14259,7 +14268,15 @@
         <w:pStyle w:val="RefItem"/>
       </w:pPr>
       <w:r>
-        <w:t xml:space="preserve">[20]秦建群,赵晶晶,王薇.数字经济对产业结构升级影响的中介效应与经验证据[J].统计与决策,2022,38(11).</w:t>
+        <w:t xml:space="preserve">[20]江艇.因果推断经验研究中的中介效应与调节效应[J].中国工业经济,2022(5).</w:t>
+      </w:r>
+    </w:p>
+    <w:p>
+      <w:pPr>
+        <w:pStyle w:val="RefItem"/>
+      </w:pPr>
+      <w:r>
+        <w:t xml:space="preserve">[21]秦建群,赵晶晶,王薇.数字经济对产业结构升级影响的中介效应与经验证据[J].统计与决策,2022,38(11).</w:t>
       </w:r>
     </w:p>
     <w:bookmarkEnd w:id="46"/>

--- a/work/tfp-papers/out/公共数据开放与城市绿色全要素生产率：基于交错双重差分与异质性稳健估计.docx
+++ b/work/tfp-papers/out/公共数据开放与城市绿色全要素生产率：基于交错双重差分与异质性稳健估计.docx
@@ -6418,7 +6418,7 @@
         <w:t xml:space="preserve">e</w:t>
       </w:r>
       <w:r>
-        <w:t xml:space="preserve">=−1）为基期并将其系数约束为零，其余各期系数因而度量相对于该基期的差异。之所以选择处理前一期而非处理当期，是因为处理前一期是各队列最后一个可观测到未处理潜在结果的时期；若改以处理当期为基期，被省略期的处理效应将被从其余各期系数中一并差分掉，既使各期系数不再度量真实的处理效应，也会使前期系数携带处理效应信息而丧失检验平行趋势的能力。由于本文样本中存在145个从未处理城市，相对时点虚拟变量之和对这些城市恒为零，共线性仅需一个归一化约束即可解除；两类估计量均采用同一基期，因而图1两个面板的纵向刻度直接可比。由于距政策实施较远的相对时点上可利用的城市数量迅速减少，本文对两端相对时点作分箱处理，即以</w:t>
+        <w:t xml:space="preserve">=−1）为基期并将其系数约束为零，其余各期系数因而度量相对于该基期的差异。之所以选择处理前一期而非处理当期，是因为处理前一期是各队列最后一个可观测到未处理潜在结果的时期；若改以处理当期为基期，则即便平行趋势与无预期效应均成立，各期系数也不再度量效应水平而只度量相对于即时效应的增量，且全部前期系数将系统性地收敛于即时效应的相反数而非零，从而使前期系数联合为零的检验在不存在预趋势时仍被拒绝。由于本文样本中存在145个从未处理城市，相对时点虚拟变量之和对这些城市恒为零，共线性仅需一个归一化约束即可解除；两类估计量均采用同一基期，因而图1两个面板的纵向刻度直接可比。由于距政策实施较远的相对时点上可利用的城市数量迅速减少（进入估计的处理城市数由</w:t>
       </w:r>
       <w:r>
         <w:rPr>
@@ -6428,7 +6428,7 @@
         <w:t xml:space="preserve">e</w:t>
       </w:r>
       <w:r>
-        <w:t xml:space="preserve">≤−5与</w:t>
+        <w:t xml:space="preserve">=−2至</w:t>
       </w:r>
       <w:r>
         <w:rPr>
@@ -6438,7 +6438,157 @@
         <w:t xml:space="preserve">e</w:t>
       </w:r>
       <w:r>
-        <w:t xml:space="preserve">≥6分别汇总更早与更晚的观测，以避免端点系数因样本过少而失真。需要强调的是，基期系数取零系由识别约束所致，本身并不构成平行趋势成立的证据，平行趋势的判定只能依据</w:t>
+        <w:t xml:space="preserve">=2的138个降至</w:t>
+      </w:r>
+      <w:r>
+        <w:rPr>
+          <w:iCs/>
+          <w:i/>
+        </w:rPr>
+        <w:t xml:space="preserve">e</w:t>
+      </w:r>
+      <w:r>
+        <w:t xml:space="preserve">=6的52个），本文对两端相对时点作分箱处理，即以</w:t>
+      </w:r>
+      <w:r>
+        <w:rPr>
+          <w:iCs/>
+          <w:i/>
+        </w:rPr>
+        <w:t xml:space="preserve">e</w:t>
+      </w:r>
+      <w:r>
+        <w:t xml:space="preserve">≤−5与</w:t>
+      </w:r>
+      <w:r>
+        <w:rPr>
+          <w:iCs/>
+          <w:i/>
+        </w:rPr>
+        <w:t xml:space="preserve">e</w:t>
+      </w:r>
+      <w:r>
+        <w:t xml:space="preserve">≥6分别汇总更早与更晚的观测，以避免端点系数因样本过少而失真；两端点的系数因而是相应区间内的平均效应，不能解读为某一单期的效应。分箱的无害性以箱内各相对期处理效应相同为充分条件，本文对该条件作过度识别检验：左端</w:t>
+      </w:r>
+      <w:r>
+        <w:rPr>
+          <w:iCs/>
+          <w:i/>
+        </w:rPr>
+        <w:t xml:space="preserve">H</w:t>
+      </w:r>
+      <w:r>
+        <w:t xml:space="preserve">₀：</w:t>
+      </w:r>
+      <w:r>
+        <w:rPr>
+          <w:iCs/>
+          <w:i/>
+        </w:rPr>
+        <w:t xml:space="preserve">θ</w:t>
+      </w:r>
+      <w:r>
+        <w:t xml:space="preserve">(</w:t>
+      </w:r>
+      <w:r>
+        <w:rPr>
+          <w:iCs/>
+          <w:i/>
+        </w:rPr>
+        <w:t xml:space="preserve">e</w:t>
+      </w:r>
+      <w:r>
+        <w:t xml:space="preserve">≤−5)=</w:t>
+      </w:r>
+      <w:r>
+        <w:rPr>
+          <w:iCs/>
+          <w:i/>
+        </w:rPr>
+        <w:t xml:space="preserve">θ</w:t>
+      </w:r>
+      <w:r>
+        <w:t xml:space="preserve">(</w:t>
+      </w:r>
+      <w:r>
+        <w:rPr>
+          <w:iCs/>
+          <w:i/>
+        </w:rPr>
+        <w:t xml:space="preserve">e</w:t>
+      </w:r>
+      <w:r>
+        <w:t xml:space="preserve">=−4)的统计量为0.0613（</w:t>
+      </w:r>
+      <w:r>
+        <w:rPr>
+          <w:iCs/>
+          <w:i/>
+        </w:rPr>
+        <w:t xml:space="preserve">P</w:t>
+      </w:r>
+      <w:r>
+        <w:t xml:space="preserve">=0.8045），右端</w:t>
+      </w:r>
+      <w:r>
+        <w:rPr>
+          <w:iCs/>
+          <w:i/>
+        </w:rPr>
+        <w:t xml:space="preserve">H</w:t>
+      </w:r>
+      <w:r>
+        <w:t xml:space="preserve">₀：</w:t>
+      </w:r>
+      <w:r>
+        <w:rPr>
+          <w:iCs/>
+          <w:i/>
+        </w:rPr>
+        <w:t xml:space="preserve">θ</w:t>
+      </w:r>
+      <w:r>
+        <w:t xml:space="preserve">(</w:t>
+      </w:r>
+      <w:r>
+        <w:rPr>
+          <w:iCs/>
+          <w:i/>
+        </w:rPr>
+        <w:t xml:space="preserve">e</w:t>
+      </w:r>
+      <w:r>
+        <w:t xml:space="preserve">≥6)=</w:t>
+      </w:r>
+      <w:r>
+        <w:rPr>
+          <w:iCs/>
+          <w:i/>
+        </w:rPr>
+        <w:t xml:space="preserve">θ</w:t>
+      </w:r>
+      <w:r>
+        <w:t xml:space="preserve">(</w:t>
+      </w:r>
+      <w:r>
+        <w:rPr>
+          <w:iCs/>
+          <w:i/>
+        </w:rPr>
+        <w:t xml:space="preserve">e</w:t>
+      </w:r>
+      <w:r>
+        <w:t xml:space="preserve">=5)的统计量为0.2026（</w:t>
+      </w:r>
+      <w:r>
+        <w:rPr>
+          <w:iCs/>
+          <w:i/>
+        </w:rPr>
+        <w:t xml:space="preserve">P</w:t>
+      </w:r>
+      <w:r>
+        <w:t xml:space="preserve">=0.6526），均不能拒绝，分箱设定得到支持。需要强调的是，基期系数取零系由识别约束所致，本身并不构成平行趋势成立的证据，平行趋势的判定只能依据</w:t>
       </w:r>
       <w:r>
         <w:rPr>
@@ -6496,7 +6646,7 @@
         <w:t xml:space="preserve">[19]</w:t>
       </w:r>
       <w:r>
-        <w:t xml:space="preserve">提出的sup-t一致置信带（图中阴影区域），其临界值在两个面板中分别为2.7376与2.8394，可用于对整条系数路径作同时推断；前期各期的一致置信带同样全部覆盖零。上述三类证据一致表明，处理组与对照组在政策实施前不存在系统性的趋势差异，平行趋势假设成立。</w:t>
+        <w:t xml:space="preserve">提出的sup-t一致置信带（图中阴影区域），其临界值在两个面板中分别为2.7376与2.8599，可用于对整条系数路径作同时推断；前期各期的一致置信带同样全部覆盖零。上述三类证据一致表明，处理组与对照组在政策实施前不存在系统性的趋势差异，平行趋势假设成立。</w:t>
       </w:r>
     </w:p>
     <w:p>
@@ -6505,7 +6655,7 @@
         <w:spacing w:before="0" w:after="0"/>
       </w:pPr>
       <w:r>
-        <w:t xml:space="preserve">就动态效应而言，政策实施当年的效应为0.0180，在5%的水平上显著；此后效应逐年增强，第1年至第3年依次为0.0320、0.0396与0.0351，第4年至第6年稳定在0.0440—0.0479之间，且均在1%的水平上显著。图1（b）给出的Callaway-Sant’Anna双重稳健估计呈现相同形态：前期各期系数同样不显著，政策实施后由0.0151逐步上升至0.0388—0.0448。两类估计量均以</w:t>
+        <w:t xml:space="preserve">就动态效应而言，政策实施当年的效应为0.0180，在5%的水平上显著；此后效应逐年增强，第1年至第3年依次为0.0320、0.0396与0.0351，第4年至第6年稳定在0.0440—0.0479之间，且均在1%的水平上显著。图1（b）给出的Callaway-Sant’Anna双重稳健估计呈现相同形态：前期各期系数同样不显著，政策实施后由0.0151逐步上升，第4年达到峰值0.0448，其后回落至0.0346—0.0388。两类估计量均以</w:t>
       </w:r>
       <w:r>
         <w:rPr>
@@ -6588,7 +6738,7 @@
         <w:t xml:space="preserve">e</w:t>
       </w:r>
       <w:r>
-        <w:t xml:space="preserve">=−1为基期（以空心标记标示），其系数按识别约束设为零；两端为分箱估计，</w:t>
+        <w:t xml:space="preserve">=0为平台上线当年；</w:t>
       </w:r>
       <w:r>
         <w:rPr>
@@ -6598,7 +6748,17 @@
         <w:t xml:space="preserve">e</w:t>
       </w:r>
       <w:r>
-        <w:t xml:space="preserve">≤−5与</w:t>
+        <w:t xml:space="preserve">=−1为基期（以空心标记标示），其系数按识别约束归一化为零，故不报告置信区间；两面板均采用同一基期，图（b）对处理前后各期统一以</w:t>
+      </w:r>
+      <w:r>
+        <w:rPr>
+          <w:iCs/>
+          <w:i/>
+        </w:rPr>
+        <w:t xml:space="preserve">g</w:t>
+      </w:r>
+      <w:r>
+        <w:t xml:space="preserve">−1为参照期。</w:t>
       </w:r>
       <w:r>
         <w:rPr>
@@ -6608,7 +6768,37 @@
         <w:t xml:space="preserve">e</w:t>
       </w:r>
       <w:r>
-        <w:t xml:space="preserve">≥6分别汇总更早与更晚的相对时点；误差棒为基于城市层面聚类稳健标准误的95%逐期置信区间，浅色带为95%的sup-t一致置信带，该带在基期处断开；竖虚线标示政策实施时点，其左侧灰色区域为政策实施前区间。</w:t>
+        <w:t xml:space="preserve">≤−5与</w:t>
+      </w:r>
+      <w:r>
+        <w:rPr>
+          <w:iCs/>
+          <w:i/>
+        </w:rPr>
+        <w:t xml:space="preserve">e</w:t>
+      </w:r>
+      <w:r>
+        <w:t xml:space="preserve">≥6为分箱端点，表示相应区间内的平均效应，不可解读为单期效应。纵轴为对城市绿色全要素生产率的估计效应，</w:t>
+      </w:r>
+      <w:r>
+        <w:rPr>
+          <w:iCs/>
+          <w:i/>
+        </w:rPr>
+        <w:t xml:space="preserve">e</w:t>
+      </w:r>
+      <w:r>
+        <w:t xml:space="preserve">=−1时处理组均值为1.0638。误差棒为逐期95%置信区间，浅色带为95%的sup-t一致置信带，后者刻画整条事件时间路径的精度，该带在基期处断开。水平实线为零线；竖虚线位于</w:t>
+      </w:r>
+      <w:r>
+        <w:rPr>
+          <w:iCs/>
+          <w:i/>
+        </w:rPr>
+        <w:t xml:space="preserve">e</w:t>
+      </w:r>
+      <w:r>
+        <w:t xml:space="preserve">=−0.5，表示处理前后的分界，其左侧灰色区域为政策实施前区间。两面板均控制城市与年份固定效应及2.2节所列控制变量，标准误在城市层面聚类（聚类数为283）。</w:t>
       </w:r>
     </w:p>
     <w:bookmarkEnd w:id="33"/>
